--- a/textile webpage sample.docx
+++ b/textile webpage sample.docx
@@ -3,23 +3,1631 @@
 <w:document xmlns:wpc="http://schemas.microsoft.com/office/word/2010/wordprocessingCanvas" xmlns:cx="http://schemas.microsoft.com/office/drawing/2014/chartex" xmlns:cx1="http://schemas.microsoft.com/office/drawing/2015/9/8/chartex" xmlns:cx2="http://schemas.microsoft.com/office/drawing/2015/10/21/chartex" xmlns:cx3="http://schemas.microsoft.com/office/drawing/2016/5/9/chartex" xmlns:cx4="http://schemas.microsoft.com/office/drawing/2016/5/10/chartex" xmlns:cx5="http://schemas.microsoft.com/office/drawing/2016/5/11/chartex" xmlns:cx6="http://schemas.microsoft.com/office/drawing/2016/5/12/chartex" xmlns:cx7="http://schemas.microsoft.com/office/drawing/2016/5/13/chartex" xmlns:cx8="http://schemas.microsoft.com/office/drawing/2016/5/14/chartex" xmlns:mc="http://schemas.openxmlformats.org/markup-compatibility/2006" xmlns:aink="http://schemas.microsoft.com/office/drawing/2016/ink" xmlns:am3d="http://schemas.microsoft.com/office/drawing/2017/model3d" xmlns:o="urn:schemas-microsoft-com:office:office" xmlns:oel="http://schemas.microsoft.com/office/2019/extlst" xmlns:r="http://schemas.openxmlformats.org/officeDocument/2006/relationships" xmlns:m="http://schemas.openxmlformats.org/officeDocument/2006/math" xmlns:v="urn:schemas-microsoft-com:vml" xmlns:wp14="http://schemas.microsoft.com/office/word/2010/wordprocessingDrawing" xmlns:wp="http://schemas.openxmlformats.org/drawingml/2006/wordprocessingDrawing" xmlns:w10="urn:schemas-microsoft-com:office:word" xmlns:w="http://schemas.openxmlformats.org/wordprocessingml/2006/main" xmlns:w14="http://schemas.microsoft.com/office/word/2010/wordml" xmlns:w15="http://schemas.microsoft.com/office/word/2012/wordml" xmlns:w16cei="http://schemas.microsoft.com/office/word/2026/wordml/cei" xmlns:w16cex="http://schemas.microsoft.com/office/word/2018/wordml/cex" xmlns:w16cid="http://schemas.microsoft.com/office/word/2016/wordml/cid" xmlns:w16="http://schemas.microsoft.com/office/word/2018/wordml" xmlns:w16du="http://schemas.microsoft.com/office/word/2023/wordml/word16du" xmlns:w16sdtdh="http://schemas.microsoft.com/office/word/2020/wordml/sdtdatahash" xmlns:w16sdtfl="http://schemas.microsoft.com/office/word/2024/wordml/sdtformatlock" xmlns:w16se="http://schemas.microsoft.com/office/word/2015/wordml/symex" xmlns:wpg="http://schemas.microsoft.com/office/word/2010/wordprocessingGroup" xmlns:wpi="http://schemas.microsoft.com/office/word/2010/wordprocessingInk" xmlns:wne="http://schemas.microsoft.com/office/word/2006/wordml" xmlns:wps="http://schemas.microsoft.com/office/word/2010/wordprocessingShape" mc:Ignorable="w14 w15 w16se w16cid w16 w16cex w16sdtdh w16sdtfl w16du wp14">
   <w:body>
     <w:p>
-      <w:r>
-        <w:rPr>
+      <w:pPr>
+        <w:jc w:val="center"/>
+        <w:rPr>
+          <w:rFonts w:ascii="Times New Roman" w:hAnsi="Times New Roman" w:cs="Times New Roman"/>
+          <w:b/>
+          <w:bCs/>
+          <w:sz w:val="44"/>
+          <w:szCs w:val="44"/>
+        </w:rPr>
+      </w:pPr>
+      <w:r>
+        <w:rPr>
+          <w:rFonts w:ascii="Times New Roman" w:hAnsi="Times New Roman" w:cs="Times New Roman"/>
+          <w:b/>
+          <w:bCs/>
+          <w:sz w:val="44"/>
+          <w:szCs w:val="44"/>
+        </w:rPr>
+        <w:t>PROJECT TITLE:</w:t>
+      </w:r>
+    </w:p>
+    <w:p>
+      <w:pPr>
+        <w:jc w:val="center"/>
+        <w:rPr>
+          <w:rFonts w:ascii="Times New Roman" w:hAnsi="Times New Roman" w:cs="Times New Roman"/>
+          <w:b/>
+          <w:bCs/>
+          <w:color w:val="EE0000"/>
+          <w:sz w:val="44"/>
+          <w:szCs w:val="44"/>
+        </w:rPr>
+      </w:pPr>
+      <w:r>
+        <w:rPr>
+          <w:rFonts w:ascii="Times New Roman" w:hAnsi="Times New Roman" w:cs="Times New Roman"/>
+          <w:b/>
+          <w:bCs/>
+          <w:color w:val="EE0000"/>
+          <w:sz w:val="44"/>
+          <w:szCs w:val="44"/>
+        </w:rPr>
+        <w:t>“</w:t>
+      </w:r>
+      <w:r>
+        <w:rPr>
+          <w:rFonts w:ascii="Times New Roman" w:hAnsi="Times New Roman" w:cs="Times New Roman"/>
+          <w:b/>
+          <w:bCs/>
+          <w:color w:val="EE0000"/>
+          <w:sz w:val="44"/>
+          <w:szCs w:val="44"/>
+        </w:rPr>
+        <w:t>Textile Brand – Apparel &amp; Textiles E-Commerce Website</w:t>
+      </w:r>
+      <w:r>
+        <w:rPr>
+          <w:rFonts w:ascii="Times New Roman" w:hAnsi="Times New Roman" w:cs="Times New Roman"/>
+          <w:b/>
+          <w:bCs/>
+          <w:color w:val="EE0000"/>
+          <w:sz w:val="44"/>
+          <w:szCs w:val="44"/>
+        </w:rPr>
+        <w:t>”</w:t>
+      </w:r>
+    </w:p>
+    <w:p>
+      <w:pPr>
+        <w:jc w:val="center"/>
+        <w:rPr>
+          <w:b/>
+          <w:bCs/>
+          <w:color w:val="EE0000"/>
+          <w:sz w:val="40"/>
+          <w:szCs w:val="40"/>
+        </w:rPr>
+      </w:pPr>
+    </w:p>
+    <w:p>
+      <w:pPr>
+        <w:jc w:val="center"/>
+        <w:rPr>
+          <w:b/>
+          <w:bCs/>
+          <w:color w:val="EE0000"/>
+          <w:sz w:val="40"/>
+          <w:szCs w:val="40"/>
+        </w:rPr>
+      </w:pPr>
+    </w:p>
+    <w:p>
+      <w:pPr>
+        <w:spacing w:line="360" w:lineRule="auto"/>
+        <w:rPr>
+          <w:rFonts w:ascii="Times New Roman" w:hAnsi="Times New Roman" w:cs="Times New Roman"/>
+          <w:color w:val="000000" w:themeColor="text1"/>
+          <w:sz w:val="36"/>
+          <w:szCs w:val="36"/>
+        </w:rPr>
+      </w:pPr>
+      <w:r>
+        <w:rPr>
+          <w:rFonts w:ascii="Times New Roman" w:hAnsi="Times New Roman" w:cs="Times New Roman"/>
+          <w:b/>
+          <w:bCs/>
+          <w:color w:val="000000" w:themeColor="text1"/>
+          <w:sz w:val="36"/>
+          <w:szCs w:val="36"/>
+        </w:rPr>
+        <w:t xml:space="preserve">Internship: </w:t>
+      </w:r>
+      <w:r>
+        <w:rPr>
+          <w:rFonts w:ascii="Times New Roman" w:hAnsi="Times New Roman" w:cs="Times New Roman"/>
+          <w:color w:val="000000" w:themeColor="text1"/>
+          <w:sz w:val="36"/>
+          <w:szCs w:val="36"/>
+        </w:rPr>
+        <w:t>Junior Web Developer – Apparel &amp; Textiles</w:t>
+      </w:r>
+      <w:r>
+        <w:rPr>
+          <w:rFonts w:ascii="Times New Roman" w:hAnsi="Times New Roman" w:cs="Times New Roman"/>
+          <w:b/>
+          <w:bCs/>
+          <w:color w:val="000000" w:themeColor="text1"/>
+          <w:sz w:val="36"/>
+          <w:szCs w:val="36"/>
+        </w:rPr>
+        <w:br/>
+        <w:t xml:space="preserve">Task: Week 2 – </w:t>
+      </w:r>
+      <w:r>
+        <w:rPr>
+          <w:rFonts w:ascii="Times New Roman" w:hAnsi="Times New Roman" w:cs="Times New Roman"/>
+          <w:color w:val="000000" w:themeColor="text1"/>
+          <w:sz w:val="36"/>
+          <w:szCs w:val="36"/>
+        </w:rPr>
+        <w:t>UI/UX Design and Wireframe Development</w:t>
+      </w:r>
+      <w:r>
+        <w:rPr>
+          <w:rFonts w:ascii="Times New Roman" w:hAnsi="Times New Roman" w:cs="Times New Roman"/>
+          <w:b/>
+          <w:bCs/>
+          <w:color w:val="000000" w:themeColor="text1"/>
+          <w:sz w:val="36"/>
+          <w:szCs w:val="36"/>
+        </w:rPr>
+        <w:br/>
+        <w:t xml:space="preserve">Student Name: </w:t>
+      </w:r>
+      <w:r>
+        <w:rPr>
+          <w:rFonts w:ascii="Times New Roman" w:hAnsi="Times New Roman" w:cs="Times New Roman"/>
+          <w:color w:val="000000" w:themeColor="text1"/>
+          <w:sz w:val="36"/>
+          <w:szCs w:val="36"/>
+        </w:rPr>
+        <w:t>Devesh Roy</w:t>
+      </w:r>
+      <w:r>
+        <w:rPr>
+          <w:rFonts w:ascii="Times New Roman" w:hAnsi="Times New Roman" w:cs="Times New Roman"/>
+          <w:b/>
+          <w:bCs/>
+          <w:color w:val="000000" w:themeColor="text1"/>
+          <w:sz w:val="36"/>
+          <w:szCs w:val="36"/>
+        </w:rPr>
+        <w:br/>
+        <w:t xml:space="preserve">Institution: </w:t>
+      </w:r>
+      <w:r>
+        <w:rPr>
+          <w:rFonts w:ascii="Times New Roman" w:hAnsi="Times New Roman" w:cs="Times New Roman"/>
+          <w:color w:val="000000" w:themeColor="text1"/>
+          <w:sz w:val="36"/>
+          <w:szCs w:val="36"/>
+        </w:rPr>
+        <w:t>Dayananda Sagar Academy of Technology and Management (DSATM)</w:t>
+      </w:r>
+    </w:p>
+    <w:p>
+      <w:pPr>
+        <w:spacing w:line="360" w:lineRule="auto"/>
+        <w:rPr>
+          <w:rFonts w:ascii="Times New Roman" w:hAnsi="Times New Roman" w:cs="Times New Roman"/>
+          <w:color w:val="000000" w:themeColor="text1"/>
+          <w:sz w:val="36"/>
+          <w:szCs w:val="36"/>
+        </w:rPr>
+      </w:pPr>
+    </w:p>
+    <w:p>
+      <w:pPr>
+        <w:spacing w:line="360" w:lineRule="auto"/>
+        <w:rPr>
+          <w:rFonts w:ascii="Times New Roman" w:hAnsi="Times New Roman" w:cs="Times New Roman"/>
+          <w:color w:val="000000" w:themeColor="text1"/>
+          <w:sz w:val="36"/>
+          <w:szCs w:val="36"/>
+        </w:rPr>
+      </w:pPr>
+    </w:p>
+    <w:p>
+      <w:pPr>
+        <w:spacing w:line="360" w:lineRule="auto"/>
+        <w:rPr>
+          <w:rFonts w:ascii="Times New Roman" w:hAnsi="Times New Roman" w:cs="Times New Roman"/>
+          <w:color w:val="000000" w:themeColor="text1"/>
+          <w:sz w:val="36"/>
+          <w:szCs w:val="36"/>
+        </w:rPr>
+      </w:pPr>
+    </w:p>
+    <w:p>
+      <w:pPr>
+        <w:spacing w:line="360" w:lineRule="auto"/>
+        <w:rPr>
+          <w:rFonts w:ascii="Times New Roman" w:hAnsi="Times New Roman" w:cs="Times New Roman"/>
+          <w:color w:val="000000" w:themeColor="text1"/>
+          <w:sz w:val="36"/>
+          <w:szCs w:val="36"/>
+        </w:rPr>
+      </w:pPr>
+    </w:p>
+    <w:p>
+      <w:pPr>
+        <w:spacing w:line="360" w:lineRule="auto"/>
+        <w:rPr>
+          <w:rFonts w:ascii="Times New Roman" w:hAnsi="Times New Roman" w:cs="Times New Roman"/>
+          <w:color w:val="000000" w:themeColor="text1"/>
+          <w:sz w:val="36"/>
+          <w:szCs w:val="36"/>
+        </w:rPr>
+      </w:pPr>
+    </w:p>
+    <w:p>
+      <w:pPr>
+        <w:spacing w:line="360" w:lineRule="auto"/>
+        <w:rPr>
+          <w:rFonts w:ascii="Times New Roman" w:hAnsi="Times New Roman" w:cs="Times New Roman"/>
+          <w:color w:val="000000" w:themeColor="text1"/>
+          <w:sz w:val="36"/>
+          <w:szCs w:val="36"/>
+        </w:rPr>
+      </w:pPr>
+    </w:p>
+    <w:p>
+      <w:pPr>
+        <w:spacing w:line="360" w:lineRule="auto"/>
+        <w:rPr>
+          <w:rFonts w:ascii="Times New Roman" w:hAnsi="Times New Roman" w:cs="Times New Roman"/>
+          <w:color w:val="000000" w:themeColor="text1"/>
+          <w:sz w:val="36"/>
+          <w:szCs w:val="36"/>
+        </w:rPr>
+      </w:pPr>
+    </w:p>
+    <w:p>
+      <w:pPr>
+        <w:spacing w:line="360" w:lineRule="auto"/>
+        <w:rPr>
+          <w:rFonts w:ascii="Times New Roman" w:hAnsi="Times New Roman" w:cs="Times New Roman"/>
+          <w:color w:val="000000" w:themeColor="text1"/>
+          <w:sz w:val="36"/>
+          <w:szCs w:val="36"/>
+        </w:rPr>
+      </w:pPr>
+    </w:p>
+    <w:p>
+      <w:pPr>
+        <w:spacing w:line="360" w:lineRule="auto"/>
+        <w:rPr>
+          <w:rFonts w:ascii="Times New Roman" w:hAnsi="Times New Roman" w:cs="Times New Roman"/>
+          <w:color w:val="000000" w:themeColor="text1"/>
+          <w:sz w:val="36"/>
+          <w:szCs w:val="36"/>
+        </w:rPr>
+      </w:pPr>
+    </w:p>
+    <w:p>
+      <w:pPr>
+        <w:spacing w:line="360" w:lineRule="auto"/>
+        <w:jc w:val="center"/>
+        <w:rPr>
+          <w:rFonts w:ascii="Times New Roman" w:hAnsi="Times New Roman" w:cs="Times New Roman"/>
+          <w:b/>
+          <w:bCs/>
+          <w:color w:val="000000" w:themeColor="text1"/>
+          <w:sz w:val="36"/>
+          <w:szCs w:val="36"/>
+        </w:rPr>
+      </w:pPr>
+      <w:r>
+        <w:rPr>
+          <w:rFonts w:ascii="Times New Roman" w:hAnsi="Times New Roman" w:cs="Times New Roman"/>
+          <w:b/>
+          <w:bCs/>
+          <w:color w:val="000000" w:themeColor="text1"/>
+          <w:sz w:val="36"/>
+          <w:szCs w:val="36"/>
+        </w:rPr>
+        <w:lastRenderedPageBreak/>
+        <w:t>INTRODUCTION</w:t>
+      </w:r>
+    </w:p>
+    <w:p>
+      <w:pPr>
+        <w:spacing w:line="360" w:lineRule="auto"/>
+        <w:jc w:val="both"/>
+        <w:rPr>
+          <w:rFonts w:ascii="Times New Roman" w:hAnsi="Times New Roman" w:cs="Times New Roman"/>
+          <w:color w:val="000000" w:themeColor="text1"/>
+          <w:sz w:val="28"/>
+          <w:szCs w:val="28"/>
+        </w:rPr>
+      </w:pPr>
+      <w:r>
+        <w:rPr>
+          <w:rFonts w:ascii="Times New Roman" w:hAnsi="Times New Roman" w:cs="Times New Roman"/>
+          <w:color w:val="000000" w:themeColor="text1"/>
+          <w:sz w:val="28"/>
+          <w:szCs w:val="28"/>
+        </w:rPr>
+        <w:t>The objective of this week's task was to convert the strategic planning completed during Week 1 into practical UI/UX concepts for an apparel and textiles e-commerce website. The design focuses on creating a simple, attractive, and user-friendly shopping experience where customers can easily discover products, view product information, add items to their cart, and complete their purchase.</w:t>
+      </w:r>
+    </w:p>
+    <w:p>
+      <w:pPr>
+        <w:spacing w:line="360" w:lineRule="auto"/>
+        <w:jc w:val="both"/>
+        <w:rPr>
+          <w:rFonts w:ascii="Times New Roman" w:hAnsi="Times New Roman" w:cs="Times New Roman"/>
+          <w:color w:val="000000" w:themeColor="text1"/>
+          <w:sz w:val="28"/>
+          <w:szCs w:val="28"/>
+        </w:rPr>
+      </w:pPr>
+      <w:r>
+        <w:rPr>
+          <w:rFonts w:ascii="Times New Roman" w:hAnsi="Times New Roman" w:cs="Times New Roman"/>
+          <w:color w:val="000000" w:themeColor="text1"/>
+          <w:sz w:val="28"/>
+          <w:szCs w:val="28"/>
+        </w:rPr>
+        <w:t xml:space="preserve">The website was designed under the name </w:t>
+      </w:r>
+      <w:r>
+        <w:rPr>
+          <w:rFonts w:ascii="Times New Roman" w:hAnsi="Times New Roman" w:cs="Times New Roman"/>
+          <w:b/>
+          <w:bCs/>
+          <w:color w:val="000000" w:themeColor="text1"/>
+          <w:sz w:val="28"/>
+          <w:szCs w:val="28"/>
+        </w:rPr>
+        <w:t>Textile Brand</w:t>
+      </w:r>
+      <w:r>
+        <w:rPr>
+          <w:rFonts w:ascii="Times New Roman" w:hAnsi="Times New Roman" w:cs="Times New Roman"/>
+          <w:color w:val="000000" w:themeColor="text1"/>
+          <w:sz w:val="28"/>
+          <w:szCs w:val="28"/>
+        </w:rPr>
+        <w:t>, with a clean and modern visual identity. Five major screens were developed to represent the main customer journey: Home Page, Men's Collection Page, Product Detail Page, Checkout Flow, and supporting footer/navigation components.</w:t>
+      </w:r>
+    </w:p>
+    <w:p>
+      <w:pPr>
+        <w:spacing w:line="360" w:lineRule="auto"/>
+        <w:jc w:val="both"/>
+        <w:rPr>
+          <w:rFonts w:ascii="Times New Roman" w:hAnsi="Times New Roman" w:cs="Times New Roman"/>
+          <w:color w:val="000000" w:themeColor="text1"/>
+          <w:sz w:val="28"/>
+          <w:szCs w:val="28"/>
+        </w:rPr>
+      </w:pPr>
+      <w:r>
+        <w:rPr>
+          <w:rFonts w:ascii="Times New Roman" w:hAnsi="Times New Roman" w:cs="Times New Roman"/>
+          <w:color w:val="000000" w:themeColor="text1"/>
+          <w:sz w:val="28"/>
+          <w:szCs w:val="28"/>
+        </w:rPr>
+        <w:t>The wireframes were designed using Canva and follow a consistent beige and brown colo</w:t>
+      </w:r>
+      <w:r>
+        <w:rPr>
+          <w:rFonts w:ascii="Times New Roman" w:hAnsi="Times New Roman" w:cs="Times New Roman"/>
+          <w:color w:val="000000" w:themeColor="text1"/>
+          <w:sz w:val="28"/>
+          <w:szCs w:val="28"/>
+        </w:rPr>
+        <w:t>u</w:t>
+      </w:r>
+      <w:r>
+        <w:rPr>
+          <w:rFonts w:ascii="Times New Roman" w:hAnsi="Times New Roman" w:cs="Times New Roman"/>
+          <w:color w:val="000000" w:themeColor="text1"/>
+          <w:sz w:val="28"/>
+          <w:szCs w:val="28"/>
+        </w:rPr>
+        <w:t>r palette. The layouts use clear navigation, product cards, pricing information, filters, buttons, and checkout elements to demonstrate how the final website could function.</w:t>
+      </w:r>
+    </w:p>
+    <w:p>
+      <w:pPr>
+        <w:spacing w:line="360" w:lineRule="auto"/>
+        <w:jc w:val="both"/>
+        <w:rPr>
+          <w:rFonts w:ascii="Times New Roman" w:hAnsi="Times New Roman" w:cs="Times New Roman"/>
+          <w:color w:val="000000" w:themeColor="text1"/>
+          <w:sz w:val="28"/>
+          <w:szCs w:val="28"/>
+        </w:rPr>
+      </w:pPr>
+    </w:p>
+    <w:p>
+      <w:pPr>
+        <w:spacing w:line="360" w:lineRule="auto"/>
+        <w:jc w:val="center"/>
+        <w:rPr>
+          <w:rFonts w:ascii="Times New Roman" w:hAnsi="Times New Roman" w:cs="Times New Roman"/>
+          <w:b/>
+          <w:bCs/>
+          <w:color w:val="000000" w:themeColor="text1"/>
+          <w:sz w:val="36"/>
+          <w:szCs w:val="36"/>
+        </w:rPr>
+      </w:pPr>
+      <w:r>
+        <w:rPr>
+          <w:rFonts w:ascii="Times New Roman" w:hAnsi="Times New Roman" w:cs="Times New Roman"/>
+          <w:b/>
+          <w:bCs/>
+          <w:color w:val="000000" w:themeColor="text1"/>
+          <w:sz w:val="36"/>
+          <w:szCs w:val="36"/>
+        </w:rPr>
+        <w:t>DESIGN OBJECTIVES</w:t>
+      </w:r>
+    </w:p>
+    <w:p>
+      <w:pPr>
+        <w:spacing w:line="360" w:lineRule="auto"/>
+        <w:jc w:val="both"/>
+        <w:rPr>
+          <w:rFonts w:ascii="Times New Roman" w:hAnsi="Times New Roman" w:cs="Times New Roman"/>
+          <w:color w:val="000000" w:themeColor="text1"/>
+          <w:sz w:val="28"/>
+          <w:szCs w:val="28"/>
+        </w:rPr>
+      </w:pPr>
+      <w:r>
+        <w:rPr>
+          <w:rFonts w:ascii="Times New Roman" w:hAnsi="Times New Roman" w:cs="Times New Roman"/>
+          <w:color w:val="000000" w:themeColor="text1"/>
+          <w:sz w:val="28"/>
+          <w:szCs w:val="28"/>
+        </w:rPr>
+        <w:t>The main objectives of the UI/UX design were:</w:t>
+      </w:r>
+    </w:p>
+    <w:p>
+      <w:pPr>
+        <w:numPr>
+          <w:ilvl w:val="0"/>
+          <w:numId w:val="1"/>
+        </w:numPr>
+        <w:spacing w:line="360" w:lineRule="auto"/>
+        <w:jc w:val="both"/>
+        <w:rPr>
+          <w:rFonts w:ascii="Times New Roman" w:hAnsi="Times New Roman" w:cs="Times New Roman"/>
+          <w:color w:val="000000" w:themeColor="text1"/>
+          <w:sz w:val="28"/>
+          <w:szCs w:val="28"/>
+        </w:rPr>
+      </w:pPr>
+      <w:r>
+        <w:rPr>
+          <w:rFonts w:ascii="Times New Roman" w:hAnsi="Times New Roman" w:cs="Times New Roman"/>
+          <w:color w:val="000000" w:themeColor="text1"/>
+          <w:sz w:val="28"/>
+          <w:szCs w:val="28"/>
+        </w:rPr>
+        <w:t>To create a simple and intuitive shopping interface.</w:t>
+      </w:r>
+    </w:p>
+    <w:p>
+      <w:pPr>
+        <w:numPr>
+          <w:ilvl w:val="0"/>
+          <w:numId w:val="1"/>
+        </w:numPr>
+        <w:spacing w:line="360" w:lineRule="auto"/>
+        <w:jc w:val="both"/>
+        <w:rPr>
+          <w:rFonts w:ascii="Times New Roman" w:hAnsi="Times New Roman" w:cs="Times New Roman"/>
+          <w:color w:val="000000" w:themeColor="text1"/>
+          <w:sz w:val="28"/>
+          <w:szCs w:val="28"/>
+        </w:rPr>
+      </w:pPr>
+      <w:r>
+        <w:rPr>
+          <w:rFonts w:ascii="Times New Roman" w:hAnsi="Times New Roman" w:cs="Times New Roman"/>
+          <w:color w:val="000000" w:themeColor="text1"/>
+          <w:sz w:val="28"/>
+          <w:szCs w:val="28"/>
+        </w:rPr>
+        <w:t>To make products easy to discover and compare.</w:t>
+      </w:r>
+    </w:p>
+    <w:p>
+      <w:pPr>
+        <w:numPr>
+          <w:ilvl w:val="0"/>
+          <w:numId w:val="1"/>
+        </w:numPr>
+        <w:spacing w:line="360" w:lineRule="auto"/>
+        <w:jc w:val="both"/>
+        <w:rPr>
+          <w:rFonts w:ascii="Times New Roman" w:hAnsi="Times New Roman" w:cs="Times New Roman"/>
+          <w:color w:val="000000" w:themeColor="text1"/>
+          <w:sz w:val="28"/>
+          <w:szCs w:val="28"/>
+        </w:rPr>
+      </w:pPr>
+      <w:r>
+        <w:rPr>
+          <w:rFonts w:ascii="Times New Roman" w:hAnsi="Times New Roman" w:cs="Times New Roman"/>
+          <w:color w:val="000000" w:themeColor="text1"/>
+          <w:sz w:val="28"/>
+          <w:szCs w:val="28"/>
+        </w:rPr>
+        <w:t>To provide clear product information before purchase.</w:t>
+      </w:r>
+    </w:p>
+    <w:p>
+      <w:pPr>
+        <w:numPr>
+          <w:ilvl w:val="0"/>
+          <w:numId w:val="1"/>
+        </w:numPr>
+        <w:spacing w:line="360" w:lineRule="auto"/>
+        <w:jc w:val="both"/>
+        <w:rPr>
+          <w:rFonts w:ascii="Times New Roman" w:hAnsi="Times New Roman" w:cs="Times New Roman"/>
+          <w:color w:val="000000" w:themeColor="text1"/>
+          <w:sz w:val="28"/>
+          <w:szCs w:val="28"/>
+        </w:rPr>
+      </w:pPr>
+      <w:r>
+        <w:rPr>
+          <w:rFonts w:ascii="Times New Roman" w:hAnsi="Times New Roman" w:cs="Times New Roman"/>
+          <w:color w:val="000000" w:themeColor="text1"/>
+          <w:sz w:val="28"/>
+          <w:szCs w:val="28"/>
+        </w:rPr>
+        <w:t>To create a smooth navigation flow between different pages.</w:t>
+      </w:r>
+    </w:p>
+    <w:p>
+      <w:pPr>
+        <w:numPr>
+          <w:ilvl w:val="0"/>
+          <w:numId w:val="1"/>
+        </w:numPr>
+        <w:spacing w:line="360" w:lineRule="auto"/>
+        <w:jc w:val="both"/>
+        <w:rPr>
+          <w:rFonts w:ascii="Times New Roman" w:hAnsi="Times New Roman" w:cs="Times New Roman"/>
+          <w:color w:val="000000" w:themeColor="text1"/>
+          <w:sz w:val="28"/>
+          <w:szCs w:val="28"/>
+        </w:rPr>
+      </w:pPr>
+      <w:r>
+        <w:rPr>
+          <w:rFonts w:ascii="Times New Roman" w:hAnsi="Times New Roman" w:cs="Times New Roman"/>
+          <w:color w:val="000000" w:themeColor="text1"/>
+          <w:sz w:val="28"/>
+          <w:szCs w:val="28"/>
+        </w:rPr>
+        <w:t>To maintain consistent branding throughout the website.</w:t>
+      </w:r>
+    </w:p>
+    <w:p>
+      <w:pPr>
+        <w:numPr>
+          <w:ilvl w:val="0"/>
+          <w:numId w:val="1"/>
+        </w:numPr>
+        <w:spacing w:line="360" w:lineRule="auto"/>
+        <w:jc w:val="both"/>
+        <w:rPr>
+          <w:rFonts w:ascii="Times New Roman" w:hAnsi="Times New Roman" w:cs="Times New Roman"/>
+          <w:color w:val="000000" w:themeColor="text1"/>
+          <w:sz w:val="28"/>
+          <w:szCs w:val="28"/>
+        </w:rPr>
+      </w:pPr>
+      <w:r>
+        <w:rPr>
+          <w:rFonts w:ascii="Times New Roman" w:hAnsi="Times New Roman" w:cs="Times New Roman"/>
+          <w:color w:val="000000" w:themeColor="text1"/>
+          <w:sz w:val="28"/>
+          <w:szCs w:val="28"/>
+        </w:rPr>
+        <w:t>To make important actions such as “Add to Cart” and “Buy Now” clearly visible.</w:t>
+      </w:r>
+    </w:p>
+    <w:p>
+      <w:pPr>
+        <w:numPr>
+          <w:ilvl w:val="0"/>
+          <w:numId w:val="1"/>
+        </w:numPr>
+        <w:spacing w:line="360" w:lineRule="auto"/>
+        <w:jc w:val="both"/>
+        <w:rPr>
+          <w:rFonts w:ascii="Times New Roman" w:hAnsi="Times New Roman" w:cs="Times New Roman"/>
+          <w:color w:val="000000" w:themeColor="text1"/>
+          <w:sz w:val="28"/>
+          <w:szCs w:val="28"/>
+        </w:rPr>
+      </w:pPr>
+      <w:r>
+        <w:rPr>
+          <w:rFonts w:ascii="Times New Roman" w:hAnsi="Times New Roman" w:cs="Times New Roman"/>
+          <w:color w:val="000000" w:themeColor="text1"/>
+          <w:sz w:val="28"/>
+          <w:szCs w:val="28"/>
+        </w:rPr>
+        <w:lastRenderedPageBreak/>
+        <w:t>To provide a simple and understandable checkout process.</w:t>
+      </w:r>
+    </w:p>
+    <w:p>
+      <w:pPr>
+        <w:numPr>
+          <w:ilvl w:val="0"/>
+          <w:numId w:val="1"/>
+        </w:numPr>
+        <w:spacing w:line="360" w:lineRule="auto"/>
+        <w:jc w:val="both"/>
+        <w:rPr>
+          <w:rFonts w:ascii="Times New Roman" w:hAnsi="Times New Roman" w:cs="Times New Roman"/>
+          <w:color w:val="000000" w:themeColor="text1"/>
+          <w:sz w:val="28"/>
+          <w:szCs w:val="28"/>
+        </w:rPr>
+      </w:pPr>
+      <w:r>
+        <w:rPr>
+          <w:rFonts w:ascii="Times New Roman" w:hAnsi="Times New Roman" w:cs="Times New Roman"/>
+          <w:color w:val="000000" w:themeColor="text1"/>
+          <w:sz w:val="28"/>
+          <w:szCs w:val="28"/>
+        </w:rPr>
+        <w:t>To consider usability and accessibility while designing the interface.</w:t>
+      </w:r>
+    </w:p>
+    <w:p>
+      <w:pPr>
+        <w:spacing w:line="360" w:lineRule="auto"/>
+        <w:ind w:left="360"/>
+        <w:jc w:val="both"/>
+        <w:rPr>
+          <w:rFonts w:ascii="Times New Roman" w:hAnsi="Times New Roman" w:cs="Times New Roman"/>
+          <w:color w:val="000000" w:themeColor="text1"/>
+          <w:sz w:val="28"/>
+          <w:szCs w:val="28"/>
+        </w:rPr>
+      </w:pPr>
+    </w:p>
+    <w:p>
+      <w:pPr>
+        <w:spacing w:line="360" w:lineRule="auto"/>
+        <w:jc w:val="center"/>
+        <w:rPr>
+          <w:rFonts w:ascii="Times New Roman" w:hAnsi="Times New Roman" w:cs="Times New Roman"/>
+          <w:b/>
+          <w:bCs/>
+          <w:color w:val="000000" w:themeColor="text1"/>
+          <w:sz w:val="36"/>
+          <w:szCs w:val="36"/>
+        </w:rPr>
+      </w:pPr>
+      <w:r>
+        <w:rPr>
+          <w:rFonts w:ascii="Times New Roman" w:hAnsi="Times New Roman" w:cs="Times New Roman"/>
+          <w:b/>
+          <w:bCs/>
+          <w:color w:val="000000" w:themeColor="text1"/>
+          <w:sz w:val="36"/>
+          <w:szCs w:val="36"/>
+        </w:rPr>
+        <w:t>DESIGN CONCEPT AND BRANDING</w:t>
+      </w:r>
+    </w:p>
+    <w:p>
+      <w:pPr>
+        <w:spacing w:line="360" w:lineRule="auto"/>
+        <w:jc w:val="both"/>
+        <w:rPr>
+          <w:rFonts w:ascii="Times New Roman" w:hAnsi="Times New Roman" w:cs="Times New Roman"/>
+          <w:color w:val="000000" w:themeColor="text1"/>
+          <w:sz w:val="28"/>
+          <w:szCs w:val="28"/>
+        </w:rPr>
+      </w:pPr>
+      <w:r>
+        <w:rPr>
+          <w:rFonts w:ascii="Times New Roman" w:hAnsi="Times New Roman" w:cs="Times New Roman"/>
+          <w:color w:val="000000" w:themeColor="text1"/>
+          <w:sz w:val="28"/>
+          <w:szCs w:val="28"/>
+        </w:rPr>
+        <w:t xml:space="preserve">The website uses a minimal and modern textile-inspired visual style. A soft beige background was selected as the primary background </w:t>
+      </w:r>
+      <w:proofErr w:type="spellStart"/>
+      <w:r>
+        <w:rPr>
+          <w:rFonts w:ascii="Times New Roman" w:hAnsi="Times New Roman" w:cs="Times New Roman"/>
+          <w:color w:val="000000" w:themeColor="text1"/>
+          <w:sz w:val="28"/>
+          <w:szCs w:val="28"/>
+        </w:rPr>
+        <w:t>color</w:t>
+      </w:r>
+      <w:proofErr w:type="spellEnd"/>
+      <w:r>
+        <w:rPr>
+          <w:rFonts w:ascii="Times New Roman" w:hAnsi="Times New Roman" w:cs="Times New Roman"/>
+          <w:color w:val="000000" w:themeColor="text1"/>
+          <w:sz w:val="28"/>
+          <w:szCs w:val="28"/>
+        </w:rPr>
+        <w:t xml:space="preserve"> to create a warm and comfortable appearance. Dark brown is used for headings, buttons, icons, and important interface elements.</w:t>
+      </w:r>
+    </w:p>
+    <w:p>
+      <w:pPr>
+        <w:spacing w:line="360" w:lineRule="auto"/>
+        <w:jc w:val="both"/>
+        <w:rPr>
+          <w:rFonts w:ascii="Times New Roman" w:hAnsi="Times New Roman" w:cs="Times New Roman"/>
+          <w:color w:val="000000" w:themeColor="text1"/>
+          <w:sz w:val="28"/>
+          <w:szCs w:val="28"/>
+        </w:rPr>
+      </w:pPr>
+      <w:r>
+        <w:rPr>
+          <w:rFonts w:ascii="Times New Roman" w:hAnsi="Times New Roman" w:cs="Times New Roman"/>
+          <w:color w:val="000000" w:themeColor="text1"/>
+          <w:sz w:val="28"/>
+          <w:szCs w:val="28"/>
+        </w:rPr>
+        <w:t>The design follows consistent spacing, rounded cards, simple icons, and clean typography. This helps maintain visual consistency between the different pages.</w:t>
+      </w:r>
+    </w:p>
+    <w:p>
+      <w:pPr>
+        <w:spacing w:line="360" w:lineRule="auto"/>
+        <w:jc w:val="both"/>
+        <w:rPr>
+          <w:rFonts w:ascii="Times New Roman" w:hAnsi="Times New Roman" w:cs="Times New Roman"/>
+          <w:b/>
+          <w:bCs/>
+          <w:color w:val="000000" w:themeColor="text1"/>
+          <w:sz w:val="28"/>
+          <w:szCs w:val="28"/>
+        </w:rPr>
+      </w:pPr>
+      <w:r>
+        <w:rPr>
+          <w:rFonts w:ascii="Times New Roman" w:hAnsi="Times New Roman" w:cs="Times New Roman"/>
+          <w:b/>
+          <w:bCs/>
+          <w:color w:val="000000" w:themeColor="text1"/>
+          <w:sz w:val="28"/>
+          <w:szCs w:val="28"/>
+        </w:rPr>
+        <w:t>Colo</w:t>
+      </w:r>
+      <w:r>
+        <w:rPr>
+          <w:rFonts w:ascii="Times New Roman" w:hAnsi="Times New Roman" w:cs="Times New Roman"/>
+          <w:b/>
+          <w:bCs/>
+          <w:color w:val="000000" w:themeColor="text1"/>
+          <w:sz w:val="28"/>
+          <w:szCs w:val="28"/>
+        </w:rPr>
+        <w:t>u</w:t>
+      </w:r>
+      <w:r>
+        <w:rPr>
+          <w:rFonts w:ascii="Times New Roman" w:hAnsi="Times New Roman" w:cs="Times New Roman"/>
+          <w:b/>
+          <w:bCs/>
+          <w:color w:val="000000" w:themeColor="text1"/>
+          <w:sz w:val="28"/>
+          <w:szCs w:val="28"/>
+        </w:rPr>
+        <w:t>r Scheme</w:t>
+      </w:r>
+    </w:p>
+    <w:p>
+      <w:pPr>
+        <w:numPr>
+          <w:ilvl w:val="0"/>
+          <w:numId w:val="2"/>
+        </w:numPr>
+        <w:spacing w:line="360" w:lineRule="auto"/>
+        <w:jc w:val="both"/>
+        <w:rPr>
+          <w:rFonts w:ascii="Times New Roman" w:hAnsi="Times New Roman" w:cs="Times New Roman"/>
+          <w:color w:val="000000" w:themeColor="text1"/>
+          <w:sz w:val="28"/>
+          <w:szCs w:val="28"/>
+        </w:rPr>
+      </w:pPr>
+      <w:r>
+        <w:rPr>
+          <w:rFonts w:ascii="Times New Roman" w:hAnsi="Times New Roman" w:cs="Times New Roman"/>
+          <w:b/>
+          <w:bCs/>
+          <w:color w:val="000000" w:themeColor="text1"/>
+          <w:sz w:val="28"/>
+          <w:szCs w:val="28"/>
+        </w:rPr>
+        <w:t>Primary Background:</w:t>
+      </w:r>
+      <w:r>
+        <w:rPr>
+          <w:rFonts w:ascii="Times New Roman" w:hAnsi="Times New Roman" w:cs="Times New Roman"/>
+          <w:color w:val="000000" w:themeColor="text1"/>
+          <w:sz w:val="28"/>
+          <w:szCs w:val="28"/>
+        </w:rPr>
+        <w:t xml:space="preserve"> Soft Beige</w:t>
+      </w:r>
+    </w:p>
+    <w:p>
+      <w:pPr>
+        <w:numPr>
+          <w:ilvl w:val="0"/>
+          <w:numId w:val="2"/>
+        </w:numPr>
+        <w:spacing w:line="360" w:lineRule="auto"/>
+        <w:jc w:val="both"/>
+        <w:rPr>
+          <w:rFonts w:ascii="Times New Roman" w:hAnsi="Times New Roman" w:cs="Times New Roman"/>
+          <w:color w:val="000000" w:themeColor="text1"/>
+          <w:sz w:val="28"/>
+          <w:szCs w:val="28"/>
+        </w:rPr>
+      </w:pPr>
+      <w:r>
+        <w:rPr>
+          <w:rFonts w:ascii="Times New Roman" w:hAnsi="Times New Roman" w:cs="Times New Roman"/>
+          <w:b/>
+          <w:bCs/>
+          <w:color w:val="000000" w:themeColor="text1"/>
+          <w:sz w:val="28"/>
+          <w:szCs w:val="28"/>
+        </w:rPr>
+        <w:t>Secondary Background:</w:t>
+      </w:r>
+      <w:r>
+        <w:rPr>
+          <w:rFonts w:ascii="Times New Roman" w:hAnsi="Times New Roman" w:cs="Times New Roman"/>
+          <w:color w:val="000000" w:themeColor="text1"/>
+          <w:sz w:val="28"/>
+          <w:szCs w:val="28"/>
+        </w:rPr>
+        <w:t xml:space="preserve"> Cream</w:t>
+      </w:r>
+    </w:p>
+    <w:p>
+      <w:pPr>
+        <w:numPr>
+          <w:ilvl w:val="0"/>
+          <w:numId w:val="2"/>
+        </w:numPr>
+        <w:spacing w:line="360" w:lineRule="auto"/>
+        <w:jc w:val="both"/>
+        <w:rPr>
+          <w:rFonts w:ascii="Times New Roman" w:hAnsi="Times New Roman" w:cs="Times New Roman"/>
+          <w:color w:val="000000" w:themeColor="text1"/>
+          <w:sz w:val="28"/>
+          <w:szCs w:val="28"/>
+        </w:rPr>
+      </w:pPr>
+      <w:r>
+        <w:rPr>
+          <w:rFonts w:ascii="Times New Roman" w:hAnsi="Times New Roman" w:cs="Times New Roman"/>
+          <w:b/>
+          <w:bCs/>
+          <w:color w:val="000000" w:themeColor="text1"/>
+          <w:sz w:val="28"/>
+          <w:szCs w:val="28"/>
+        </w:rPr>
+        <w:t>Primary Accent:</w:t>
+      </w:r>
+      <w:r>
+        <w:rPr>
+          <w:rFonts w:ascii="Times New Roman" w:hAnsi="Times New Roman" w:cs="Times New Roman"/>
+          <w:color w:val="000000" w:themeColor="text1"/>
+          <w:sz w:val="28"/>
+          <w:szCs w:val="28"/>
+        </w:rPr>
+        <w:t xml:space="preserve"> Dark Brown</w:t>
+      </w:r>
+    </w:p>
+    <w:p>
+      <w:pPr>
+        <w:numPr>
+          <w:ilvl w:val="0"/>
+          <w:numId w:val="2"/>
+        </w:numPr>
+        <w:spacing w:line="360" w:lineRule="auto"/>
+        <w:jc w:val="both"/>
+        <w:rPr>
+          <w:rFonts w:ascii="Times New Roman" w:hAnsi="Times New Roman" w:cs="Times New Roman"/>
+          <w:color w:val="000000" w:themeColor="text1"/>
+          <w:sz w:val="28"/>
+          <w:szCs w:val="28"/>
+        </w:rPr>
+      </w:pPr>
+      <w:r>
+        <w:rPr>
+          <w:rFonts w:ascii="Times New Roman" w:hAnsi="Times New Roman" w:cs="Times New Roman"/>
+          <w:b/>
+          <w:bCs/>
+          <w:color w:val="000000" w:themeColor="text1"/>
+          <w:sz w:val="28"/>
+          <w:szCs w:val="28"/>
+        </w:rPr>
+        <w:t>Text:</w:t>
+      </w:r>
+      <w:r>
+        <w:rPr>
+          <w:rFonts w:ascii="Times New Roman" w:hAnsi="Times New Roman" w:cs="Times New Roman"/>
+          <w:color w:val="000000" w:themeColor="text1"/>
+          <w:sz w:val="28"/>
+          <w:szCs w:val="28"/>
+        </w:rPr>
+        <w:t xml:space="preserve"> Dark Brown / Black</w:t>
+      </w:r>
+    </w:p>
+    <w:p>
+      <w:pPr>
+        <w:numPr>
+          <w:ilvl w:val="0"/>
+          <w:numId w:val="2"/>
+        </w:numPr>
+        <w:spacing w:line="360" w:lineRule="auto"/>
+        <w:jc w:val="both"/>
+        <w:rPr>
+          <w:rFonts w:ascii="Times New Roman" w:hAnsi="Times New Roman" w:cs="Times New Roman"/>
+          <w:color w:val="000000" w:themeColor="text1"/>
+          <w:sz w:val="28"/>
+          <w:szCs w:val="28"/>
+        </w:rPr>
+      </w:pPr>
+      <w:r>
+        <w:rPr>
+          <w:rFonts w:ascii="Times New Roman" w:hAnsi="Times New Roman" w:cs="Times New Roman"/>
+          <w:b/>
+          <w:bCs/>
+          <w:color w:val="000000" w:themeColor="text1"/>
+          <w:sz w:val="28"/>
+          <w:szCs w:val="28"/>
+        </w:rPr>
+        <w:t>Cards:</w:t>
+      </w:r>
+      <w:r>
+        <w:rPr>
+          <w:rFonts w:ascii="Times New Roman" w:hAnsi="Times New Roman" w:cs="Times New Roman"/>
+          <w:color w:val="000000" w:themeColor="text1"/>
+          <w:sz w:val="28"/>
+          <w:szCs w:val="28"/>
+        </w:rPr>
+        <w:t xml:space="preserve"> Light Cream</w:t>
+      </w:r>
+    </w:p>
+    <w:p>
+      <w:pPr>
+        <w:numPr>
+          <w:ilvl w:val="0"/>
+          <w:numId w:val="2"/>
+        </w:numPr>
+        <w:spacing w:line="360" w:lineRule="auto"/>
+        <w:jc w:val="both"/>
+        <w:rPr>
+          <w:rFonts w:ascii="Times New Roman" w:hAnsi="Times New Roman" w:cs="Times New Roman"/>
+          <w:color w:val="000000" w:themeColor="text1"/>
+          <w:sz w:val="28"/>
+          <w:szCs w:val="28"/>
+        </w:rPr>
+      </w:pPr>
+      <w:r>
+        <w:rPr>
+          <w:rFonts w:ascii="Times New Roman" w:hAnsi="Times New Roman" w:cs="Times New Roman"/>
+          <w:b/>
+          <w:bCs/>
+          <w:color w:val="000000" w:themeColor="text1"/>
+          <w:sz w:val="28"/>
+          <w:szCs w:val="28"/>
+        </w:rPr>
+        <w:t>Buttons:</w:t>
+      </w:r>
+      <w:r>
+        <w:rPr>
+          <w:rFonts w:ascii="Times New Roman" w:hAnsi="Times New Roman" w:cs="Times New Roman"/>
+          <w:color w:val="000000" w:themeColor="text1"/>
+          <w:sz w:val="28"/>
+          <w:szCs w:val="28"/>
+        </w:rPr>
+        <w:t xml:space="preserve"> Dark Brown with light text</w:t>
+      </w:r>
+    </w:p>
+    <w:p>
+      <w:pPr>
+        <w:spacing w:line="360" w:lineRule="auto"/>
+        <w:jc w:val="both"/>
+        <w:rPr>
+          <w:rFonts w:ascii="Times New Roman" w:hAnsi="Times New Roman" w:cs="Times New Roman"/>
+          <w:b/>
+          <w:bCs/>
+          <w:color w:val="000000" w:themeColor="text1"/>
+          <w:sz w:val="28"/>
+          <w:szCs w:val="28"/>
+        </w:rPr>
+      </w:pPr>
+      <w:r>
+        <w:rPr>
+          <w:rFonts w:ascii="Times New Roman" w:hAnsi="Times New Roman" w:cs="Times New Roman"/>
+          <w:b/>
+          <w:bCs/>
+          <w:color w:val="000000" w:themeColor="text1"/>
+          <w:sz w:val="28"/>
+          <w:szCs w:val="28"/>
+        </w:rPr>
+        <w:t>Typography</w:t>
+      </w:r>
+    </w:p>
+    <w:p>
+      <w:pPr>
+        <w:spacing w:line="360" w:lineRule="auto"/>
+        <w:jc w:val="both"/>
+        <w:rPr>
+          <w:rFonts w:ascii="Times New Roman" w:hAnsi="Times New Roman" w:cs="Times New Roman"/>
+          <w:color w:val="000000" w:themeColor="text1"/>
+          <w:sz w:val="28"/>
+          <w:szCs w:val="28"/>
+        </w:rPr>
+      </w:pPr>
+      <w:r>
+        <w:rPr>
+          <w:rFonts w:ascii="Times New Roman" w:hAnsi="Times New Roman" w:cs="Times New Roman"/>
+          <w:color w:val="000000" w:themeColor="text1"/>
+          <w:sz w:val="28"/>
+          <w:szCs w:val="28"/>
+        </w:rPr>
+        <w:t>A clean and readable sans-serif typography style is used throughout the interface. Larger and bold headings are used for page titles, while smaller regular text is used for descriptions, prices, navigation links, and supporting information.</w:t>
+      </w:r>
+    </w:p>
+    <w:p>
+      <w:pPr>
+        <w:spacing w:line="360" w:lineRule="auto"/>
+        <w:jc w:val="both"/>
+        <w:rPr>
+          <w:rFonts w:ascii="Times New Roman" w:hAnsi="Times New Roman" w:cs="Times New Roman"/>
+          <w:color w:val="000000" w:themeColor="text1"/>
+          <w:sz w:val="28"/>
+          <w:szCs w:val="28"/>
+        </w:rPr>
+      </w:pPr>
+    </w:p>
+    <w:p>
+      <w:pPr>
+        <w:spacing w:line="360" w:lineRule="auto"/>
+        <w:jc w:val="both"/>
+        <w:rPr>
+          <w:rFonts w:ascii="Times New Roman" w:hAnsi="Times New Roman" w:cs="Times New Roman"/>
+          <w:color w:val="000000" w:themeColor="text1"/>
+          <w:sz w:val="28"/>
+          <w:szCs w:val="28"/>
+        </w:rPr>
+      </w:pPr>
+    </w:p>
+    <w:p>
+      <w:pPr>
+        <w:spacing w:line="360" w:lineRule="auto"/>
+        <w:jc w:val="center"/>
+        <w:rPr>
+          <w:rFonts w:ascii="Times New Roman" w:hAnsi="Times New Roman" w:cs="Times New Roman"/>
+          <w:b/>
+          <w:bCs/>
+          <w:color w:val="000000" w:themeColor="text1"/>
+          <w:sz w:val="36"/>
+          <w:szCs w:val="36"/>
+        </w:rPr>
+      </w:pPr>
+      <w:r>
+        <w:rPr>
+          <w:rFonts w:ascii="Times New Roman" w:hAnsi="Times New Roman" w:cs="Times New Roman"/>
+          <w:b/>
+          <w:bCs/>
+          <w:color w:val="000000" w:themeColor="text1"/>
+          <w:sz w:val="36"/>
+          <w:szCs w:val="36"/>
+        </w:rPr>
+        <w:lastRenderedPageBreak/>
+        <w:t>HOME PAGE WIREFRAME</w:t>
+      </w:r>
+    </w:p>
+    <w:p>
+      <w:pPr>
+        <w:spacing w:line="360" w:lineRule="auto"/>
+        <w:jc w:val="both"/>
+        <w:rPr>
+          <w:rFonts w:ascii="Times New Roman" w:hAnsi="Times New Roman" w:cs="Times New Roman"/>
+          <w:b/>
+          <w:bCs/>
+          <w:color w:val="000000" w:themeColor="text1"/>
+          <w:sz w:val="28"/>
+          <w:szCs w:val="28"/>
+        </w:rPr>
+      </w:pPr>
+      <w:r>
+        <w:rPr>
+          <w:rFonts w:ascii="Times New Roman" w:hAnsi="Times New Roman" w:cs="Times New Roman"/>
+          <w:b/>
+          <w:bCs/>
+          <w:color w:val="000000" w:themeColor="text1"/>
+          <w:sz w:val="28"/>
+          <w:szCs w:val="28"/>
+        </w:rPr>
+        <w:t>4.1 Purpose</w:t>
+      </w:r>
+    </w:p>
+    <w:p>
+      <w:pPr>
+        <w:spacing w:line="360" w:lineRule="auto"/>
+        <w:jc w:val="both"/>
+        <w:rPr>
+          <w:rFonts w:ascii="Times New Roman" w:hAnsi="Times New Roman" w:cs="Times New Roman"/>
+          <w:color w:val="000000" w:themeColor="text1"/>
+          <w:sz w:val="28"/>
+          <w:szCs w:val="28"/>
+        </w:rPr>
+      </w:pPr>
+      <w:r>
+        <w:rPr>
+          <w:rFonts w:ascii="Times New Roman" w:hAnsi="Times New Roman" w:cs="Times New Roman"/>
+          <w:color w:val="000000" w:themeColor="text1"/>
+          <w:sz w:val="28"/>
+          <w:szCs w:val="28"/>
+        </w:rPr>
+        <w:t>The Home Page is designed as the main entry point of the website. Its purpose is to introduce the brand, showcase new collections, and direct users toward available products.</w:t>
+      </w:r>
+    </w:p>
+    <w:p>
+      <w:pPr>
+        <w:spacing w:line="360" w:lineRule="auto"/>
+        <w:jc w:val="both"/>
+        <w:rPr>
+          <w:rFonts w:ascii="Times New Roman" w:hAnsi="Times New Roman" w:cs="Times New Roman"/>
+          <w:b/>
+          <w:bCs/>
+          <w:color w:val="000000" w:themeColor="text1"/>
+          <w:sz w:val="28"/>
+          <w:szCs w:val="28"/>
+        </w:rPr>
+      </w:pPr>
+      <w:r>
+        <w:rPr>
+          <w:rFonts w:ascii="Times New Roman" w:hAnsi="Times New Roman" w:cs="Times New Roman"/>
+          <w:b/>
+          <w:bCs/>
+          <w:color w:val="000000" w:themeColor="text1"/>
+          <w:sz w:val="28"/>
+          <w:szCs w:val="28"/>
+        </w:rPr>
+        <w:t>4.2 Main Components</w:t>
+      </w:r>
+    </w:p>
+    <w:p>
+      <w:pPr>
+        <w:spacing w:line="360" w:lineRule="auto"/>
+        <w:jc w:val="both"/>
+        <w:rPr>
+          <w:rFonts w:ascii="Times New Roman" w:hAnsi="Times New Roman" w:cs="Times New Roman"/>
+          <w:color w:val="000000" w:themeColor="text1"/>
+          <w:sz w:val="28"/>
+          <w:szCs w:val="28"/>
+        </w:rPr>
+      </w:pPr>
+      <w:r>
+        <w:rPr>
+          <w:rFonts w:ascii="Times New Roman" w:hAnsi="Times New Roman" w:cs="Times New Roman"/>
+          <w:color w:val="000000" w:themeColor="text1"/>
+          <w:sz w:val="28"/>
+          <w:szCs w:val="28"/>
+        </w:rPr>
+        <w:t>The Home Page contains:</w:t>
+      </w:r>
+    </w:p>
+    <w:p>
+      <w:pPr>
+        <w:numPr>
+          <w:ilvl w:val="0"/>
+          <w:numId w:val="3"/>
+        </w:numPr>
+        <w:spacing w:line="360" w:lineRule="auto"/>
+        <w:jc w:val="both"/>
+        <w:rPr>
+          <w:rFonts w:ascii="Times New Roman" w:hAnsi="Times New Roman" w:cs="Times New Roman"/>
+          <w:color w:val="000000" w:themeColor="text1"/>
+          <w:sz w:val="28"/>
+          <w:szCs w:val="28"/>
+        </w:rPr>
+      </w:pPr>
+      <w:r>
+        <w:rPr>
+          <w:rFonts w:ascii="Times New Roman" w:hAnsi="Times New Roman" w:cs="Times New Roman"/>
+          <w:color w:val="000000" w:themeColor="text1"/>
+          <w:sz w:val="28"/>
+          <w:szCs w:val="28"/>
+        </w:rPr>
+        <w:t>Textile Brand logo</w:t>
+      </w:r>
+    </w:p>
+    <w:p>
+      <w:pPr>
+        <w:numPr>
+          <w:ilvl w:val="0"/>
+          <w:numId w:val="3"/>
+        </w:numPr>
+        <w:spacing w:line="360" w:lineRule="auto"/>
+        <w:jc w:val="both"/>
+        <w:rPr>
+          <w:rFonts w:ascii="Times New Roman" w:hAnsi="Times New Roman" w:cs="Times New Roman"/>
+          <w:color w:val="000000" w:themeColor="text1"/>
+          <w:sz w:val="28"/>
+          <w:szCs w:val="28"/>
+        </w:rPr>
+      </w:pPr>
+      <w:r>
+        <w:rPr>
+          <w:rFonts w:ascii="Times New Roman" w:hAnsi="Times New Roman" w:cs="Times New Roman"/>
+          <w:color w:val="000000" w:themeColor="text1"/>
+          <w:sz w:val="28"/>
+          <w:szCs w:val="28"/>
+        </w:rPr>
+        <w:t>Main navigation menu</w:t>
+      </w:r>
+    </w:p>
+    <w:p>
+      <w:pPr>
+        <w:numPr>
+          <w:ilvl w:val="0"/>
+          <w:numId w:val="3"/>
+        </w:numPr>
+        <w:spacing w:line="360" w:lineRule="auto"/>
+        <w:jc w:val="both"/>
+        <w:rPr>
+          <w:rFonts w:ascii="Times New Roman" w:hAnsi="Times New Roman" w:cs="Times New Roman"/>
+          <w:color w:val="000000" w:themeColor="text1"/>
+          <w:sz w:val="28"/>
+          <w:szCs w:val="28"/>
+        </w:rPr>
+      </w:pPr>
+      <w:r>
+        <w:rPr>
+          <w:rFonts w:ascii="Times New Roman" w:hAnsi="Times New Roman" w:cs="Times New Roman"/>
+          <w:color w:val="000000" w:themeColor="text1"/>
+          <w:sz w:val="28"/>
+          <w:szCs w:val="28"/>
+        </w:rPr>
+        <w:t>Men, Women, Kids and Custom categories</w:t>
+      </w:r>
+    </w:p>
+    <w:p>
+      <w:pPr>
+        <w:numPr>
+          <w:ilvl w:val="0"/>
+          <w:numId w:val="3"/>
+        </w:numPr>
+        <w:spacing w:line="360" w:lineRule="auto"/>
+        <w:jc w:val="both"/>
+        <w:rPr>
+          <w:rFonts w:ascii="Times New Roman" w:hAnsi="Times New Roman" w:cs="Times New Roman"/>
+          <w:color w:val="000000" w:themeColor="text1"/>
+          <w:sz w:val="28"/>
+          <w:szCs w:val="28"/>
+        </w:rPr>
+      </w:pPr>
+      <w:r>
+        <w:rPr>
+          <w:rFonts w:ascii="Times New Roman" w:hAnsi="Times New Roman" w:cs="Times New Roman"/>
+          <w:color w:val="000000" w:themeColor="text1"/>
+          <w:sz w:val="28"/>
+          <w:szCs w:val="28"/>
+        </w:rPr>
+        <w:t>Search bar</w:t>
+      </w:r>
+    </w:p>
+    <w:p>
+      <w:pPr>
+        <w:numPr>
+          <w:ilvl w:val="0"/>
+          <w:numId w:val="3"/>
+        </w:numPr>
+        <w:spacing w:line="360" w:lineRule="auto"/>
+        <w:jc w:val="both"/>
+        <w:rPr>
+          <w:rFonts w:ascii="Times New Roman" w:hAnsi="Times New Roman" w:cs="Times New Roman"/>
+          <w:color w:val="000000" w:themeColor="text1"/>
+          <w:sz w:val="28"/>
+          <w:szCs w:val="28"/>
+        </w:rPr>
+      </w:pPr>
+      <w:r>
+        <w:rPr>
+          <w:rFonts w:ascii="Times New Roman" w:hAnsi="Times New Roman" w:cs="Times New Roman"/>
+          <w:color w:val="000000" w:themeColor="text1"/>
+          <w:sz w:val="28"/>
+          <w:szCs w:val="28"/>
+        </w:rPr>
+        <w:t>Shopping cart</w:t>
+      </w:r>
+    </w:p>
+    <w:p>
+      <w:pPr>
+        <w:numPr>
+          <w:ilvl w:val="0"/>
+          <w:numId w:val="3"/>
+        </w:numPr>
+        <w:spacing w:line="360" w:lineRule="auto"/>
+        <w:jc w:val="both"/>
+        <w:rPr>
+          <w:rFonts w:ascii="Times New Roman" w:hAnsi="Times New Roman" w:cs="Times New Roman"/>
+          <w:color w:val="000000" w:themeColor="text1"/>
+          <w:sz w:val="28"/>
+          <w:szCs w:val="28"/>
+        </w:rPr>
+      </w:pPr>
+      <w:r>
+        <w:rPr>
+          <w:rFonts w:ascii="Times New Roman" w:hAnsi="Times New Roman" w:cs="Times New Roman"/>
+          <w:color w:val="000000" w:themeColor="text1"/>
+          <w:sz w:val="28"/>
+          <w:szCs w:val="28"/>
+        </w:rPr>
+        <w:t>Hero/banner section</w:t>
+      </w:r>
+    </w:p>
+    <w:p>
+      <w:pPr>
+        <w:numPr>
+          <w:ilvl w:val="0"/>
+          <w:numId w:val="3"/>
+        </w:numPr>
+        <w:spacing w:line="360" w:lineRule="auto"/>
+        <w:jc w:val="both"/>
+        <w:rPr>
+          <w:rFonts w:ascii="Times New Roman" w:hAnsi="Times New Roman" w:cs="Times New Roman"/>
+          <w:color w:val="000000" w:themeColor="text1"/>
+          <w:sz w:val="28"/>
+          <w:szCs w:val="28"/>
+        </w:rPr>
+      </w:pPr>
+      <w:r>
+        <w:rPr>
+          <w:rFonts w:ascii="Times New Roman" w:hAnsi="Times New Roman" w:cs="Times New Roman"/>
+          <w:color w:val="000000" w:themeColor="text1"/>
+          <w:sz w:val="28"/>
+          <w:szCs w:val="28"/>
+        </w:rPr>
+        <w:t>New collection section</w:t>
+      </w:r>
+    </w:p>
+    <w:p>
+      <w:pPr>
+        <w:numPr>
+          <w:ilvl w:val="0"/>
+          <w:numId w:val="3"/>
+        </w:numPr>
+        <w:spacing w:line="360" w:lineRule="auto"/>
+        <w:jc w:val="both"/>
+        <w:rPr>
+          <w:rFonts w:ascii="Times New Roman" w:hAnsi="Times New Roman" w:cs="Times New Roman"/>
+          <w:color w:val="000000" w:themeColor="text1"/>
+          <w:sz w:val="28"/>
+          <w:szCs w:val="28"/>
+        </w:rPr>
+      </w:pPr>
+      <w:r>
+        <w:rPr>
+          <w:rFonts w:ascii="Times New Roman" w:hAnsi="Times New Roman" w:cs="Times New Roman"/>
+          <w:color w:val="000000" w:themeColor="text1"/>
+          <w:sz w:val="28"/>
+          <w:szCs w:val="28"/>
+        </w:rPr>
+        <w:t>Shop Now button</w:t>
+      </w:r>
+    </w:p>
+    <w:p>
+      <w:pPr>
+        <w:numPr>
+          <w:ilvl w:val="0"/>
+          <w:numId w:val="3"/>
+        </w:numPr>
+        <w:spacing w:line="360" w:lineRule="auto"/>
+        <w:jc w:val="both"/>
+        <w:rPr>
+          <w:rFonts w:ascii="Times New Roman" w:hAnsi="Times New Roman" w:cs="Times New Roman"/>
+          <w:color w:val="000000" w:themeColor="text1"/>
+          <w:sz w:val="28"/>
+          <w:szCs w:val="28"/>
+        </w:rPr>
+      </w:pPr>
+      <w:r>
+        <w:rPr>
+          <w:rFonts w:ascii="Times New Roman" w:hAnsi="Times New Roman" w:cs="Times New Roman"/>
+          <w:color w:val="000000" w:themeColor="text1"/>
+          <w:sz w:val="28"/>
+          <w:szCs w:val="28"/>
+        </w:rPr>
+        <w:t>Popular products</w:t>
+      </w:r>
+    </w:p>
+    <w:p>
+      <w:pPr>
+        <w:numPr>
+          <w:ilvl w:val="0"/>
+          <w:numId w:val="3"/>
+        </w:numPr>
+        <w:spacing w:line="360" w:lineRule="auto"/>
+        <w:jc w:val="both"/>
+        <w:rPr>
+          <w:rFonts w:ascii="Times New Roman" w:hAnsi="Times New Roman" w:cs="Times New Roman"/>
+          <w:color w:val="000000" w:themeColor="text1"/>
+          <w:sz w:val="28"/>
+          <w:szCs w:val="28"/>
+        </w:rPr>
+      </w:pPr>
+      <w:r>
+        <w:rPr>
+          <w:rFonts w:ascii="Times New Roman" w:hAnsi="Times New Roman" w:cs="Times New Roman"/>
+          <w:color w:val="000000" w:themeColor="text1"/>
+          <w:sz w:val="28"/>
+          <w:szCs w:val="28"/>
+        </w:rPr>
+        <w:t>Product prices</w:t>
+      </w:r>
+    </w:p>
+    <w:p>
+      <w:pPr>
+        <w:numPr>
+          <w:ilvl w:val="0"/>
+          <w:numId w:val="3"/>
+        </w:numPr>
+        <w:spacing w:line="360" w:lineRule="auto"/>
+        <w:jc w:val="both"/>
+        <w:rPr>
+          <w:rFonts w:ascii="Times New Roman" w:hAnsi="Times New Roman" w:cs="Times New Roman"/>
+          <w:color w:val="000000" w:themeColor="text1"/>
+          <w:sz w:val="28"/>
+          <w:szCs w:val="28"/>
+        </w:rPr>
+      </w:pPr>
+      <w:r>
+        <w:rPr>
+          <w:rFonts w:ascii="Times New Roman" w:hAnsi="Times New Roman" w:cs="Times New Roman"/>
+          <w:color w:val="000000" w:themeColor="text1"/>
+          <w:sz w:val="28"/>
+          <w:szCs w:val="28"/>
+        </w:rPr>
+        <w:t>Add to Cart buttons</w:t>
+      </w:r>
+    </w:p>
+    <w:p>
+      <w:pPr>
+        <w:numPr>
+          <w:ilvl w:val="0"/>
+          <w:numId w:val="3"/>
+        </w:numPr>
+        <w:spacing w:line="360" w:lineRule="auto"/>
+        <w:jc w:val="both"/>
+        <w:rPr>
+          <w:rFonts w:ascii="Times New Roman" w:hAnsi="Times New Roman" w:cs="Times New Roman"/>
+          <w:color w:val="000000" w:themeColor="text1"/>
+          <w:sz w:val="28"/>
+          <w:szCs w:val="28"/>
+        </w:rPr>
+      </w:pPr>
+      <w:r>
+        <w:rPr>
+          <w:rFonts w:ascii="Times New Roman" w:hAnsi="Times New Roman" w:cs="Times New Roman"/>
+          <w:color w:val="000000" w:themeColor="text1"/>
+          <w:sz w:val="28"/>
+          <w:szCs w:val="28"/>
+        </w:rPr>
+        <w:t>Delivery and payment benefits</w:t>
+      </w:r>
+    </w:p>
+    <w:p>
+      <w:pPr>
+        <w:numPr>
+          <w:ilvl w:val="0"/>
+          <w:numId w:val="3"/>
+        </w:numPr>
+        <w:spacing w:line="360" w:lineRule="auto"/>
+        <w:jc w:val="both"/>
+        <w:rPr>
+          <w:rFonts w:ascii="Times New Roman" w:hAnsi="Times New Roman" w:cs="Times New Roman"/>
+          <w:color w:val="000000" w:themeColor="text1"/>
+          <w:sz w:val="28"/>
+          <w:szCs w:val="28"/>
+        </w:rPr>
+      </w:pPr>
+      <w:r>
+        <w:rPr>
+          <w:rFonts w:ascii="Times New Roman" w:hAnsi="Times New Roman" w:cs="Times New Roman"/>
+          <w:color w:val="000000" w:themeColor="text1"/>
+          <w:sz w:val="28"/>
+          <w:szCs w:val="28"/>
+        </w:rPr>
+        <w:t>Footer</w:t>
+      </w:r>
+    </w:p>
+    <w:p>
+      <w:pPr>
+        <w:spacing w:line="360" w:lineRule="auto"/>
+        <w:jc w:val="both"/>
+        <w:rPr>
+          <w:rFonts w:ascii="Times New Roman" w:hAnsi="Times New Roman" w:cs="Times New Roman"/>
+          <w:b/>
+          <w:bCs/>
+          <w:color w:val="000000" w:themeColor="text1"/>
+          <w:sz w:val="28"/>
+          <w:szCs w:val="28"/>
+        </w:rPr>
+      </w:pPr>
+      <w:r>
+        <w:rPr>
+          <w:rFonts w:ascii="Times New Roman" w:hAnsi="Times New Roman" w:cs="Times New Roman"/>
+          <w:b/>
+          <w:bCs/>
+          <w:color w:val="000000" w:themeColor="text1"/>
+          <w:sz w:val="28"/>
+          <w:szCs w:val="28"/>
+        </w:rPr>
+        <w:t>4.3 Design Rationale</w:t>
+      </w:r>
+    </w:p>
+    <w:p>
+      <w:pPr>
+        <w:spacing w:line="360" w:lineRule="auto"/>
+        <w:jc w:val="both"/>
+        <w:rPr>
+          <w:rFonts w:ascii="Times New Roman" w:hAnsi="Times New Roman" w:cs="Times New Roman"/>
+          <w:color w:val="000000" w:themeColor="text1"/>
+          <w:sz w:val="28"/>
+          <w:szCs w:val="28"/>
+        </w:rPr>
+      </w:pPr>
+      <w:r>
+        <w:rPr>
+          <w:rFonts w:ascii="Times New Roman" w:hAnsi="Times New Roman" w:cs="Times New Roman"/>
+          <w:color w:val="000000" w:themeColor="text1"/>
+          <w:sz w:val="28"/>
+          <w:szCs w:val="28"/>
+        </w:rPr>
+        <w:lastRenderedPageBreak/>
+        <w:t>The navigation is positioned at the top so users can quickly access major sections. The hero section attracts attention and introduces the latest collection. Popular products are displayed using simple product cards so customers can quickly compare products and prices.</w:t>
+      </w:r>
+    </w:p>
+    <w:p>
+      <w:pPr>
+        <w:spacing w:line="360" w:lineRule="auto"/>
+        <w:jc w:val="both"/>
+        <w:rPr>
+          <w:rFonts w:ascii="Times New Roman" w:hAnsi="Times New Roman" w:cs="Times New Roman"/>
+          <w:color w:val="000000" w:themeColor="text1"/>
+          <w:sz w:val="28"/>
+          <w:szCs w:val="28"/>
+        </w:rPr>
+      </w:pPr>
+      <w:r>
+        <w:rPr>
+          <w:rFonts w:ascii="Times New Roman" w:hAnsi="Times New Roman" w:cs="Times New Roman"/>
           <w:noProof/>
+          <w:color w:val="000000" w:themeColor="text1"/>
+          <w:sz w:val="28"/>
+          <w:szCs w:val="28"/>
         </w:rPr>
         <w:drawing>
-          <wp:anchor distT="0" distB="0" distL="114300" distR="114300" simplePos="0" relativeHeight="251659264" behindDoc="0" locked="0" layoutInCell="1" allowOverlap="1" wp14:anchorId="05285975" wp14:editId="668008EA">
+          <wp:anchor distT="0" distB="0" distL="114300" distR="114300" simplePos="0" relativeHeight="251651584" behindDoc="0" locked="0" layoutInCell="1" allowOverlap="1" wp14:anchorId="26CA5522" wp14:editId="692175EB">
             <wp:simplePos x="0" y="0"/>
             <wp:positionH relativeFrom="column">
-              <wp:posOffset>-665480</wp:posOffset>
+              <wp:posOffset>-327660</wp:posOffset>
             </wp:positionH>
             <wp:positionV relativeFrom="paragraph">
-              <wp:posOffset>4460875</wp:posOffset>
+              <wp:posOffset>767080</wp:posOffset>
             </wp:positionV>
-            <wp:extent cx="7089775" cy="4211320"/>
-            <wp:effectExtent l="0" t="0" r="0" b="0"/>
+            <wp:extent cx="6619875" cy="4015740"/>
+            <wp:effectExtent l="0" t="0" r="9525" b="3810"/>
             <wp:wrapTopAndBottom/>
-            <wp:docPr id="1461932480" name="Picture 5"/>
+            <wp:docPr id="936840741" name="Picture 1"/>
             <wp:cNvGraphicFramePr>
               <a:graphicFrameLocks xmlns:a="http://schemas.openxmlformats.org/drawingml/2006/main" noChangeAspect="1"/>
             </wp:cNvGraphicFramePr>
@@ -27,190 +1635,7 @@
               <a:graphicData uri="http://schemas.openxmlformats.org/drawingml/2006/picture">
                 <pic:pic xmlns:pic="http://schemas.openxmlformats.org/drawingml/2006/picture">
                   <pic:nvPicPr>
-                    <pic:cNvPr id="1461932480" name="Picture 5"/>
-                    <pic:cNvPicPr/>
-                  </pic:nvPicPr>
-                  <pic:blipFill>
-                    <a:blip r:embed="rId4">
-                      <a:extLst>
-                        <a:ext uri="{28A0092B-C50C-407E-A947-70E740481C1C}">
-                          <a14:useLocalDpi xmlns:a14="http://schemas.microsoft.com/office/drawing/2010/main" val="0"/>
-                        </a:ext>
-                      </a:extLst>
-                    </a:blip>
-                    <a:stretch>
-                      <a:fillRect/>
-                    </a:stretch>
-                  </pic:blipFill>
-                  <pic:spPr>
-                    <a:xfrm>
-                      <a:off x="0" y="0"/>
-                      <a:ext cx="7089775" cy="4211320"/>
-                    </a:xfrm>
-                    <a:prstGeom prst="rect">
-                      <a:avLst/>
-                    </a:prstGeom>
-                  </pic:spPr>
-                </pic:pic>
-              </a:graphicData>
-            </a:graphic>
-            <wp14:sizeRelH relativeFrom="margin">
-              <wp14:pctWidth>0</wp14:pctWidth>
-            </wp14:sizeRelH>
-            <wp14:sizeRelV relativeFrom="margin">
-              <wp14:pctHeight>0</wp14:pctHeight>
-            </wp14:sizeRelV>
-          </wp:anchor>
-        </w:drawing>
-      </w:r>
-      <w:r>
-        <w:rPr>
-          <w:noProof/>
-        </w:rPr>
-        <w:drawing>
-          <wp:anchor distT="0" distB="0" distL="114300" distR="114300" simplePos="0" relativeHeight="251658240" behindDoc="0" locked="0" layoutInCell="1" allowOverlap="1" wp14:anchorId="7BCA4412" wp14:editId="37067EFC">
-            <wp:simplePos x="0" y="0"/>
-            <wp:positionH relativeFrom="page">
-              <wp:posOffset>172374</wp:posOffset>
-            </wp:positionH>
-            <wp:positionV relativeFrom="paragraph">
-              <wp:posOffset>-116</wp:posOffset>
-            </wp:positionV>
-            <wp:extent cx="7117369" cy="4316996"/>
-            <wp:effectExtent l="0" t="0" r="7620" b="7620"/>
-            <wp:wrapTopAndBottom/>
-            <wp:docPr id="585406070" name="Picture 1"/>
-            <wp:cNvGraphicFramePr>
-              <a:graphicFrameLocks xmlns:a="http://schemas.openxmlformats.org/drawingml/2006/main" noChangeAspect="1"/>
-            </wp:cNvGraphicFramePr>
-            <a:graphic xmlns:a="http://schemas.openxmlformats.org/drawingml/2006/main">
-              <a:graphicData uri="http://schemas.openxmlformats.org/drawingml/2006/picture">
-                <pic:pic xmlns:pic="http://schemas.openxmlformats.org/drawingml/2006/picture">
-                  <pic:nvPicPr>
-                    <pic:cNvPr id="585406070" name="Picture 585406070"/>
-                    <pic:cNvPicPr/>
-                  </pic:nvPicPr>
-                  <pic:blipFill>
-                    <a:blip r:embed="rId5">
-                      <a:extLst>
-                        <a:ext uri="{28A0092B-C50C-407E-A947-70E740481C1C}">
-                          <a14:useLocalDpi xmlns:a14="http://schemas.microsoft.com/office/drawing/2010/main" val="0"/>
-                        </a:ext>
-                      </a:extLst>
-                    </a:blip>
-                    <a:stretch>
-                      <a:fillRect/>
-                    </a:stretch>
-                  </pic:blipFill>
-                  <pic:spPr>
-                    <a:xfrm>
-                      <a:off x="0" y="0"/>
-                      <a:ext cx="7117369" cy="4316996"/>
-                    </a:xfrm>
-                    <a:prstGeom prst="rect">
-                      <a:avLst/>
-                    </a:prstGeom>
-                  </pic:spPr>
-                </pic:pic>
-              </a:graphicData>
-            </a:graphic>
-            <wp14:sizeRelH relativeFrom="margin">
-              <wp14:pctWidth>0</wp14:pctWidth>
-            </wp14:sizeRelH>
-            <wp14:sizeRelV relativeFrom="margin">
-              <wp14:pctHeight>0</wp14:pctHeight>
-            </wp14:sizeRelV>
-          </wp:anchor>
-        </w:drawing>
-      </w:r>
-    </w:p>
-    <w:p>
-      <w:r>
-        <w:rPr>
-          <w:noProof/>
-        </w:rPr>
-        <w:lastRenderedPageBreak/>
-        <w:drawing>
-          <wp:anchor distT="0" distB="0" distL="114300" distR="114300" simplePos="0" relativeHeight="251661312" behindDoc="0" locked="0" layoutInCell="1" allowOverlap="1" wp14:anchorId="289DACD8" wp14:editId="52EDDFAD">
-            <wp:simplePos x="0" y="0"/>
-            <wp:positionH relativeFrom="column">
-              <wp:posOffset>-492125</wp:posOffset>
-            </wp:positionH>
-            <wp:positionV relativeFrom="paragraph">
-              <wp:posOffset>4267200</wp:posOffset>
-            </wp:positionV>
-            <wp:extent cx="6946900" cy="4211320"/>
-            <wp:effectExtent l="0" t="0" r="6350" b="0"/>
-            <wp:wrapTopAndBottom/>
-            <wp:docPr id="1116655481" name="Picture 7"/>
-            <wp:cNvGraphicFramePr>
-              <a:graphicFrameLocks xmlns:a="http://schemas.openxmlformats.org/drawingml/2006/main" noChangeAspect="1"/>
-            </wp:cNvGraphicFramePr>
-            <a:graphic xmlns:a="http://schemas.openxmlformats.org/drawingml/2006/main">
-              <a:graphicData uri="http://schemas.openxmlformats.org/drawingml/2006/picture">
-                <pic:pic xmlns:pic="http://schemas.openxmlformats.org/drawingml/2006/picture">
-                  <pic:nvPicPr>
-                    <pic:cNvPr id="1116655481" name="Picture 1116655481"/>
-                    <pic:cNvPicPr/>
-                  </pic:nvPicPr>
-                  <pic:blipFill>
-                    <a:blip r:embed="rId6">
-                      <a:extLst>
-                        <a:ext uri="{28A0092B-C50C-407E-A947-70E740481C1C}">
-                          <a14:useLocalDpi xmlns:a14="http://schemas.microsoft.com/office/drawing/2010/main" val="0"/>
-                        </a:ext>
-                      </a:extLst>
-                    </a:blip>
-                    <a:stretch>
-                      <a:fillRect/>
-                    </a:stretch>
-                  </pic:blipFill>
-                  <pic:spPr>
-                    <a:xfrm>
-                      <a:off x="0" y="0"/>
-                      <a:ext cx="6946900" cy="4211320"/>
-                    </a:xfrm>
-                    <a:prstGeom prst="rect">
-                      <a:avLst/>
-                    </a:prstGeom>
-                  </pic:spPr>
-                </pic:pic>
-              </a:graphicData>
-            </a:graphic>
-            <wp14:sizeRelH relativeFrom="margin">
-              <wp14:pctWidth>0</wp14:pctWidth>
-            </wp14:sizeRelH>
-            <wp14:sizeRelV relativeFrom="margin">
-              <wp14:pctHeight>0</wp14:pctHeight>
-            </wp14:sizeRelV>
-          </wp:anchor>
-        </w:drawing>
-      </w:r>
-      <w:r>
-        <w:rPr>
-          <w:noProof/>
-        </w:rPr>
-        <w:drawing>
-          <wp:anchor distT="0" distB="0" distL="114300" distR="114300" simplePos="0" relativeHeight="251660288" behindDoc="0" locked="0" layoutInCell="1" allowOverlap="1" wp14:anchorId="1B580061" wp14:editId="2F25A6E7">
-            <wp:simplePos x="0" y="0"/>
-            <wp:positionH relativeFrom="column">
-              <wp:posOffset>-408940</wp:posOffset>
-            </wp:positionH>
-            <wp:positionV relativeFrom="paragraph">
-              <wp:posOffset>0</wp:posOffset>
-            </wp:positionV>
-            <wp:extent cx="6725920" cy="4015105"/>
-            <wp:effectExtent l="0" t="0" r="0" b="4445"/>
-            <wp:wrapTopAndBottom/>
-            <wp:docPr id="515891928" name="Picture 6"/>
-            <wp:cNvGraphicFramePr>
-              <a:graphicFrameLocks xmlns:a="http://schemas.openxmlformats.org/drawingml/2006/main" noChangeAspect="1"/>
-            </wp:cNvGraphicFramePr>
-            <a:graphic xmlns:a="http://schemas.openxmlformats.org/drawingml/2006/main">
-              <a:graphicData uri="http://schemas.openxmlformats.org/drawingml/2006/picture">
-                <pic:pic xmlns:pic="http://schemas.openxmlformats.org/drawingml/2006/picture">
-                  <pic:nvPicPr>
-                    <pic:cNvPr id="515891928" name="Picture 515891928"/>
+                    <pic:cNvPr id="936840741" name="Picture 936840741"/>
                     <pic:cNvPicPr/>
                   </pic:nvPicPr>
                   <pic:blipFill>
@@ -228,7 +1653,7 @@
                   <pic:spPr>
                     <a:xfrm>
                       <a:off x="0" y="0"/>
-                      <a:ext cx="6725920" cy="4015105"/>
+                      <a:ext cx="6619875" cy="4015740"/>
                     </a:xfrm>
                     <a:prstGeom prst="rect">
                       <a:avLst/>
@@ -246,8 +1671,2544 @@
           </wp:anchor>
         </w:drawing>
       </w:r>
+      <w:r>
+        <w:rPr>
+          <w:rFonts w:ascii="Times New Roman" w:hAnsi="Times New Roman" w:cs="Times New Roman"/>
+          <w:color w:val="000000" w:themeColor="text1"/>
+          <w:sz w:val="28"/>
+          <w:szCs w:val="28"/>
+        </w:rPr>
+        <w:t>The “Shop Now” and “Add to Cart” buttons are visually prominent to guide users toward purchasing actions.</w:t>
+      </w:r>
+    </w:p>
+    <w:p>
+      <w:pPr>
+        <w:spacing w:line="360" w:lineRule="auto"/>
+        <w:jc w:val="both"/>
+        <w:rPr>
+          <w:rFonts w:ascii="Times New Roman" w:hAnsi="Times New Roman" w:cs="Times New Roman"/>
+          <w:color w:val="000000" w:themeColor="text1"/>
+          <w:sz w:val="28"/>
+          <w:szCs w:val="28"/>
+        </w:rPr>
+      </w:pPr>
+    </w:p>
+    <w:p>
+      <w:pPr>
+        <w:spacing w:line="360" w:lineRule="auto"/>
+        <w:jc w:val="both"/>
+        <w:rPr>
+          <w:rFonts w:ascii="Times New Roman" w:hAnsi="Times New Roman" w:cs="Times New Roman"/>
+          <w:color w:val="000000" w:themeColor="text1"/>
+          <w:sz w:val="28"/>
+          <w:szCs w:val="28"/>
+        </w:rPr>
+      </w:pPr>
+    </w:p>
+    <w:p>
+      <w:pPr>
+        <w:spacing w:line="360" w:lineRule="auto"/>
+        <w:jc w:val="both"/>
+        <w:rPr>
+          <w:rFonts w:ascii="Times New Roman" w:hAnsi="Times New Roman" w:cs="Times New Roman"/>
+          <w:color w:val="000000" w:themeColor="text1"/>
+          <w:sz w:val="28"/>
+          <w:szCs w:val="28"/>
+        </w:rPr>
+      </w:pPr>
+    </w:p>
+    <w:p>
+      <w:pPr>
+        <w:spacing w:line="360" w:lineRule="auto"/>
+        <w:jc w:val="both"/>
+        <w:rPr>
+          <w:rFonts w:ascii="Times New Roman" w:hAnsi="Times New Roman" w:cs="Times New Roman"/>
+          <w:color w:val="000000" w:themeColor="text1"/>
+          <w:sz w:val="28"/>
+          <w:szCs w:val="28"/>
+        </w:rPr>
+      </w:pPr>
+    </w:p>
+    <w:p>
+      <w:pPr>
+        <w:spacing w:line="360" w:lineRule="auto"/>
+        <w:jc w:val="both"/>
+        <w:rPr>
+          <w:rFonts w:ascii="Times New Roman" w:hAnsi="Times New Roman" w:cs="Times New Roman"/>
+          <w:color w:val="000000" w:themeColor="text1"/>
+          <w:sz w:val="28"/>
+          <w:szCs w:val="28"/>
+        </w:rPr>
+      </w:pPr>
+    </w:p>
+    <w:p>
+      <w:pPr>
+        <w:spacing w:line="360" w:lineRule="auto"/>
+        <w:jc w:val="both"/>
+        <w:rPr>
+          <w:rFonts w:ascii="Times New Roman" w:hAnsi="Times New Roman" w:cs="Times New Roman"/>
+          <w:color w:val="000000" w:themeColor="text1"/>
+          <w:sz w:val="28"/>
+          <w:szCs w:val="28"/>
+        </w:rPr>
+      </w:pPr>
+    </w:p>
+    <w:p>
+      <w:pPr>
+        <w:spacing w:line="360" w:lineRule="auto"/>
+        <w:jc w:val="both"/>
+        <w:rPr>
+          <w:rFonts w:ascii="Times New Roman" w:hAnsi="Times New Roman" w:cs="Times New Roman"/>
+          <w:color w:val="000000" w:themeColor="text1"/>
+          <w:sz w:val="28"/>
+          <w:szCs w:val="28"/>
+        </w:rPr>
+      </w:pPr>
+    </w:p>
+    <w:p>
+      <w:pPr>
+        <w:spacing w:line="360" w:lineRule="auto"/>
+        <w:jc w:val="center"/>
+        <w:rPr>
+          <w:rFonts w:ascii="Times New Roman" w:hAnsi="Times New Roman" w:cs="Times New Roman"/>
+          <w:b/>
+          <w:bCs/>
+          <w:color w:val="000000" w:themeColor="text1"/>
+          <w:sz w:val="36"/>
+          <w:szCs w:val="36"/>
+        </w:rPr>
+      </w:pPr>
+      <w:r>
+        <w:rPr>
+          <w:rFonts w:ascii="Times New Roman" w:hAnsi="Times New Roman" w:cs="Times New Roman"/>
+          <w:b/>
+          <w:bCs/>
+          <w:color w:val="000000" w:themeColor="text1"/>
+          <w:sz w:val="36"/>
+          <w:szCs w:val="36"/>
+        </w:rPr>
+        <w:lastRenderedPageBreak/>
+        <w:t>MEN'S COLLECTION / PRODUCT LISTING PAGE</w:t>
+      </w:r>
+    </w:p>
+    <w:p>
+      <w:pPr>
+        <w:spacing w:line="360" w:lineRule="auto"/>
+        <w:jc w:val="both"/>
+        <w:rPr>
+          <w:rFonts w:ascii="Times New Roman" w:hAnsi="Times New Roman" w:cs="Times New Roman"/>
+          <w:b/>
+          <w:bCs/>
+          <w:color w:val="000000" w:themeColor="text1"/>
+          <w:sz w:val="28"/>
+          <w:szCs w:val="28"/>
+        </w:rPr>
+      </w:pPr>
+      <w:r>
+        <w:rPr>
+          <w:rFonts w:ascii="Times New Roman" w:hAnsi="Times New Roman" w:cs="Times New Roman"/>
+          <w:b/>
+          <w:bCs/>
+          <w:color w:val="000000" w:themeColor="text1"/>
+          <w:sz w:val="28"/>
+          <w:szCs w:val="28"/>
+        </w:rPr>
+        <w:t>5.1 Purpose</w:t>
+      </w:r>
+    </w:p>
+    <w:p>
+      <w:pPr>
+        <w:spacing w:line="360" w:lineRule="auto"/>
+        <w:jc w:val="both"/>
+        <w:rPr>
+          <w:rFonts w:ascii="Times New Roman" w:hAnsi="Times New Roman" w:cs="Times New Roman"/>
+          <w:color w:val="000000" w:themeColor="text1"/>
+          <w:sz w:val="28"/>
+          <w:szCs w:val="28"/>
+        </w:rPr>
+      </w:pPr>
+      <w:r>
+        <w:rPr>
+          <w:rFonts w:ascii="Times New Roman" w:hAnsi="Times New Roman" w:cs="Times New Roman"/>
+          <w:color w:val="000000" w:themeColor="text1"/>
+          <w:sz w:val="28"/>
+          <w:szCs w:val="28"/>
+        </w:rPr>
+        <w:t>The Men's Collection Page allows users to browse multiple products within the men's category.</w:t>
+      </w:r>
+    </w:p>
+    <w:p>
+      <w:pPr>
+        <w:spacing w:line="360" w:lineRule="auto"/>
+        <w:jc w:val="both"/>
+        <w:rPr>
+          <w:rFonts w:ascii="Times New Roman" w:hAnsi="Times New Roman" w:cs="Times New Roman"/>
+          <w:b/>
+          <w:bCs/>
+          <w:color w:val="000000" w:themeColor="text1"/>
+          <w:sz w:val="28"/>
+          <w:szCs w:val="28"/>
+        </w:rPr>
+      </w:pPr>
+      <w:r>
+        <w:rPr>
+          <w:rFonts w:ascii="Times New Roman" w:hAnsi="Times New Roman" w:cs="Times New Roman"/>
+          <w:b/>
+          <w:bCs/>
+          <w:color w:val="000000" w:themeColor="text1"/>
+          <w:sz w:val="28"/>
+          <w:szCs w:val="28"/>
+        </w:rPr>
+        <w:t>5.2 Main Components</w:t>
+      </w:r>
+    </w:p>
+    <w:p>
+      <w:pPr>
+        <w:spacing w:line="360" w:lineRule="auto"/>
+        <w:jc w:val="both"/>
+        <w:rPr>
+          <w:rFonts w:ascii="Times New Roman" w:hAnsi="Times New Roman" w:cs="Times New Roman"/>
+          <w:color w:val="000000" w:themeColor="text1"/>
+          <w:sz w:val="28"/>
+          <w:szCs w:val="28"/>
+        </w:rPr>
+      </w:pPr>
+      <w:r>
+        <w:rPr>
+          <w:rFonts w:ascii="Times New Roman" w:hAnsi="Times New Roman" w:cs="Times New Roman"/>
+          <w:color w:val="000000" w:themeColor="text1"/>
+          <w:sz w:val="28"/>
+          <w:szCs w:val="28"/>
+        </w:rPr>
+        <w:t>The page includes:</w:t>
+      </w:r>
+    </w:p>
+    <w:p>
+      <w:pPr>
+        <w:numPr>
+          <w:ilvl w:val="0"/>
+          <w:numId w:val="4"/>
+        </w:numPr>
+        <w:spacing w:line="360" w:lineRule="auto"/>
+        <w:jc w:val="both"/>
+        <w:rPr>
+          <w:rFonts w:ascii="Times New Roman" w:hAnsi="Times New Roman" w:cs="Times New Roman"/>
+          <w:color w:val="000000" w:themeColor="text1"/>
+          <w:sz w:val="28"/>
+          <w:szCs w:val="28"/>
+        </w:rPr>
+      </w:pPr>
+      <w:r>
+        <w:rPr>
+          <w:rFonts w:ascii="Times New Roman" w:hAnsi="Times New Roman" w:cs="Times New Roman"/>
+          <w:color w:val="000000" w:themeColor="text1"/>
+          <w:sz w:val="28"/>
+          <w:szCs w:val="28"/>
+        </w:rPr>
+        <w:t>Navigation header</w:t>
+      </w:r>
+    </w:p>
+    <w:p>
+      <w:pPr>
+        <w:numPr>
+          <w:ilvl w:val="0"/>
+          <w:numId w:val="4"/>
+        </w:numPr>
+        <w:spacing w:line="360" w:lineRule="auto"/>
+        <w:jc w:val="both"/>
+        <w:rPr>
+          <w:rFonts w:ascii="Times New Roman" w:hAnsi="Times New Roman" w:cs="Times New Roman"/>
+          <w:color w:val="000000" w:themeColor="text1"/>
+          <w:sz w:val="28"/>
+          <w:szCs w:val="28"/>
+        </w:rPr>
+      </w:pPr>
+      <w:r>
+        <w:rPr>
+          <w:rFonts w:ascii="Times New Roman" w:hAnsi="Times New Roman" w:cs="Times New Roman"/>
+          <w:color w:val="000000" w:themeColor="text1"/>
+          <w:sz w:val="28"/>
+          <w:szCs w:val="28"/>
+        </w:rPr>
+        <w:t>Category navigation</w:t>
+      </w:r>
+    </w:p>
+    <w:p>
+      <w:pPr>
+        <w:numPr>
+          <w:ilvl w:val="0"/>
+          <w:numId w:val="4"/>
+        </w:numPr>
+        <w:spacing w:line="360" w:lineRule="auto"/>
+        <w:jc w:val="both"/>
+        <w:rPr>
+          <w:rFonts w:ascii="Times New Roman" w:hAnsi="Times New Roman" w:cs="Times New Roman"/>
+          <w:color w:val="000000" w:themeColor="text1"/>
+          <w:sz w:val="28"/>
+          <w:szCs w:val="28"/>
+        </w:rPr>
+      </w:pPr>
+      <w:r>
+        <w:rPr>
+          <w:rFonts w:ascii="Times New Roman" w:hAnsi="Times New Roman" w:cs="Times New Roman"/>
+          <w:color w:val="000000" w:themeColor="text1"/>
+          <w:sz w:val="28"/>
+          <w:szCs w:val="28"/>
+        </w:rPr>
+        <w:t>Breadcrumb navigation</w:t>
+      </w:r>
+    </w:p>
+    <w:p>
+      <w:pPr>
+        <w:numPr>
+          <w:ilvl w:val="0"/>
+          <w:numId w:val="4"/>
+        </w:numPr>
+        <w:spacing w:line="360" w:lineRule="auto"/>
+        <w:jc w:val="both"/>
+        <w:rPr>
+          <w:rFonts w:ascii="Times New Roman" w:hAnsi="Times New Roman" w:cs="Times New Roman"/>
+          <w:color w:val="000000" w:themeColor="text1"/>
+          <w:sz w:val="28"/>
+          <w:szCs w:val="28"/>
+        </w:rPr>
+      </w:pPr>
+      <w:r>
+        <w:rPr>
+          <w:rFonts w:ascii="Times New Roman" w:hAnsi="Times New Roman" w:cs="Times New Roman"/>
+          <w:color w:val="000000" w:themeColor="text1"/>
+          <w:sz w:val="28"/>
+          <w:szCs w:val="28"/>
+        </w:rPr>
+        <w:t>Men's Collection heading</w:t>
+      </w:r>
+    </w:p>
+    <w:p>
+      <w:pPr>
+        <w:numPr>
+          <w:ilvl w:val="0"/>
+          <w:numId w:val="4"/>
+        </w:numPr>
+        <w:spacing w:line="360" w:lineRule="auto"/>
+        <w:jc w:val="both"/>
+        <w:rPr>
+          <w:rFonts w:ascii="Times New Roman" w:hAnsi="Times New Roman" w:cs="Times New Roman"/>
+          <w:color w:val="000000" w:themeColor="text1"/>
+          <w:sz w:val="28"/>
+          <w:szCs w:val="28"/>
+        </w:rPr>
+      </w:pPr>
+      <w:r>
+        <w:rPr>
+          <w:rFonts w:ascii="Times New Roman" w:hAnsi="Times New Roman" w:cs="Times New Roman"/>
+          <w:color w:val="000000" w:themeColor="text1"/>
+          <w:sz w:val="28"/>
+          <w:szCs w:val="28"/>
+        </w:rPr>
+        <w:t>Product grid</w:t>
+      </w:r>
+    </w:p>
+    <w:p>
+      <w:pPr>
+        <w:numPr>
+          <w:ilvl w:val="0"/>
+          <w:numId w:val="4"/>
+        </w:numPr>
+        <w:spacing w:line="360" w:lineRule="auto"/>
+        <w:jc w:val="both"/>
+        <w:rPr>
+          <w:rFonts w:ascii="Times New Roman" w:hAnsi="Times New Roman" w:cs="Times New Roman"/>
+          <w:color w:val="000000" w:themeColor="text1"/>
+          <w:sz w:val="28"/>
+          <w:szCs w:val="28"/>
+        </w:rPr>
+      </w:pPr>
+      <w:r>
+        <w:rPr>
+          <w:rFonts w:ascii="Times New Roman" w:hAnsi="Times New Roman" w:cs="Times New Roman"/>
+          <w:color w:val="000000" w:themeColor="text1"/>
+          <w:sz w:val="28"/>
+          <w:szCs w:val="28"/>
+        </w:rPr>
+        <w:t>Product images</w:t>
+      </w:r>
+    </w:p>
+    <w:p>
+      <w:pPr>
+        <w:numPr>
+          <w:ilvl w:val="0"/>
+          <w:numId w:val="4"/>
+        </w:numPr>
+        <w:spacing w:line="360" w:lineRule="auto"/>
+        <w:jc w:val="both"/>
+        <w:rPr>
+          <w:rFonts w:ascii="Times New Roman" w:hAnsi="Times New Roman" w:cs="Times New Roman"/>
+          <w:color w:val="000000" w:themeColor="text1"/>
+          <w:sz w:val="28"/>
+          <w:szCs w:val="28"/>
+        </w:rPr>
+      </w:pPr>
+      <w:r>
+        <w:rPr>
+          <w:rFonts w:ascii="Times New Roman" w:hAnsi="Times New Roman" w:cs="Times New Roman"/>
+          <w:color w:val="000000" w:themeColor="text1"/>
+          <w:sz w:val="28"/>
+          <w:szCs w:val="28"/>
+        </w:rPr>
+        <w:t>Product names</w:t>
+      </w:r>
+    </w:p>
+    <w:p>
+      <w:pPr>
+        <w:numPr>
+          <w:ilvl w:val="0"/>
+          <w:numId w:val="4"/>
+        </w:numPr>
+        <w:spacing w:line="360" w:lineRule="auto"/>
+        <w:jc w:val="both"/>
+        <w:rPr>
+          <w:rFonts w:ascii="Times New Roman" w:hAnsi="Times New Roman" w:cs="Times New Roman"/>
+          <w:color w:val="000000" w:themeColor="text1"/>
+          <w:sz w:val="28"/>
+          <w:szCs w:val="28"/>
+        </w:rPr>
+      </w:pPr>
+      <w:r>
+        <w:rPr>
+          <w:rFonts w:ascii="Times New Roman" w:hAnsi="Times New Roman" w:cs="Times New Roman"/>
+          <w:color w:val="000000" w:themeColor="text1"/>
+          <w:sz w:val="28"/>
+          <w:szCs w:val="28"/>
+        </w:rPr>
+        <w:t>Prices</w:t>
+      </w:r>
+    </w:p>
+    <w:p>
+      <w:pPr>
+        <w:numPr>
+          <w:ilvl w:val="0"/>
+          <w:numId w:val="4"/>
+        </w:numPr>
+        <w:spacing w:line="360" w:lineRule="auto"/>
+        <w:jc w:val="both"/>
+        <w:rPr>
+          <w:rFonts w:ascii="Times New Roman" w:hAnsi="Times New Roman" w:cs="Times New Roman"/>
+          <w:color w:val="000000" w:themeColor="text1"/>
+          <w:sz w:val="28"/>
+          <w:szCs w:val="28"/>
+        </w:rPr>
+      </w:pPr>
+      <w:r>
+        <w:rPr>
+          <w:rFonts w:ascii="Times New Roman" w:hAnsi="Times New Roman" w:cs="Times New Roman"/>
+          <w:color w:val="000000" w:themeColor="text1"/>
+          <w:sz w:val="28"/>
+          <w:szCs w:val="28"/>
+        </w:rPr>
+        <w:t>Wishlist icons</w:t>
+      </w:r>
+    </w:p>
+    <w:p>
+      <w:pPr>
+        <w:numPr>
+          <w:ilvl w:val="0"/>
+          <w:numId w:val="4"/>
+        </w:numPr>
+        <w:spacing w:line="360" w:lineRule="auto"/>
+        <w:jc w:val="both"/>
+        <w:rPr>
+          <w:rFonts w:ascii="Times New Roman" w:hAnsi="Times New Roman" w:cs="Times New Roman"/>
+          <w:color w:val="000000" w:themeColor="text1"/>
+          <w:sz w:val="28"/>
+          <w:szCs w:val="28"/>
+        </w:rPr>
+      </w:pPr>
+      <w:r>
+        <w:rPr>
+          <w:rFonts w:ascii="Times New Roman" w:hAnsi="Times New Roman" w:cs="Times New Roman"/>
+          <w:color w:val="000000" w:themeColor="text1"/>
+          <w:sz w:val="28"/>
+          <w:szCs w:val="28"/>
+        </w:rPr>
+        <w:t>Add to Cart buttons</w:t>
+      </w:r>
+    </w:p>
+    <w:p>
+      <w:pPr>
+        <w:numPr>
+          <w:ilvl w:val="0"/>
+          <w:numId w:val="4"/>
+        </w:numPr>
+        <w:spacing w:line="360" w:lineRule="auto"/>
+        <w:jc w:val="both"/>
+        <w:rPr>
+          <w:rFonts w:ascii="Times New Roman" w:hAnsi="Times New Roman" w:cs="Times New Roman"/>
+          <w:color w:val="000000" w:themeColor="text1"/>
+          <w:sz w:val="28"/>
+          <w:szCs w:val="28"/>
+        </w:rPr>
+      </w:pPr>
+      <w:r>
+        <w:rPr>
+          <w:rFonts w:ascii="Times New Roman" w:hAnsi="Times New Roman" w:cs="Times New Roman"/>
+          <w:color w:val="000000" w:themeColor="text1"/>
+          <w:sz w:val="28"/>
+          <w:szCs w:val="28"/>
+        </w:rPr>
+        <w:t>Sorting option</w:t>
+      </w:r>
+    </w:p>
+    <w:p>
+      <w:pPr>
+        <w:numPr>
+          <w:ilvl w:val="0"/>
+          <w:numId w:val="4"/>
+        </w:numPr>
+        <w:spacing w:line="360" w:lineRule="auto"/>
+        <w:jc w:val="both"/>
+        <w:rPr>
+          <w:rFonts w:ascii="Times New Roman" w:hAnsi="Times New Roman" w:cs="Times New Roman"/>
+          <w:color w:val="000000" w:themeColor="text1"/>
+          <w:sz w:val="28"/>
+          <w:szCs w:val="28"/>
+        </w:rPr>
+      </w:pPr>
+      <w:r>
+        <w:rPr>
+          <w:rFonts w:ascii="Times New Roman" w:hAnsi="Times New Roman" w:cs="Times New Roman"/>
+          <w:color w:val="000000" w:themeColor="text1"/>
+          <w:sz w:val="28"/>
+          <w:szCs w:val="28"/>
+        </w:rPr>
+        <w:t>Product filters</w:t>
+      </w:r>
+    </w:p>
+    <w:p>
+      <w:pPr>
+        <w:numPr>
+          <w:ilvl w:val="0"/>
+          <w:numId w:val="4"/>
+        </w:numPr>
+        <w:spacing w:line="360" w:lineRule="auto"/>
+        <w:jc w:val="both"/>
+        <w:rPr>
+          <w:rFonts w:ascii="Times New Roman" w:hAnsi="Times New Roman" w:cs="Times New Roman"/>
+          <w:color w:val="000000" w:themeColor="text1"/>
+          <w:sz w:val="28"/>
+          <w:szCs w:val="28"/>
+        </w:rPr>
+      </w:pPr>
+      <w:r>
+        <w:rPr>
+          <w:rFonts w:ascii="Times New Roman" w:hAnsi="Times New Roman" w:cs="Times New Roman"/>
+          <w:color w:val="000000" w:themeColor="text1"/>
+          <w:sz w:val="28"/>
+          <w:szCs w:val="28"/>
+        </w:rPr>
+        <w:t>Size filters</w:t>
+      </w:r>
+    </w:p>
+    <w:p>
+      <w:pPr>
+        <w:numPr>
+          <w:ilvl w:val="0"/>
+          <w:numId w:val="4"/>
+        </w:numPr>
+        <w:spacing w:line="360" w:lineRule="auto"/>
+        <w:jc w:val="both"/>
+        <w:rPr>
+          <w:rFonts w:ascii="Times New Roman" w:hAnsi="Times New Roman" w:cs="Times New Roman"/>
+          <w:color w:val="000000" w:themeColor="text1"/>
+          <w:sz w:val="28"/>
+          <w:szCs w:val="28"/>
+        </w:rPr>
+      </w:pPr>
+      <w:r>
+        <w:rPr>
+          <w:rFonts w:ascii="Times New Roman" w:hAnsi="Times New Roman" w:cs="Times New Roman"/>
+          <w:color w:val="000000" w:themeColor="text1"/>
+          <w:sz w:val="28"/>
+          <w:szCs w:val="28"/>
+        </w:rPr>
+        <w:t>Price range</w:t>
+      </w:r>
+    </w:p>
+    <w:p>
+      <w:pPr>
+        <w:numPr>
+          <w:ilvl w:val="0"/>
+          <w:numId w:val="4"/>
+        </w:numPr>
+        <w:spacing w:line="360" w:lineRule="auto"/>
+        <w:jc w:val="both"/>
+        <w:rPr>
+          <w:rFonts w:ascii="Times New Roman" w:hAnsi="Times New Roman" w:cs="Times New Roman"/>
+          <w:color w:val="000000" w:themeColor="text1"/>
+          <w:sz w:val="28"/>
+          <w:szCs w:val="28"/>
+        </w:rPr>
+      </w:pPr>
+      <w:r>
+        <w:rPr>
+          <w:rFonts w:ascii="Times New Roman" w:hAnsi="Times New Roman" w:cs="Times New Roman"/>
+          <w:color w:val="000000" w:themeColor="text1"/>
+          <w:sz w:val="28"/>
+          <w:szCs w:val="28"/>
+        </w:rPr>
+        <w:t>Benefits section</w:t>
+      </w:r>
+    </w:p>
+    <w:p>
+      <w:pPr>
+        <w:numPr>
+          <w:ilvl w:val="0"/>
+          <w:numId w:val="4"/>
+        </w:numPr>
+        <w:spacing w:line="360" w:lineRule="auto"/>
+        <w:jc w:val="both"/>
+        <w:rPr>
+          <w:rFonts w:ascii="Times New Roman" w:hAnsi="Times New Roman" w:cs="Times New Roman"/>
+          <w:color w:val="000000" w:themeColor="text1"/>
+          <w:sz w:val="28"/>
+          <w:szCs w:val="28"/>
+        </w:rPr>
+      </w:pPr>
+      <w:r>
+        <w:rPr>
+          <w:rFonts w:ascii="Times New Roman" w:hAnsi="Times New Roman" w:cs="Times New Roman"/>
+          <w:color w:val="000000" w:themeColor="text1"/>
+          <w:sz w:val="28"/>
+          <w:szCs w:val="28"/>
+        </w:rPr>
+        <w:t>Footer</w:t>
+      </w:r>
+    </w:p>
+    <w:p>
+      <w:pPr>
+        <w:spacing w:line="360" w:lineRule="auto"/>
+        <w:jc w:val="both"/>
+        <w:rPr>
+          <w:rFonts w:ascii="Times New Roman" w:hAnsi="Times New Roman" w:cs="Times New Roman"/>
+          <w:b/>
+          <w:bCs/>
+          <w:color w:val="000000" w:themeColor="text1"/>
+          <w:sz w:val="28"/>
+          <w:szCs w:val="28"/>
+        </w:rPr>
+      </w:pPr>
+      <w:r>
+        <w:rPr>
+          <w:rFonts w:ascii="Times New Roman" w:hAnsi="Times New Roman" w:cs="Times New Roman"/>
+          <w:b/>
+          <w:bCs/>
+          <w:color w:val="000000" w:themeColor="text1"/>
+          <w:sz w:val="28"/>
+          <w:szCs w:val="28"/>
+        </w:rPr>
+        <w:lastRenderedPageBreak/>
+        <w:t>5.3 Design Rationale</w:t>
+      </w:r>
+    </w:p>
+    <w:p>
+      <w:pPr>
+        <w:spacing w:line="360" w:lineRule="auto"/>
+        <w:jc w:val="both"/>
+        <w:rPr>
+          <w:rFonts w:ascii="Times New Roman" w:hAnsi="Times New Roman" w:cs="Times New Roman"/>
+          <w:color w:val="000000" w:themeColor="text1"/>
+          <w:sz w:val="28"/>
+          <w:szCs w:val="28"/>
+        </w:rPr>
+      </w:pPr>
+      <w:r>
+        <w:rPr>
+          <w:rFonts w:ascii="Times New Roman" w:hAnsi="Times New Roman" w:cs="Times New Roman"/>
+          <w:color w:val="000000" w:themeColor="text1"/>
+          <w:sz w:val="28"/>
+          <w:szCs w:val="28"/>
+        </w:rPr>
+        <w:t>A product grid was selected because it allows users to view multiple products simultaneously. Filters help users narrow down products based on category, size, and price.</w:t>
+      </w:r>
+    </w:p>
+    <w:p>
+      <w:pPr>
+        <w:spacing w:line="360" w:lineRule="auto"/>
+        <w:jc w:val="both"/>
+        <w:rPr>
+          <w:rFonts w:ascii="Times New Roman" w:hAnsi="Times New Roman" w:cs="Times New Roman"/>
+          <w:color w:val="000000" w:themeColor="text1"/>
+          <w:sz w:val="28"/>
+          <w:szCs w:val="28"/>
+        </w:rPr>
+      </w:pPr>
+      <w:r>
+        <w:rPr>
+          <w:rFonts w:ascii="Times New Roman" w:hAnsi="Times New Roman" w:cs="Times New Roman"/>
+          <w:noProof/>
+          <w:color w:val="000000" w:themeColor="text1"/>
+          <w:sz w:val="28"/>
+          <w:szCs w:val="28"/>
+        </w:rPr>
+        <w:drawing>
+          <wp:anchor distT="0" distB="0" distL="114300" distR="114300" simplePos="0" relativeHeight="251653632" behindDoc="0" locked="0" layoutInCell="1" allowOverlap="1" wp14:anchorId="71C0F4D3" wp14:editId="0FB6B1F5">
+            <wp:simplePos x="0" y="0"/>
+            <wp:positionH relativeFrom="column">
+              <wp:posOffset>-403860</wp:posOffset>
+            </wp:positionH>
+            <wp:positionV relativeFrom="paragraph">
+              <wp:posOffset>718820</wp:posOffset>
+            </wp:positionV>
+            <wp:extent cx="6811010" cy="4046220"/>
+            <wp:effectExtent l="0" t="0" r="8890" b="0"/>
+            <wp:wrapTopAndBottom/>
+            <wp:docPr id="1200790815" name="Picture 2"/>
+            <wp:cNvGraphicFramePr>
+              <a:graphicFrameLocks xmlns:a="http://schemas.openxmlformats.org/drawingml/2006/main" noChangeAspect="1"/>
+            </wp:cNvGraphicFramePr>
+            <a:graphic xmlns:a="http://schemas.openxmlformats.org/drawingml/2006/main">
+              <a:graphicData uri="http://schemas.openxmlformats.org/drawingml/2006/picture">
+                <pic:pic xmlns:pic="http://schemas.openxmlformats.org/drawingml/2006/picture">
+                  <pic:nvPicPr>
+                    <pic:cNvPr id="1200790815" name="Picture 1200790815"/>
+                    <pic:cNvPicPr/>
+                  </pic:nvPicPr>
+                  <pic:blipFill>
+                    <a:blip r:embed="rId8">
+                      <a:extLst>
+                        <a:ext uri="{28A0092B-C50C-407E-A947-70E740481C1C}">
+                          <a14:useLocalDpi xmlns:a14="http://schemas.microsoft.com/office/drawing/2010/main" val="0"/>
+                        </a:ext>
+                      </a:extLst>
+                    </a:blip>
+                    <a:stretch>
+                      <a:fillRect/>
+                    </a:stretch>
+                  </pic:blipFill>
+                  <pic:spPr>
+                    <a:xfrm>
+                      <a:off x="0" y="0"/>
+                      <a:ext cx="6811010" cy="4046220"/>
+                    </a:xfrm>
+                    <a:prstGeom prst="rect">
+                      <a:avLst/>
+                    </a:prstGeom>
+                  </pic:spPr>
+                </pic:pic>
+              </a:graphicData>
+            </a:graphic>
+            <wp14:sizeRelH relativeFrom="margin">
+              <wp14:pctWidth>0</wp14:pctWidth>
+            </wp14:sizeRelH>
+            <wp14:sizeRelV relativeFrom="margin">
+              <wp14:pctHeight>0</wp14:pctHeight>
+            </wp14:sizeRelV>
+          </wp:anchor>
+        </w:drawing>
+      </w:r>
+      <w:r>
+        <w:rPr>
+          <w:rFonts w:ascii="Times New Roman" w:hAnsi="Times New Roman" w:cs="Times New Roman"/>
+          <w:color w:val="000000" w:themeColor="text1"/>
+          <w:sz w:val="28"/>
+          <w:szCs w:val="28"/>
+        </w:rPr>
+        <w:t>The sorting option provides additional control over product discovery. Each product card follows the same structure so that users can easily compare products.</w:t>
+      </w:r>
+    </w:p>
+    <w:p>
+      <w:pPr>
+        <w:spacing w:line="360" w:lineRule="auto"/>
+        <w:jc w:val="both"/>
+        <w:rPr>
+          <w:rFonts w:ascii="Times New Roman" w:hAnsi="Times New Roman" w:cs="Times New Roman"/>
+          <w:color w:val="000000" w:themeColor="text1"/>
+          <w:sz w:val="28"/>
+          <w:szCs w:val="28"/>
+        </w:rPr>
+      </w:pPr>
+    </w:p>
+    <w:p>
+      <w:pPr>
+        <w:spacing w:line="360" w:lineRule="auto"/>
+        <w:jc w:val="both"/>
+        <w:rPr>
+          <w:rFonts w:ascii="Times New Roman" w:hAnsi="Times New Roman" w:cs="Times New Roman"/>
+          <w:color w:val="000000" w:themeColor="text1"/>
+          <w:sz w:val="28"/>
+          <w:szCs w:val="28"/>
+        </w:rPr>
+      </w:pPr>
+    </w:p>
+    <w:p>
+      <w:pPr>
+        <w:spacing w:line="360" w:lineRule="auto"/>
+        <w:jc w:val="both"/>
+        <w:rPr>
+          <w:rFonts w:ascii="Times New Roman" w:hAnsi="Times New Roman" w:cs="Times New Roman"/>
+          <w:color w:val="000000" w:themeColor="text1"/>
+          <w:sz w:val="28"/>
+          <w:szCs w:val="28"/>
+        </w:rPr>
+      </w:pPr>
+    </w:p>
+    <w:p>
+      <w:pPr>
+        <w:spacing w:line="360" w:lineRule="auto"/>
+        <w:rPr>
+          <w:rFonts w:ascii="Times New Roman" w:hAnsi="Times New Roman" w:cs="Times New Roman"/>
+          <w:color w:val="000000" w:themeColor="text1"/>
+          <w:sz w:val="36"/>
+          <w:szCs w:val="36"/>
+        </w:rPr>
+      </w:pPr>
     </w:p>
     <w:p/>
+    <w:p/>
+    <w:p/>
+    <w:p>
+      <w:pPr>
+        <w:jc w:val="center"/>
+        <w:rPr>
+          <w:rFonts w:ascii="Times New Roman" w:hAnsi="Times New Roman" w:cs="Times New Roman"/>
+          <w:b/>
+          <w:bCs/>
+          <w:sz w:val="32"/>
+          <w:szCs w:val="32"/>
+        </w:rPr>
+      </w:pPr>
+      <w:r>
+        <w:rPr>
+          <w:rFonts w:ascii="Times New Roman" w:hAnsi="Times New Roman" w:cs="Times New Roman"/>
+          <w:b/>
+          <w:bCs/>
+          <w:sz w:val="32"/>
+          <w:szCs w:val="32"/>
+        </w:rPr>
+        <w:lastRenderedPageBreak/>
+        <w:t>PRODUCT DETAIL PAGE</w:t>
+      </w:r>
+    </w:p>
+    <w:p>
+      <w:pPr>
+        <w:rPr>
+          <w:rFonts w:ascii="Times New Roman" w:hAnsi="Times New Roman" w:cs="Times New Roman"/>
+          <w:b/>
+          <w:bCs/>
+        </w:rPr>
+      </w:pPr>
+      <w:r>
+        <w:rPr>
+          <w:rFonts w:ascii="Times New Roman" w:hAnsi="Times New Roman" w:cs="Times New Roman"/>
+          <w:b/>
+          <w:bCs/>
+        </w:rPr>
+        <w:t>6.1 Purpose</w:t>
+      </w:r>
+    </w:p>
+    <w:p>
+      <w:pPr>
+        <w:rPr>
+          <w:rFonts w:ascii="Times New Roman" w:hAnsi="Times New Roman" w:cs="Times New Roman"/>
+        </w:rPr>
+      </w:pPr>
+      <w:r>
+        <w:rPr>
+          <w:rFonts w:ascii="Times New Roman" w:hAnsi="Times New Roman" w:cs="Times New Roman"/>
+        </w:rPr>
+        <w:t>The Product Detail Page provides detailed information about an individual product and helps customers make an informed purchasing decision.</w:t>
+      </w:r>
+    </w:p>
+    <w:p>
+      <w:pPr>
+        <w:rPr>
+          <w:rFonts w:ascii="Times New Roman" w:hAnsi="Times New Roman" w:cs="Times New Roman"/>
+          <w:b/>
+          <w:bCs/>
+        </w:rPr>
+      </w:pPr>
+      <w:r>
+        <w:rPr>
+          <w:rFonts w:ascii="Times New Roman" w:hAnsi="Times New Roman" w:cs="Times New Roman"/>
+          <w:b/>
+          <w:bCs/>
+        </w:rPr>
+        <w:t>6.2 Main Components</w:t>
+      </w:r>
+    </w:p>
+    <w:p>
+      <w:pPr>
+        <w:rPr>
+          <w:rFonts w:ascii="Times New Roman" w:hAnsi="Times New Roman" w:cs="Times New Roman"/>
+        </w:rPr>
+      </w:pPr>
+      <w:r>
+        <w:rPr>
+          <w:rFonts w:ascii="Times New Roman" w:hAnsi="Times New Roman" w:cs="Times New Roman"/>
+        </w:rPr>
+        <w:t>The page contains:</w:t>
+      </w:r>
+    </w:p>
+    <w:p>
+      <w:pPr>
+        <w:numPr>
+          <w:ilvl w:val="0"/>
+          <w:numId w:val="5"/>
+        </w:numPr>
+        <w:rPr>
+          <w:rFonts w:ascii="Times New Roman" w:hAnsi="Times New Roman" w:cs="Times New Roman"/>
+        </w:rPr>
+      </w:pPr>
+      <w:r>
+        <w:rPr>
+          <w:rFonts w:ascii="Times New Roman" w:hAnsi="Times New Roman" w:cs="Times New Roman"/>
+        </w:rPr>
+        <w:t>Product image</w:t>
+      </w:r>
+    </w:p>
+    <w:p>
+      <w:pPr>
+        <w:numPr>
+          <w:ilvl w:val="0"/>
+          <w:numId w:val="5"/>
+        </w:numPr>
+        <w:rPr>
+          <w:rFonts w:ascii="Times New Roman" w:hAnsi="Times New Roman" w:cs="Times New Roman"/>
+        </w:rPr>
+      </w:pPr>
+      <w:r>
+        <w:rPr>
+          <w:rFonts w:ascii="Times New Roman" w:hAnsi="Times New Roman" w:cs="Times New Roman"/>
+        </w:rPr>
+        <w:t>Product image thumbnails</w:t>
+      </w:r>
+    </w:p>
+    <w:p>
+      <w:pPr>
+        <w:numPr>
+          <w:ilvl w:val="0"/>
+          <w:numId w:val="5"/>
+        </w:numPr>
+        <w:rPr>
+          <w:rFonts w:ascii="Times New Roman" w:hAnsi="Times New Roman" w:cs="Times New Roman"/>
+        </w:rPr>
+      </w:pPr>
+      <w:r>
+        <w:rPr>
+          <w:rFonts w:ascii="Times New Roman" w:hAnsi="Times New Roman" w:cs="Times New Roman"/>
+        </w:rPr>
+        <w:t>Breadcrumb navigation</w:t>
+      </w:r>
+    </w:p>
+    <w:p>
+      <w:pPr>
+        <w:numPr>
+          <w:ilvl w:val="0"/>
+          <w:numId w:val="5"/>
+        </w:numPr>
+        <w:rPr>
+          <w:rFonts w:ascii="Times New Roman" w:hAnsi="Times New Roman" w:cs="Times New Roman"/>
+        </w:rPr>
+      </w:pPr>
+      <w:r>
+        <w:rPr>
+          <w:rFonts w:ascii="Times New Roman" w:hAnsi="Times New Roman" w:cs="Times New Roman"/>
+        </w:rPr>
+        <w:t>Product name</w:t>
+      </w:r>
+    </w:p>
+    <w:p>
+      <w:pPr>
+        <w:numPr>
+          <w:ilvl w:val="0"/>
+          <w:numId w:val="5"/>
+        </w:numPr>
+        <w:rPr>
+          <w:rFonts w:ascii="Times New Roman" w:hAnsi="Times New Roman" w:cs="Times New Roman"/>
+        </w:rPr>
+      </w:pPr>
+      <w:r>
+        <w:rPr>
+          <w:rFonts w:ascii="Times New Roman" w:hAnsi="Times New Roman" w:cs="Times New Roman"/>
+        </w:rPr>
+        <w:t>Rating and reviews</w:t>
+      </w:r>
+    </w:p>
+    <w:p>
+      <w:pPr>
+        <w:numPr>
+          <w:ilvl w:val="0"/>
+          <w:numId w:val="5"/>
+        </w:numPr>
+        <w:rPr>
+          <w:rFonts w:ascii="Times New Roman" w:hAnsi="Times New Roman" w:cs="Times New Roman"/>
+        </w:rPr>
+      </w:pPr>
+      <w:r>
+        <w:rPr>
+          <w:rFonts w:ascii="Times New Roman" w:hAnsi="Times New Roman" w:cs="Times New Roman"/>
+        </w:rPr>
+        <w:t>Price</w:t>
+      </w:r>
+    </w:p>
+    <w:p>
+      <w:pPr>
+        <w:numPr>
+          <w:ilvl w:val="0"/>
+          <w:numId w:val="5"/>
+        </w:numPr>
+        <w:rPr>
+          <w:rFonts w:ascii="Times New Roman" w:hAnsi="Times New Roman" w:cs="Times New Roman"/>
+        </w:rPr>
+      </w:pPr>
+      <w:r>
+        <w:rPr>
+          <w:rFonts w:ascii="Times New Roman" w:hAnsi="Times New Roman" w:cs="Times New Roman"/>
+        </w:rPr>
+        <w:t>Product description</w:t>
+      </w:r>
+    </w:p>
+    <w:p>
+      <w:pPr>
+        <w:numPr>
+          <w:ilvl w:val="0"/>
+          <w:numId w:val="5"/>
+        </w:numPr>
+        <w:rPr>
+          <w:rFonts w:ascii="Times New Roman" w:hAnsi="Times New Roman" w:cs="Times New Roman"/>
+        </w:rPr>
+      </w:pPr>
+      <w:r>
+        <w:rPr>
+          <w:rFonts w:ascii="Times New Roman" w:hAnsi="Times New Roman" w:cs="Times New Roman"/>
+        </w:rPr>
+        <w:t>Size selection</w:t>
+      </w:r>
+    </w:p>
+    <w:p>
+      <w:pPr>
+        <w:numPr>
+          <w:ilvl w:val="0"/>
+          <w:numId w:val="5"/>
+        </w:numPr>
+        <w:rPr>
+          <w:rFonts w:ascii="Times New Roman" w:hAnsi="Times New Roman" w:cs="Times New Roman"/>
+        </w:rPr>
+      </w:pPr>
+      <w:r>
+        <w:rPr>
+          <w:rFonts w:ascii="Times New Roman" w:hAnsi="Times New Roman" w:cs="Times New Roman"/>
+        </w:rPr>
+        <w:t>Quantity selector</w:t>
+      </w:r>
+    </w:p>
+    <w:p>
+      <w:pPr>
+        <w:numPr>
+          <w:ilvl w:val="0"/>
+          <w:numId w:val="5"/>
+        </w:numPr>
+        <w:rPr>
+          <w:rFonts w:ascii="Times New Roman" w:hAnsi="Times New Roman" w:cs="Times New Roman"/>
+        </w:rPr>
+      </w:pPr>
+      <w:r>
+        <w:rPr>
+          <w:rFonts w:ascii="Times New Roman" w:hAnsi="Times New Roman" w:cs="Times New Roman"/>
+        </w:rPr>
+        <w:t>Add to Cart button</w:t>
+      </w:r>
+    </w:p>
+    <w:p>
+      <w:pPr>
+        <w:numPr>
+          <w:ilvl w:val="0"/>
+          <w:numId w:val="5"/>
+        </w:numPr>
+        <w:rPr>
+          <w:rFonts w:ascii="Times New Roman" w:hAnsi="Times New Roman" w:cs="Times New Roman"/>
+        </w:rPr>
+      </w:pPr>
+      <w:r>
+        <w:rPr>
+          <w:rFonts w:ascii="Times New Roman" w:hAnsi="Times New Roman" w:cs="Times New Roman"/>
+        </w:rPr>
+        <w:t>Buy Now button</w:t>
+      </w:r>
+    </w:p>
+    <w:p>
+      <w:pPr>
+        <w:numPr>
+          <w:ilvl w:val="0"/>
+          <w:numId w:val="5"/>
+        </w:numPr>
+        <w:rPr>
+          <w:rFonts w:ascii="Times New Roman" w:hAnsi="Times New Roman" w:cs="Times New Roman"/>
+        </w:rPr>
+      </w:pPr>
+      <w:r>
+        <w:rPr>
+          <w:rFonts w:ascii="Times New Roman" w:hAnsi="Times New Roman" w:cs="Times New Roman"/>
+        </w:rPr>
+        <w:t>Delivery information</w:t>
+      </w:r>
+    </w:p>
+    <w:p>
+      <w:pPr>
+        <w:numPr>
+          <w:ilvl w:val="0"/>
+          <w:numId w:val="5"/>
+        </w:numPr>
+        <w:rPr>
+          <w:rFonts w:ascii="Times New Roman" w:hAnsi="Times New Roman" w:cs="Times New Roman"/>
+        </w:rPr>
+      </w:pPr>
+      <w:r>
+        <w:rPr>
+          <w:rFonts w:ascii="Times New Roman" w:hAnsi="Times New Roman" w:cs="Times New Roman"/>
+        </w:rPr>
+        <w:t>Return information</w:t>
+      </w:r>
+    </w:p>
+    <w:p>
+      <w:pPr>
+        <w:numPr>
+          <w:ilvl w:val="0"/>
+          <w:numId w:val="5"/>
+        </w:numPr>
+        <w:rPr>
+          <w:rFonts w:ascii="Times New Roman" w:hAnsi="Times New Roman" w:cs="Times New Roman"/>
+        </w:rPr>
+      </w:pPr>
+      <w:r>
+        <w:rPr>
+          <w:rFonts w:ascii="Times New Roman" w:hAnsi="Times New Roman" w:cs="Times New Roman"/>
+        </w:rPr>
+        <w:t>Secure payment information</w:t>
+      </w:r>
+    </w:p>
+    <w:p>
+      <w:pPr>
+        <w:numPr>
+          <w:ilvl w:val="0"/>
+          <w:numId w:val="5"/>
+        </w:numPr>
+        <w:rPr>
+          <w:rFonts w:ascii="Times New Roman" w:hAnsi="Times New Roman" w:cs="Times New Roman"/>
+        </w:rPr>
+      </w:pPr>
+      <w:r>
+        <w:rPr>
+          <w:rFonts w:ascii="Times New Roman" w:hAnsi="Times New Roman" w:cs="Times New Roman"/>
+        </w:rPr>
+        <w:t>Product details</w:t>
+      </w:r>
+    </w:p>
+    <w:p>
+      <w:pPr>
+        <w:numPr>
+          <w:ilvl w:val="0"/>
+          <w:numId w:val="5"/>
+        </w:numPr>
+        <w:rPr>
+          <w:rFonts w:ascii="Times New Roman" w:hAnsi="Times New Roman" w:cs="Times New Roman"/>
+        </w:rPr>
+      </w:pPr>
+      <w:r>
+        <w:rPr>
+          <w:rFonts w:ascii="Times New Roman" w:hAnsi="Times New Roman" w:cs="Times New Roman"/>
+        </w:rPr>
+        <w:t>Material and care information</w:t>
+      </w:r>
+    </w:p>
+    <w:p>
+      <w:pPr>
+        <w:numPr>
+          <w:ilvl w:val="0"/>
+          <w:numId w:val="5"/>
+        </w:numPr>
+        <w:rPr>
+          <w:rFonts w:ascii="Times New Roman" w:hAnsi="Times New Roman" w:cs="Times New Roman"/>
+        </w:rPr>
+      </w:pPr>
+      <w:r>
+        <w:rPr>
+          <w:rFonts w:ascii="Times New Roman" w:hAnsi="Times New Roman" w:cs="Times New Roman"/>
+        </w:rPr>
+        <w:t>Customer reviews</w:t>
+      </w:r>
+    </w:p>
+    <w:p>
+      <w:pPr>
+        <w:numPr>
+          <w:ilvl w:val="0"/>
+          <w:numId w:val="5"/>
+        </w:numPr>
+        <w:rPr>
+          <w:rFonts w:ascii="Times New Roman" w:hAnsi="Times New Roman" w:cs="Times New Roman"/>
+        </w:rPr>
+      </w:pPr>
+      <w:r>
+        <w:rPr>
+          <w:rFonts w:ascii="Times New Roman" w:hAnsi="Times New Roman" w:cs="Times New Roman"/>
+        </w:rPr>
+        <w:t>Recommended products</w:t>
+      </w:r>
+    </w:p>
+    <w:p>
+      <w:pPr>
+        <w:numPr>
+          <w:ilvl w:val="0"/>
+          <w:numId w:val="5"/>
+        </w:numPr>
+        <w:rPr>
+          <w:rFonts w:ascii="Times New Roman" w:hAnsi="Times New Roman" w:cs="Times New Roman"/>
+        </w:rPr>
+      </w:pPr>
+      <w:r>
+        <w:rPr>
+          <w:rFonts w:ascii="Times New Roman" w:hAnsi="Times New Roman" w:cs="Times New Roman"/>
+        </w:rPr>
+        <w:t>Footer</w:t>
+      </w:r>
+    </w:p>
+    <w:p>
+      <w:pPr>
+        <w:rPr>
+          <w:rFonts w:ascii="Times New Roman" w:hAnsi="Times New Roman" w:cs="Times New Roman"/>
+          <w:b/>
+          <w:bCs/>
+        </w:rPr>
+      </w:pPr>
+      <w:r>
+        <w:rPr>
+          <w:rFonts w:ascii="Times New Roman" w:hAnsi="Times New Roman" w:cs="Times New Roman"/>
+          <w:b/>
+          <w:bCs/>
+        </w:rPr>
+        <w:t>6.3 Design Rationale</w:t>
+      </w:r>
+    </w:p>
+    <w:p>
+      <w:pPr>
+        <w:rPr>
+          <w:rFonts w:ascii="Times New Roman" w:hAnsi="Times New Roman" w:cs="Times New Roman"/>
+        </w:rPr>
+      </w:pPr>
+      <w:r>
+        <w:rPr>
+          <w:rFonts w:ascii="Times New Roman" w:hAnsi="Times New Roman" w:cs="Times New Roman"/>
+        </w:rPr>
+        <w:t>The product image receives significant visual space because clothing purchases depend heavily on appearance. Product information is positioned next to the image so users can see the product and make purchase decisions without unnecessary navigation.</w:t>
+      </w:r>
+    </w:p>
+    <w:p>
+      <w:pPr>
+        <w:rPr>
+          <w:rFonts w:ascii="Times New Roman" w:hAnsi="Times New Roman" w:cs="Times New Roman"/>
+        </w:rPr>
+      </w:pPr>
+      <w:r>
+        <w:rPr>
+          <w:rFonts w:ascii="Times New Roman" w:hAnsi="Times New Roman" w:cs="Times New Roman"/>
+        </w:rPr>
+        <w:lastRenderedPageBreak/>
+        <w:t>Size and quantity controls are placed near the purchasing buttons to make the buying process straightforward.</w:t>
+      </w:r>
+    </w:p>
+    <w:p>
+      <w:pPr>
+        <w:rPr>
+          <w:rFonts w:ascii="Times New Roman" w:hAnsi="Times New Roman" w:cs="Times New Roman"/>
+        </w:rPr>
+      </w:pPr>
+      <w:r>
+        <w:rPr>
+          <w:rFonts w:ascii="Times New Roman" w:hAnsi="Times New Roman" w:cs="Times New Roman"/>
+          <w:noProof/>
+        </w:rPr>
+        <w:drawing>
+          <wp:anchor distT="0" distB="0" distL="114300" distR="114300" simplePos="0" relativeHeight="251672064" behindDoc="0" locked="0" layoutInCell="1" allowOverlap="1" wp14:anchorId="4D54608A" wp14:editId="4DABE243">
+            <wp:simplePos x="0" y="0"/>
+            <wp:positionH relativeFrom="margin">
+              <wp:align>center</wp:align>
+            </wp:positionH>
+            <wp:positionV relativeFrom="paragraph">
+              <wp:posOffset>193675</wp:posOffset>
+            </wp:positionV>
+            <wp:extent cx="7045960" cy="4206240"/>
+            <wp:effectExtent l="0" t="0" r="2540" b="3810"/>
+            <wp:wrapTopAndBottom/>
+            <wp:docPr id="604259216" name="Picture 4"/>
+            <wp:cNvGraphicFramePr>
+              <a:graphicFrameLocks xmlns:a="http://schemas.openxmlformats.org/drawingml/2006/main" noChangeAspect="1"/>
+            </wp:cNvGraphicFramePr>
+            <a:graphic xmlns:a="http://schemas.openxmlformats.org/drawingml/2006/main">
+              <a:graphicData uri="http://schemas.openxmlformats.org/drawingml/2006/picture">
+                <pic:pic xmlns:pic="http://schemas.openxmlformats.org/drawingml/2006/picture">
+                  <pic:nvPicPr>
+                    <pic:cNvPr id="604259216" name="Picture 604259216"/>
+                    <pic:cNvPicPr/>
+                  </pic:nvPicPr>
+                  <pic:blipFill>
+                    <a:blip r:embed="rId9">
+                      <a:extLst>
+                        <a:ext uri="{28A0092B-C50C-407E-A947-70E740481C1C}">
+                          <a14:useLocalDpi xmlns:a14="http://schemas.microsoft.com/office/drawing/2010/main" val="0"/>
+                        </a:ext>
+                      </a:extLst>
+                    </a:blip>
+                    <a:stretch>
+                      <a:fillRect/>
+                    </a:stretch>
+                  </pic:blipFill>
+                  <pic:spPr>
+                    <a:xfrm>
+                      <a:off x="0" y="0"/>
+                      <a:ext cx="7045960" cy="4206240"/>
+                    </a:xfrm>
+                    <a:prstGeom prst="rect">
+                      <a:avLst/>
+                    </a:prstGeom>
+                  </pic:spPr>
+                </pic:pic>
+              </a:graphicData>
+            </a:graphic>
+            <wp14:sizeRelH relativeFrom="margin">
+              <wp14:pctWidth>0</wp14:pctWidth>
+            </wp14:sizeRelH>
+            <wp14:sizeRelV relativeFrom="margin">
+              <wp14:pctHeight>0</wp14:pctHeight>
+            </wp14:sizeRelV>
+          </wp:anchor>
+        </w:drawing>
+      </w:r>
+    </w:p>
+    <w:p>
+      <w:pPr>
+        <w:rPr>
+          <w:rFonts w:ascii="Times New Roman" w:hAnsi="Times New Roman" w:cs="Times New Roman"/>
+        </w:rPr>
+      </w:pPr>
+    </w:p>
+    <w:p>
+      <w:pPr>
+        <w:rPr>
+          <w:rFonts w:ascii="Times New Roman" w:hAnsi="Times New Roman" w:cs="Times New Roman"/>
+        </w:rPr>
+      </w:pPr>
+    </w:p>
+    <w:p>
+      <w:pPr>
+        <w:rPr>
+          <w:rFonts w:ascii="Times New Roman" w:hAnsi="Times New Roman" w:cs="Times New Roman"/>
+        </w:rPr>
+      </w:pPr>
+    </w:p>
+    <w:p>
+      <w:pPr>
+        <w:tabs>
+          <w:tab w:val="left" w:pos="2088"/>
+        </w:tabs>
+        <w:rPr>
+          <w:rFonts w:ascii="Times New Roman" w:hAnsi="Times New Roman" w:cs="Times New Roman"/>
+        </w:rPr>
+      </w:pPr>
+      <w:r>
+        <w:rPr>
+          <w:rFonts w:ascii="Times New Roman" w:hAnsi="Times New Roman" w:cs="Times New Roman"/>
+        </w:rPr>
+        <w:tab/>
+      </w:r>
+    </w:p>
+    <w:p>
+      <w:pPr>
+        <w:tabs>
+          <w:tab w:val="left" w:pos="2088"/>
+        </w:tabs>
+        <w:rPr>
+          <w:rFonts w:ascii="Times New Roman" w:hAnsi="Times New Roman" w:cs="Times New Roman"/>
+        </w:rPr>
+      </w:pPr>
+    </w:p>
+    <w:p>
+      <w:pPr>
+        <w:tabs>
+          <w:tab w:val="left" w:pos="2088"/>
+        </w:tabs>
+        <w:rPr>
+          <w:rFonts w:ascii="Times New Roman" w:hAnsi="Times New Roman" w:cs="Times New Roman"/>
+        </w:rPr>
+      </w:pPr>
+    </w:p>
+    <w:p>
+      <w:pPr>
+        <w:tabs>
+          <w:tab w:val="left" w:pos="2088"/>
+        </w:tabs>
+        <w:rPr>
+          <w:rFonts w:ascii="Times New Roman" w:hAnsi="Times New Roman" w:cs="Times New Roman"/>
+        </w:rPr>
+      </w:pPr>
+    </w:p>
+    <w:p>
+      <w:pPr>
+        <w:tabs>
+          <w:tab w:val="left" w:pos="2088"/>
+        </w:tabs>
+        <w:rPr>
+          <w:rFonts w:ascii="Times New Roman" w:hAnsi="Times New Roman" w:cs="Times New Roman"/>
+        </w:rPr>
+      </w:pPr>
+    </w:p>
+    <w:p>
+      <w:pPr>
+        <w:tabs>
+          <w:tab w:val="left" w:pos="2088"/>
+        </w:tabs>
+        <w:rPr>
+          <w:rFonts w:ascii="Times New Roman" w:hAnsi="Times New Roman" w:cs="Times New Roman"/>
+        </w:rPr>
+      </w:pPr>
+    </w:p>
+    <w:p>
+      <w:pPr>
+        <w:tabs>
+          <w:tab w:val="left" w:pos="2088"/>
+        </w:tabs>
+        <w:rPr>
+          <w:rFonts w:ascii="Times New Roman" w:hAnsi="Times New Roman" w:cs="Times New Roman"/>
+        </w:rPr>
+      </w:pPr>
+    </w:p>
+    <w:p>
+      <w:pPr>
+        <w:tabs>
+          <w:tab w:val="left" w:pos="2088"/>
+        </w:tabs>
+        <w:rPr>
+          <w:rFonts w:ascii="Times New Roman" w:hAnsi="Times New Roman" w:cs="Times New Roman"/>
+        </w:rPr>
+      </w:pPr>
+    </w:p>
+    <w:p>
+      <w:pPr>
+        <w:tabs>
+          <w:tab w:val="left" w:pos="2088"/>
+        </w:tabs>
+        <w:rPr>
+          <w:rFonts w:ascii="Times New Roman" w:hAnsi="Times New Roman" w:cs="Times New Roman"/>
+        </w:rPr>
+      </w:pPr>
+    </w:p>
+    <w:p>
+      <w:pPr>
+        <w:tabs>
+          <w:tab w:val="left" w:pos="2088"/>
+        </w:tabs>
+        <w:rPr>
+          <w:rFonts w:ascii="Times New Roman" w:hAnsi="Times New Roman" w:cs="Times New Roman"/>
+        </w:rPr>
+      </w:pPr>
+    </w:p>
+    <w:p>
+      <w:pPr>
+        <w:tabs>
+          <w:tab w:val="left" w:pos="2088"/>
+        </w:tabs>
+        <w:jc w:val="center"/>
+        <w:rPr>
+          <w:rFonts w:ascii="Times New Roman" w:hAnsi="Times New Roman" w:cs="Times New Roman"/>
+          <w:b/>
+          <w:bCs/>
+          <w:sz w:val="32"/>
+          <w:szCs w:val="32"/>
+        </w:rPr>
+      </w:pPr>
+      <w:r>
+        <w:rPr>
+          <w:rFonts w:ascii="Times New Roman" w:hAnsi="Times New Roman" w:cs="Times New Roman"/>
+          <w:b/>
+          <w:bCs/>
+          <w:sz w:val="32"/>
+          <w:szCs w:val="32"/>
+        </w:rPr>
+        <w:lastRenderedPageBreak/>
+        <w:t>CHECKOUT FLOW</w:t>
+      </w:r>
+    </w:p>
+    <w:p>
+      <w:pPr>
+        <w:tabs>
+          <w:tab w:val="left" w:pos="2088"/>
+        </w:tabs>
+        <w:rPr>
+          <w:rFonts w:ascii="Times New Roman" w:hAnsi="Times New Roman" w:cs="Times New Roman"/>
+          <w:b/>
+          <w:bCs/>
+        </w:rPr>
+      </w:pPr>
+      <w:r>
+        <w:rPr>
+          <w:rFonts w:ascii="Times New Roman" w:hAnsi="Times New Roman" w:cs="Times New Roman"/>
+          <w:b/>
+          <w:bCs/>
+        </w:rPr>
+        <w:t>7.1 Purpose</w:t>
+      </w:r>
+    </w:p>
+    <w:p>
+      <w:pPr>
+        <w:tabs>
+          <w:tab w:val="left" w:pos="2088"/>
+        </w:tabs>
+        <w:rPr>
+          <w:rFonts w:ascii="Times New Roman" w:hAnsi="Times New Roman" w:cs="Times New Roman"/>
+        </w:rPr>
+      </w:pPr>
+      <w:r>
+        <w:rPr>
+          <w:rFonts w:ascii="Times New Roman" w:hAnsi="Times New Roman" w:cs="Times New Roman"/>
+        </w:rPr>
+        <w:t>The Checkout Flow represents the final stage of the customer's shopping journey. The objective is to make purchasing simple while providing all necessary order and payment information.</w:t>
+      </w:r>
+    </w:p>
+    <w:p>
+      <w:pPr>
+        <w:tabs>
+          <w:tab w:val="left" w:pos="2088"/>
+        </w:tabs>
+        <w:rPr>
+          <w:rFonts w:ascii="Times New Roman" w:hAnsi="Times New Roman" w:cs="Times New Roman"/>
+          <w:b/>
+          <w:bCs/>
+        </w:rPr>
+      </w:pPr>
+      <w:r>
+        <w:rPr>
+          <w:rFonts w:ascii="Times New Roman" w:hAnsi="Times New Roman" w:cs="Times New Roman"/>
+          <w:b/>
+          <w:bCs/>
+        </w:rPr>
+        <w:t>7.2 Checkout Stages</w:t>
+      </w:r>
+    </w:p>
+    <w:p>
+      <w:pPr>
+        <w:tabs>
+          <w:tab w:val="left" w:pos="2088"/>
+        </w:tabs>
+        <w:rPr>
+          <w:rFonts w:ascii="Times New Roman" w:hAnsi="Times New Roman" w:cs="Times New Roman"/>
+        </w:rPr>
+      </w:pPr>
+      <w:r>
+        <w:rPr>
+          <w:rFonts w:ascii="Times New Roman" w:hAnsi="Times New Roman" w:cs="Times New Roman"/>
+        </w:rPr>
+        <w:t>The checkout process consists of four major stages:</w:t>
+      </w:r>
+    </w:p>
+    <w:p>
+      <w:pPr>
+        <w:tabs>
+          <w:tab w:val="left" w:pos="2088"/>
+        </w:tabs>
+        <w:rPr>
+          <w:rFonts w:ascii="Times New Roman" w:hAnsi="Times New Roman" w:cs="Times New Roman"/>
+          <w:b/>
+          <w:bCs/>
+        </w:rPr>
+      </w:pPr>
+      <w:r>
+        <w:rPr>
+          <w:rFonts w:ascii="Times New Roman" w:hAnsi="Times New Roman" w:cs="Times New Roman"/>
+          <w:b/>
+          <w:bCs/>
+        </w:rPr>
+        <w:t>1. Cart</w:t>
+      </w:r>
+    </w:p>
+    <w:p>
+      <w:pPr>
+        <w:tabs>
+          <w:tab w:val="left" w:pos="2088"/>
+        </w:tabs>
+        <w:rPr>
+          <w:rFonts w:ascii="Times New Roman" w:hAnsi="Times New Roman" w:cs="Times New Roman"/>
+        </w:rPr>
+      </w:pPr>
+      <w:r>
+        <w:rPr>
+          <w:rFonts w:ascii="Times New Roman" w:hAnsi="Times New Roman" w:cs="Times New Roman"/>
+        </w:rPr>
+        <w:t>Users can review selected products, change quantities, remove products, and view the total price.</w:t>
+      </w:r>
+    </w:p>
+    <w:p>
+      <w:pPr>
+        <w:tabs>
+          <w:tab w:val="left" w:pos="2088"/>
+        </w:tabs>
+        <w:rPr>
+          <w:rFonts w:ascii="Times New Roman" w:hAnsi="Times New Roman" w:cs="Times New Roman"/>
+          <w:b/>
+          <w:bCs/>
+        </w:rPr>
+      </w:pPr>
+      <w:r>
+        <w:rPr>
+          <w:rFonts w:ascii="Times New Roman" w:hAnsi="Times New Roman" w:cs="Times New Roman"/>
+          <w:b/>
+          <w:bCs/>
+        </w:rPr>
+        <w:t>2. Delivery Address</w:t>
+      </w:r>
+    </w:p>
+    <w:p>
+      <w:pPr>
+        <w:tabs>
+          <w:tab w:val="left" w:pos="2088"/>
+        </w:tabs>
+        <w:rPr>
+          <w:rFonts w:ascii="Times New Roman" w:hAnsi="Times New Roman" w:cs="Times New Roman"/>
+        </w:rPr>
+      </w:pPr>
+      <w:r>
+        <w:rPr>
+          <w:rFonts w:ascii="Times New Roman" w:hAnsi="Times New Roman" w:cs="Times New Roman"/>
+        </w:rPr>
+        <w:t>Users provide their name, phone number, address, city, state, and PIN code.</w:t>
+      </w:r>
+    </w:p>
+    <w:p>
+      <w:pPr>
+        <w:tabs>
+          <w:tab w:val="left" w:pos="2088"/>
+        </w:tabs>
+        <w:rPr>
+          <w:rFonts w:ascii="Times New Roman" w:hAnsi="Times New Roman" w:cs="Times New Roman"/>
+          <w:b/>
+          <w:bCs/>
+        </w:rPr>
+      </w:pPr>
+      <w:r>
+        <w:rPr>
+          <w:rFonts w:ascii="Times New Roman" w:hAnsi="Times New Roman" w:cs="Times New Roman"/>
+          <w:b/>
+          <w:bCs/>
+        </w:rPr>
+        <w:t>3. Payment</w:t>
+      </w:r>
+    </w:p>
+    <w:p>
+      <w:pPr>
+        <w:tabs>
+          <w:tab w:val="left" w:pos="2088"/>
+        </w:tabs>
+        <w:rPr>
+          <w:rFonts w:ascii="Times New Roman" w:hAnsi="Times New Roman" w:cs="Times New Roman"/>
+        </w:rPr>
+      </w:pPr>
+      <w:r>
+        <w:rPr>
+          <w:rFonts w:ascii="Times New Roman" w:hAnsi="Times New Roman" w:cs="Times New Roman"/>
+        </w:rPr>
+        <w:t>The design provides different payment options such as:</w:t>
+      </w:r>
+    </w:p>
+    <w:p>
+      <w:pPr>
+        <w:numPr>
+          <w:ilvl w:val="0"/>
+          <w:numId w:val="6"/>
+        </w:numPr>
+        <w:tabs>
+          <w:tab w:val="left" w:pos="2088"/>
+        </w:tabs>
+        <w:rPr>
+          <w:rFonts w:ascii="Times New Roman" w:hAnsi="Times New Roman" w:cs="Times New Roman"/>
+        </w:rPr>
+      </w:pPr>
+      <w:r>
+        <w:rPr>
+          <w:rFonts w:ascii="Times New Roman" w:hAnsi="Times New Roman" w:cs="Times New Roman"/>
+        </w:rPr>
+        <w:t>UPI</w:t>
+      </w:r>
+    </w:p>
+    <w:p>
+      <w:pPr>
+        <w:numPr>
+          <w:ilvl w:val="0"/>
+          <w:numId w:val="6"/>
+        </w:numPr>
+        <w:tabs>
+          <w:tab w:val="left" w:pos="2088"/>
+        </w:tabs>
+        <w:rPr>
+          <w:rFonts w:ascii="Times New Roman" w:hAnsi="Times New Roman" w:cs="Times New Roman"/>
+        </w:rPr>
+      </w:pPr>
+      <w:r>
+        <w:rPr>
+          <w:rFonts w:ascii="Times New Roman" w:hAnsi="Times New Roman" w:cs="Times New Roman"/>
+        </w:rPr>
+        <w:t>Credit/Debit Card</w:t>
+      </w:r>
+    </w:p>
+    <w:p>
+      <w:pPr>
+        <w:numPr>
+          <w:ilvl w:val="0"/>
+          <w:numId w:val="6"/>
+        </w:numPr>
+        <w:tabs>
+          <w:tab w:val="left" w:pos="2088"/>
+        </w:tabs>
+        <w:rPr>
+          <w:rFonts w:ascii="Times New Roman" w:hAnsi="Times New Roman" w:cs="Times New Roman"/>
+        </w:rPr>
+      </w:pPr>
+      <w:r>
+        <w:rPr>
+          <w:rFonts w:ascii="Times New Roman" w:hAnsi="Times New Roman" w:cs="Times New Roman"/>
+        </w:rPr>
+        <w:t>Net Banking</w:t>
+      </w:r>
+    </w:p>
+    <w:p>
+      <w:pPr>
+        <w:numPr>
+          <w:ilvl w:val="0"/>
+          <w:numId w:val="6"/>
+        </w:numPr>
+        <w:tabs>
+          <w:tab w:val="left" w:pos="2088"/>
+        </w:tabs>
+        <w:rPr>
+          <w:rFonts w:ascii="Times New Roman" w:hAnsi="Times New Roman" w:cs="Times New Roman"/>
+        </w:rPr>
+      </w:pPr>
+      <w:r>
+        <w:rPr>
+          <w:rFonts w:ascii="Times New Roman" w:hAnsi="Times New Roman" w:cs="Times New Roman"/>
+        </w:rPr>
+        <w:t>Cash on Delivery</w:t>
+      </w:r>
+    </w:p>
+    <w:p>
+      <w:pPr>
+        <w:tabs>
+          <w:tab w:val="left" w:pos="2088"/>
+        </w:tabs>
+        <w:rPr>
+          <w:rFonts w:ascii="Times New Roman" w:hAnsi="Times New Roman" w:cs="Times New Roman"/>
+          <w:b/>
+          <w:bCs/>
+        </w:rPr>
+      </w:pPr>
+      <w:r>
+        <w:rPr>
+          <w:rFonts w:ascii="Times New Roman" w:hAnsi="Times New Roman" w:cs="Times New Roman"/>
+          <w:b/>
+          <w:bCs/>
+        </w:rPr>
+        <w:t>4. Order Confirmation</w:t>
+      </w:r>
+    </w:p>
+    <w:p>
+      <w:pPr>
+        <w:tabs>
+          <w:tab w:val="left" w:pos="2088"/>
+        </w:tabs>
+        <w:rPr>
+          <w:rFonts w:ascii="Times New Roman" w:hAnsi="Times New Roman" w:cs="Times New Roman"/>
+        </w:rPr>
+      </w:pPr>
+      <w:r>
+        <w:rPr>
+          <w:rFonts w:ascii="Times New Roman" w:hAnsi="Times New Roman" w:cs="Times New Roman"/>
+        </w:rPr>
+        <w:t>After successful payment, users receive an order confirmation containing the order ID, order details, and options to track the order or continue shopping.</w:t>
+      </w:r>
+    </w:p>
+    <w:p>
+      <w:pPr>
+        <w:tabs>
+          <w:tab w:val="left" w:pos="2088"/>
+        </w:tabs>
+        <w:rPr>
+          <w:rFonts w:ascii="Times New Roman" w:hAnsi="Times New Roman" w:cs="Times New Roman"/>
+          <w:b/>
+          <w:bCs/>
+        </w:rPr>
+      </w:pPr>
+      <w:r>
+        <w:rPr>
+          <w:rFonts w:ascii="Times New Roman" w:hAnsi="Times New Roman" w:cs="Times New Roman"/>
+          <w:b/>
+          <w:bCs/>
+        </w:rPr>
+        <w:t>7.3 Design Rationale</w:t>
+      </w:r>
+    </w:p>
+    <w:p>
+      <w:pPr>
+        <w:tabs>
+          <w:tab w:val="left" w:pos="2088"/>
+        </w:tabs>
+        <w:rPr>
+          <w:rFonts w:ascii="Times New Roman" w:hAnsi="Times New Roman" w:cs="Times New Roman"/>
+        </w:rPr>
+      </w:pPr>
+      <w:r>
+        <w:rPr>
+          <w:rFonts w:ascii="Times New Roman" w:hAnsi="Times New Roman" w:cs="Times New Roman"/>
+        </w:rPr>
+        <w:t xml:space="preserve">The checkout process is divided into clear </w:t>
+      </w:r>
+      <w:proofErr w:type="gramStart"/>
+      <w:r>
+        <w:rPr>
+          <w:rFonts w:ascii="Times New Roman" w:hAnsi="Times New Roman" w:cs="Times New Roman"/>
+        </w:rPr>
+        <w:t>stages</w:t>
+      </w:r>
+      <w:proofErr w:type="gramEnd"/>
+      <w:r>
+        <w:rPr>
+          <w:rFonts w:ascii="Times New Roman" w:hAnsi="Times New Roman" w:cs="Times New Roman"/>
+        </w:rPr>
+        <w:t xml:space="preserve"> so users understand where they are in the purchasing process. Important information such as total price, shipping charges, and payment options is clearly displayed.</w:t>
+      </w:r>
+    </w:p>
+    <w:p>
+      <w:pPr>
+        <w:tabs>
+          <w:tab w:val="left" w:pos="2088"/>
+        </w:tabs>
+        <w:rPr>
+          <w:rFonts w:ascii="Times New Roman" w:hAnsi="Times New Roman" w:cs="Times New Roman"/>
+        </w:rPr>
+      </w:pPr>
+      <w:r>
+        <w:rPr>
+          <w:rFonts w:ascii="Times New Roman" w:hAnsi="Times New Roman" w:cs="Times New Roman"/>
+        </w:rPr>
+        <w:t xml:space="preserve">Clear buttons such as “Proceed to </w:t>
+      </w:r>
+      <w:proofErr w:type="spellStart"/>
+      <w:r>
+        <w:rPr>
+          <w:rFonts w:ascii="Times New Roman" w:hAnsi="Times New Roman" w:cs="Times New Roman"/>
+        </w:rPr>
+        <w:t>Checkout</w:t>
+      </w:r>
+      <w:proofErr w:type="spellEnd"/>
+      <w:r>
+        <w:rPr>
+          <w:rFonts w:ascii="Times New Roman" w:hAnsi="Times New Roman" w:cs="Times New Roman"/>
+        </w:rPr>
+        <w:t>,” “Continue,” and “Place Order” guide users through each stage.</w:t>
+      </w:r>
+    </w:p>
+    <w:p>
+      <w:pPr>
+        <w:tabs>
+          <w:tab w:val="left" w:pos="2088"/>
+        </w:tabs>
+        <w:rPr>
+          <w:rFonts w:ascii="Times New Roman" w:hAnsi="Times New Roman" w:cs="Times New Roman"/>
+        </w:rPr>
+      </w:pPr>
+    </w:p>
+    <w:p>
+      <w:pPr>
+        <w:rPr>
+          <w:rFonts w:ascii="Times New Roman" w:hAnsi="Times New Roman" w:cs="Times New Roman"/>
+        </w:rPr>
+      </w:pPr>
+    </w:p>
+    <w:p>
+      <w:pPr>
+        <w:rPr>
+          <w:rFonts w:ascii="Times New Roman" w:hAnsi="Times New Roman" w:cs="Times New Roman"/>
+        </w:rPr>
+      </w:pPr>
+    </w:p>
+    <w:p>
+      <w:pPr>
+        <w:rPr>
+          <w:rFonts w:ascii="Times New Roman" w:hAnsi="Times New Roman" w:cs="Times New Roman"/>
+        </w:rPr>
+      </w:pPr>
+    </w:p>
+    <w:p>
+      <w:pPr>
+        <w:jc w:val="center"/>
+        <w:rPr>
+          <w:rFonts w:ascii="Times New Roman" w:hAnsi="Times New Roman" w:cs="Times New Roman"/>
+          <w:b/>
+          <w:bCs/>
+          <w:sz w:val="32"/>
+          <w:szCs w:val="32"/>
+        </w:rPr>
+      </w:pPr>
+      <w:r>
+        <w:rPr>
+          <w:rFonts w:ascii="Times New Roman" w:hAnsi="Times New Roman" w:cs="Times New Roman"/>
+          <w:noProof/>
+        </w:rPr>
+        <w:lastRenderedPageBreak/>
+        <w:drawing>
+          <wp:anchor distT="0" distB="0" distL="114300" distR="114300" simplePos="0" relativeHeight="251661312" behindDoc="0" locked="0" layoutInCell="1" allowOverlap="1" wp14:anchorId="7D2795C9" wp14:editId="2A54772B">
+            <wp:simplePos x="0" y="0"/>
+            <wp:positionH relativeFrom="column">
+              <wp:posOffset>-259080</wp:posOffset>
+            </wp:positionH>
+            <wp:positionV relativeFrom="paragraph">
+              <wp:posOffset>0</wp:posOffset>
+            </wp:positionV>
+            <wp:extent cx="6460490" cy="3916680"/>
+            <wp:effectExtent l="0" t="0" r="0" b="7620"/>
+            <wp:wrapTopAndBottom/>
+            <wp:docPr id="532397835" name="Picture 5"/>
+            <wp:cNvGraphicFramePr>
+              <a:graphicFrameLocks xmlns:a="http://schemas.openxmlformats.org/drawingml/2006/main" noChangeAspect="1"/>
+            </wp:cNvGraphicFramePr>
+            <a:graphic xmlns:a="http://schemas.openxmlformats.org/drawingml/2006/main">
+              <a:graphicData uri="http://schemas.openxmlformats.org/drawingml/2006/picture">
+                <pic:pic xmlns:pic="http://schemas.openxmlformats.org/drawingml/2006/picture">
+                  <pic:nvPicPr>
+                    <pic:cNvPr id="532397835" name="Picture 532397835"/>
+                    <pic:cNvPicPr/>
+                  </pic:nvPicPr>
+                  <pic:blipFill>
+                    <a:blip r:embed="rId10">
+                      <a:extLst>
+                        <a:ext uri="{28A0092B-C50C-407E-A947-70E740481C1C}">
+                          <a14:useLocalDpi xmlns:a14="http://schemas.microsoft.com/office/drawing/2010/main" val="0"/>
+                        </a:ext>
+                      </a:extLst>
+                    </a:blip>
+                    <a:stretch>
+                      <a:fillRect/>
+                    </a:stretch>
+                  </pic:blipFill>
+                  <pic:spPr>
+                    <a:xfrm>
+                      <a:off x="0" y="0"/>
+                      <a:ext cx="6460490" cy="3916680"/>
+                    </a:xfrm>
+                    <a:prstGeom prst="rect">
+                      <a:avLst/>
+                    </a:prstGeom>
+                  </pic:spPr>
+                </pic:pic>
+              </a:graphicData>
+            </a:graphic>
+            <wp14:sizeRelH relativeFrom="margin">
+              <wp14:pctWidth>0</wp14:pctWidth>
+            </wp14:sizeRelH>
+            <wp14:sizeRelV relativeFrom="margin">
+              <wp14:pctHeight>0</wp14:pctHeight>
+            </wp14:sizeRelV>
+          </wp:anchor>
+        </w:drawing>
+      </w:r>
+    </w:p>
+    <w:p>
+      <w:pPr>
+        <w:jc w:val="center"/>
+        <w:rPr>
+          <w:rFonts w:ascii="Times New Roman" w:hAnsi="Times New Roman" w:cs="Times New Roman"/>
+          <w:b/>
+          <w:bCs/>
+          <w:sz w:val="32"/>
+          <w:szCs w:val="32"/>
+        </w:rPr>
+      </w:pPr>
+      <w:r>
+        <w:rPr>
+          <w:rFonts w:ascii="Times New Roman" w:hAnsi="Times New Roman" w:cs="Times New Roman"/>
+          <w:b/>
+          <w:bCs/>
+          <w:sz w:val="32"/>
+          <w:szCs w:val="32"/>
+        </w:rPr>
+        <w:t>NAVIGATION AND USER FLOW</w:t>
+      </w:r>
+    </w:p>
+    <w:p>
+      <w:pPr>
+        <w:rPr>
+          <w:rFonts w:ascii="Times New Roman" w:hAnsi="Times New Roman" w:cs="Times New Roman"/>
+        </w:rPr>
+      </w:pPr>
+      <w:r>
+        <w:rPr>
+          <w:rFonts w:ascii="Times New Roman" w:hAnsi="Times New Roman" w:cs="Times New Roman"/>
+        </w:rPr>
+        <w:t>The overall user journey is designed to be simple and logical.</w:t>
+      </w:r>
+    </w:p>
+    <w:p>
+      <w:pPr>
+        <w:rPr>
+          <w:rFonts w:ascii="Times New Roman" w:hAnsi="Times New Roman" w:cs="Times New Roman"/>
+        </w:rPr>
+      </w:pPr>
+      <w:r>
+        <w:rPr>
+          <w:rFonts w:ascii="Times New Roman" w:hAnsi="Times New Roman" w:cs="Times New Roman"/>
+          <w:b/>
+          <w:bCs/>
+        </w:rPr>
+        <w:t>Home Page → Category → Product Listing → Product Detail → Add to Cart → Checkout → Address → Payment → Order Confirmation</w:t>
+      </w:r>
+    </w:p>
+    <w:p>
+      <w:pPr>
+        <w:rPr>
+          <w:rFonts w:ascii="Times New Roman" w:hAnsi="Times New Roman" w:cs="Times New Roman"/>
+        </w:rPr>
+      </w:pPr>
+      <w:r>
+        <w:rPr>
+          <w:rFonts w:ascii="Times New Roman" w:hAnsi="Times New Roman" w:cs="Times New Roman"/>
+        </w:rPr>
+        <w:t>The header remains consistent across the major pages. Breadcrumb navigation is also used on product-related pages to help users understand their current location within the website.</w:t>
+      </w:r>
+    </w:p>
+    <w:p>
+      <w:pPr>
+        <w:rPr>
+          <w:rFonts w:ascii="Times New Roman" w:hAnsi="Times New Roman" w:cs="Times New Roman"/>
+        </w:rPr>
+      </w:pPr>
+      <w:r>
+        <w:rPr>
+          <w:rFonts w:ascii="Times New Roman" w:hAnsi="Times New Roman" w:cs="Times New Roman"/>
+        </w:rPr>
+        <w:t>The shopping cart provides a continuous connection between product browsing and checkout.</w:t>
+      </w:r>
+    </w:p>
+    <w:p>
+      <w:pPr>
+        <w:rPr>
+          <w:rFonts w:ascii="Times New Roman" w:hAnsi="Times New Roman" w:cs="Times New Roman"/>
+        </w:rPr>
+      </w:pPr>
+    </w:p>
+    <w:p>
+      <w:pPr>
+        <w:jc w:val="center"/>
+        <w:rPr>
+          <w:rFonts w:ascii="Times New Roman" w:hAnsi="Times New Roman" w:cs="Times New Roman"/>
+          <w:sz w:val="32"/>
+          <w:szCs w:val="32"/>
+        </w:rPr>
+      </w:pPr>
+    </w:p>
+    <w:p>
+      <w:pPr>
+        <w:jc w:val="center"/>
+        <w:rPr>
+          <w:rFonts w:ascii="Times New Roman" w:hAnsi="Times New Roman" w:cs="Times New Roman"/>
+          <w:b/>
+          <w:bCs/>
+          <w:sz w:val="32"/>
+          <w:szCs w:val="32"/>
+        </w:rPr>
+      </w:pPr>
+      <w:r>
+        <w:rPr>
+          <w:rFonts w:ascii="Times New Roman" w:hAnsi="Times New Roman" w:cs="Times New Roman"/>
+          <w:b/>
+          <w:bCs/>
+          <w:sz w:val="32"/>
+          <w:szCs w:val="32"/>
+        </w:rPr>
+        <w:t>RESPONSIVE DESIGN CONSIDERATIONS</w:t>
+      </w:r>
+    </w:p>
+    <w:p>
+      <w:pPr>
+        <w:rPr>
+          <w:rFonts w:ascii="Times New Roman" w:hAnsi="Times New Roman" w:cs="Times New Roman"/>
+        </w:rPr>
+      </w:pPr>
+      <w:r>
+        <w:rPr>
+          <w:rFonts w:ascii="Times New Roman" w:hAnsi="Times New Roman" w:cs="Times New Roman"/>
+        </w:rPr>
+        <w:t>Although the wireframes primarily represent a desktop e-commerce interface, the design can be adapted for smaller screens.</w:t>
+      </w:r>
+    </w:p>
+    <w:p>
+      <w:pPr>
+        <w:rPr>
+          <w:rFonts w:ascii="Times New Roman" w:hAnsi="Times New Roman" w:cs="Times New Roman"/>
+        </w:rPr>
+      </w:pPr>
+      <w:r>
+        <w:rPr>
+          <w:rFonts w:ascii="Times New Roman" w:hAnsi="Times New Roman" w:cs="Times New Roman"/>
+        </w:rPr>
+        <w:t>On mobile devices:</w:t>
+      </w:r>
+    </w:p>
+    <w:p>
+      <w:pPr>
+        <w:numPr>
+          <w:ilvl w:val="0"/>
+          <w:numId w:val="7"/>
+        </w:numPr>
+        <w:rPr>
+          <w:rFonts w:ascii="Times New Roman" w:hAnsi="Times New Roman" w:cs="Times New Roman"/>
+        </w:rPr>
+      </w:pPr>
+      <w:r>
+        <w:rPr>
+          <w:rFonts w:ascii="Times New Roman" w:hAnsi="Times New Roman" w:cs="Times New Roman"/>
+        </w:rPr>
+        <w:t>Navigation can be converted into a hamburger menu.</w:t>
+      </w:r>
+    </w:p>
+    <w:p>
+      <w:pPr>
+        <w:numPr>
+          <w:ilvl w:val="0"/>
+          <w:numId w:val="7"/>
+        </w:numPr>
+        <w:rPr>
+          <w:rFonts w:ascii="Times New Roman" w:hAnsi="Times New Roman" w:cs="Times New Roman"/>
+        </w:rPr>
+      </w:pPr>
+      <w:r>
+        <w:rPr>
+          <w:rFonts w:ascii="Times New Roman" w:hAnsi="Times New Roman" w:cs="Times New Roman"/>
+        </w:rPr>
+        <w:t>Product grids can reduce from four columns to two or one.</w:t>
+      </w:r>
+    </w:p>
+    <w:p>
+      <w:pPr>
+        <w:numPr>
+          <w:ilvl w:val="0"/>
+          <w:numId w:val="7"/>
+        </w:numPr>
+        <w:rPr>
+          <w:rFonts w:ascii="Times New Roman" w:hAnsi="Times New Roman" w:cs="Times New Roman"/>
+        </w:rPr>
+      </w:pPr>
+      <w:r>
+        <w:rPr>
+          <w:rFonts w:ascii="Times New Roman" w:hAnsi="Times New Roman" w:cs="Times New Roman"/>
+        </w:rPr>
+        <w:lastRenderedPageBreak/>
+        <w:t>Filters can be displayed using a filter button or expandable panel.</w:t>
+      </w:r>
+    </w:p>
+    <w:p>
+      <w:pPr>
+        <w:numPr>
+          <w:ilvl w:val="0"/>
+          <w:numId w:val="7"/>
+        </w:numPr>
+        <w:rPr>
+          <w:rFonts w:ascii="Times New Roman" w:hAnsi="Times New Roman" w:cs="Times New Roman"/>
+        </w:rPr>
+      </w:pPr>
+      <w:r>
+        <w:rPr>
+          <w:rFonts w:ascii="Times New Roman" w:hAnsi="Times New Roman" w:cs="Times New Roman"/>
+        </w:rPr>
+        <w:t>Product images can become larger relative to the screen.</w:t>
+      </w:r>
+    </w:p>
+    <w:p>
+      <w:pPr>
+        <w:numPr>
+          <w:ilvl w:val="0"/>
+          <w:numId w:val="7"/>
+        </w:numPr>
+        <w:rPr>
+          <w:rFonts w:ascii="Times New Roman" w:hAnsi="Times New Roman" w:cs="Times New Roman"/>
+        </w:rPr>
+      </w:pPr>
+      <w:r>
+        <w:rPr>
+          <w:rFonts w:ascii="Times New Roman" w:hAnsi="Times New Roman" w:cs="Times New Roman"/>
+        </w:rPr>
+        <w:t>Checkout sections can be displayed vertically.</w:t>
+      </w:r>
+    </w:p>
+    <w:p>
+      <w:pPr>
+        <w:numPr>
+          <w:ilvl w:val="0"/>
+          <w:numId w:val="7"/>
+        </w:numPr>
+        <w:rPr>
+          <w:rFonts w:ascii="Times New Roman" w:hAnsi="Times New Roman" w:cs="Times New Roman"/>
+        </w:rPr>
+      </w:pPr>
+      <w:r>
+        <w:rPr>
+          <w:rFonts w:ascii="Times New Roman" w:hAnsi="Times New Roman" w:cs="Times New Roman"/>
+        </w:rPr>
+        <w:t>Buttons should remain large enough for touch interaction.</w:t>
+      </w:r>
+    </w:p>
+    <w:p>
+      <w:pPr>
+        <w:rPr>
+          <w:rFonts w:ascii="Times New Roman" w:hAnsi="Times New Roman" w:cs="Times New Roman"/>
+        </w:rPr>
+      </w:pPr>
+      <w:r>
+        <w:rPr>
+          <w:rFonts w:ascii="Times New Roman" w:hAnsi="Times New Roman" w:cs="Times New Roman"/>
+        </w:rPr>
+        <w:t>This approach allows the same design system to support desktop, tablet, and mobile users.</w:t>
+      </w:r>
+    </w:p>
+    <w:p>
+      <w:pPr>
+        <w:rPr>
+          <w:rFonts w:ascii="Times New Roman" w:hAnsi="Times New Roman" w:cs="Times New Roman"/>
+        </w:rPr>
+      </w:pPr>
+    </w:p>
+    <w:p>
+      <w:pPr>
+        <w:jc w:val="center"/>
+        <w:rPr>
+          <w:rFonts w:ascii="Times New Roman" w:hAnsi="Times New Roman" w:cs="Times New Roman"/>
+          <w:b/>
+          <w:bCs/>
+          <w:sz w:val="32"/>
+          <w:szCs w:val="32"/>
+        </w:rPr>
+      </w:pPr>
+      <w:r>
+        <w:rPr>
+          <w:rFonts w:ascii="Times New Roman" w:hAnsi="Times New Roman" w:cs="Times New Roman"/>
+          <w:b/>
+          <w:bCs/>
+          <w:sz w:val="32"/>
+          <w:szCs w:val="32"/>
+        </w:rPr>
+        <w:t>EXPECTED USER INTERACTION</w:t>
+      </w:r>
+    </w:p>
+    <w:p>
+      <w:pPr>
+        <w:rPr>
+          <w:rFonts w:ascii="Times New Roman" w:hAnsi="Times New Roman" w:cs="Times New Roman"/>
+        </w:rPr>
+      </w:pPr>
+      <w:r>
+        <w:rPr>
+          <w:rFonts w:ascii="Times New Roman" w:hAnsi="Times New Roman" w:cs="Times New Roman"/>
+        </w:rPr>
+        <w:t>The main interactions planned for the website include:</w:t>
+      </w:r>
+    </w:p>
+    <w:p>
+      <w:pPr>
+        <w:numPr>
+          <w:ilvl w:val="0"/>
+          <w:numId w:val="8"/>
+        </w:numPr>
+        <w:rPr>
+          <w:rFonts w:ascii="Times New Roman" w:hAnsi="Times New Roman" w:cs="Times New Roman"/>
+        </w:rPr>
+      </w:pPr>
+      <w:r>
+        <w:rPr>
+          <w:rFonts w:ascii="Times New Roman" w:hAnsi="Times New Roman" w:cs="Times New Roman"/>
+        </w:rPr>
+        <w:t>Clicking navigation categories.</w:t>
+      </w:r>
+    </w:p>
+    <w:p>
+      <w:pPr>
+        <w:numPr>
+          <w:ilvl w:val="0"/>
+          <w:numId w:val="8"/>
+        </w:numPr>
+        <w:rPr>
+          <w:rFonts w:ascii="Times New Roman" w:hAnsi="Times New Roman" w:cs="Times New Roman"/>
+        </w:rPr>
+      </w:pPr>
+      <w:r>
+        <w:rPr>
+          <w:rFonts w:ascii="Times New Roman" w:hAnsi="Times New Roman" w:cs="Times New Roman"/>
+        </w:rPr>
+        <w:t>Searching for products.</w:t>
+      </w:r>
+    </w:p>
+    <w:p>
+      <w:pPr>
+        <w:numPr>
+          <w:ilvl w:val="0"/>
+          <w:numId w:val="8"/>
+        </w:numPr>
+        <w:rPr>
+          <w:rFonts w:ascii="Times New Roman" w:hAnsi="Times New Roman" w:cs="Times New Roman"/>
+        </w:rPr>
+      </w:pPr>
+      <w:r>
+        <w:rPr>
+          <w:rFonts w:ascii="Times New Roman" w:hAnsi="Times New Roman" w:cs="Times New Roman"/>
+        </w:rPr>
+        <w:t>Filtering products.</w:t>
+      </w:r>
+    </w:p>
+    <w:p>
+      <w:pPr>
+        <w:numPr>
+          <w:ilvl w:val="0"/>
+          <w:numId w:val="8"/>
+        </w:numPr>
+        <w:rPr>
+          <w:rFonts w:ascii="Times New Roman" w:hAnsi="Times New Roman" w:cs="Times New Roman"/>
+        </w:rPr>
+      </w:pPr>
+      <w:r>
+        <w:rPr>
+          <w:rFonts w:ascii="Times New Roman" w:hAnsi="Times New Roman" w:cs="Times New Roman"/>
+        </w:rPr>
+        <w:t>Sorting products.</w:t>
+      </w:r>
+    </w:p>
+    <w:p>
+      <w:pPr>
+        <w:numPr>
+          <w:ilvl w:val="0"/>
+          <w:numId w:val="8"/>
+        </w:numPr>
+        <w:rPr>
+          <w:rFonts w:ascii="Times New Roman" w:hAnsi="Times New Roman" w:cs="Times New Roman"/>
+        </w:rPr>
+      </w:pPr>
+      <w:r>
+        <w:rPr>
+          <w:rFonts w:ascii="Times New Roman" w:hAnsi="Times New Roman" w:cs="Times New Roman"/>
+        </w:rPr>
+        <w:t>Opening a product detail page.</w:t>
+      </w:r>
+    </w:p>
+    <w:p>
+      <w:pPr>
+        <w:numPr>
+          <w:ilvl w:val="0"/>
+          <w:numId w:val="8"/>
+        </w:numPr>
+        <w:rPr>
+          <w:rFonts w:ascii="Times New Roman" w:hAnsi="Times New Roman" w:cs="Times New Roman"/>
+        </w:rPr>
+      </w:pPr>
+      <w:r>
+        <w:rPr>
+          <w:rFonts w:ascii="Times New Roman" w:hAnsi="Times New Roman" w:cs="Times New Roman"/>
+        </w:rPr>
+        <w:t>Selecting a product size.</w:t>
+      </w:r>
+    </w:p>
+    <w:p>
+      <w:pPr>
+        <w:numPr>
+          <w:ilvl w:val="0"/>
+          <w:numId w:val="8"/>
+        </w:numPr>
+        <w:rPr>
+          <w:rFonts w:ascii="Times New Roman" w:hAnsi="Times New Roman" w:cs="Times New Roman"/>
+        </w:rPr>
+      </w:pPr>
+      <w:r>
+        <w:rPr>
+          <w:rFonts w:ascii="Times New Roman" w:hAnsi="Times New Roman" w:cs="Times New Roman"/>
+        </w:rPr>
+        <w:t>Increasing or decreasing quantity.</w:t>
+      </w:r>
+    </w:p>
+    <w:p>
+      <w:pPr>
+        <w:numPr>
+          <w:ilvl w:val="0"/>
+          <w:numId w:val="8"/>
+        </w:numPr>
+        <w:rPr>
+          <w:rFonts w:ascii="Times New Roman" w:hAnsi="Times New Roman" w:cs="Times New Roman"/>
+        </w:rPr>
+      </w:pPr>
+      <w:r>
+        <w:rPr>
+          <w:rFonts w:ascii="Times New Roman" w:hAnsi="Times New Roman" w:cs="Times New Roman"/>
+        </w:rPr>
+        <w:t>Adding products to the cart.</w:t>
+      </w:r>
+    </w:p>
+    <w:p>
+      <w:pPr>
+        <w:numPr>
+          <w:ilvl w:val="0"/>
+          <w:numId w:val="8"/>
+        </w:numPr>
+        <w:rPr>
+          <w:rFonts w:ascii="Times New Roman" w:hAnsi="Times New Roman" w:cs="Times New Roman"/>
+        </w:rPr>
+      </w:pPr>
+      <w:r>
+        <w:rPr>
+          <w:rFonts w:ascii="Times New Roman" w:hAnsi="Times New Roman" w:cs="Times New Roman"/>
+        </w:rPr>
+        <w:t>Removing products from the cart.</w:t>
+      </w:r>
+    </w:p>
+    <w:p>
+      <w:pPr>
+        <w:numPr>
+          <w:ilvl w:val="0"/>
+          <w:numId w:val="8"/>
+        </w:numPr>
+        <w:rPr>
+          <w:rFonts w:ascii="Times New Roman" w:hAnsi="Times New Roman" w:cs="Times New Roman"/>
+        </w:rPr>
+      </w:pPr>
+      <w:r>
+        <w:rPr>
+          <w:rFonts w:ascii="Times New Roman" w:hAnsi="Times New Roman" w:cs="Times New Roman"/>
+        </w:rPr>
+        <w:t>Entering delivery information.</w:t>
+      </w:r>
+    </w:p>
+    <w:p>
+      <w:pPr>
+        <w:numPr>
+          <w:ilvl w:val="0"/>
+          <w:numId w:val="8"/>
+        </w:numPr>
+        <w:rPr>
+          <w:rFonts w:ascii="Times New Roman" w:hAnsi="Times New Roman" w:cs="Times New Roman"/>
+        </w:rPr>
+      </w:pPr>
+      <w:r>
+        <w:rPr>
+          <w:rFonts w:ascii="Times New Roman" w:hAnsi="Times New Roman" w:cs="Times New Roman"/>
+        </w:rPr>
+        <w:t>Selecting a payment method.</w:t>
+      </w:r>
+    </w:p>
+    <w:p>
+      <w:pPr>
+        <w:numPr>
+          <w:ilvl w:val="0"/>
+          <w:numId w:val="8"/>
+        </w:numPr>
+        <w:rPr>
+          <w:rFonts w:ascii="Times New Roman" w:hAnsi="Times New Roman" w:cs="Times New Roman"/>
+        </w:rPr>
+      </w:pPr>
+      <w:r>
+        <w:rPr>
+          <w:rFonts w:ascii="Times New Roman" w:hAnsi="Times New Roman" w:cs="Times New Roman"/>
+        </w:rPr>
+        <w:t>Placing an order.</w:t>
+      </w:r>
+    </w:p>
+    <w:p>
+      <w:pPr>
+        <w:numPr>
+          <w:ilvl w:val="0"/>
+          <w:numId w:val="8"/>
+        </w:numPr>
+        <w:rPr>
+          <w:rFonts w:ascii="Times New Roman" w:hAnsi="Times New Roman" w:cs="Times New Roman"/>
+        </w:rPr>
+      </w:pPr>
+      <w:r>
+        <w:rPr>
+          <w:rFonts w:ascii="Times New Roman" w:hAnsi="Times New Roman" w:cs="Times New Roman"/>
+        </w:rPr>
+        <w:t>Viewing order confirmation.</w:t>
+      </w:r>
+    </w:p>
+    <w:p>
+      <w:pPr>
+        <w:numPr>
+          <w:ilvl w:val="0"/>
+          <w:numId w:val="8"/>
+        </w:numPr>
+        <w:rPr>
+          <w:rFonts w:ascii="Times New Roman" w:hAnsi="Times New Roman" w:cs="Times New Roman"/>
+        </w:rPr>
+      </w:pPr>
+      <w:r>
+        <w:rPr>
+          <w:rFonts w:ascii="Times New Roman" w:hAnsi="Times New Roman" w:cs="Times New Roman"/>
+        </w:rPr>
+        <w:t>Tracking an order.</w:t>
+      </w:r>
+    </w:p>
+    <w:p>
+      <w:pPr>
+        <w:rPr>
+          <w:rFonts w:ascii="Times New Roman" w:hAnsi="Times New Roman" w:cs="Times New Roman"/>
+        </w:rPr>
+      </w:pPr>
+      <w:r>
+        <w:rPr>
+          <w:rFonts w:ascii="Times New Roman" w:hAnsi="Times New Roman" w:cs="Times New Roman"/>
+        </w:rPr>
+        <w:t>These interactions create a complete shopping experience from product discovery to purchase.</w:t>
+      </w:r>
+    </w:p>
+    <w:p>
+      <w:pPr>
+        <w:rPr>
+          <w:rFonts w:ascii="Times New Roman" w:hAnsi="Times New Roman" w:cs="Times New Roman"/>
+        </w:rPr>
+      </w:pPr>
+    </w:p>
+    <w:p>
+      <w:pPr>
+        <w:rPr>
+          <w:rFonts w:ascii="Times New Roman" w:hAnsi="Times New Roman" w:cs="Times New Roman"/>
+        </w:rPr>
+      </w:pPr>
+    </w:p>
+    <w:p>
+      <w:pPr>
+        <w:rPr>
+          <w:rFonts w:ascii="Times New Roman" w:hAnsi="Times New Roman" w:cs="Times New Roman"/>
+        </w:rPr>
+      </w:pPr>
+    </w:p>
+    <w:p>
+      <w:pPr>
+        <w:rPr>
+          <w:rFonts w:ascii="Times New Roman" w:hAnsi="Times New Roman" w:cs="Times New Roman"/>
+        </w:rPr>
+      </w:pPr>
+    </w:p>
+    <w:p>
+      <w:pPr>
+        <w:rPr>
+          <w:rFonts w:ascii="Times New Roman" w:hAnsi="Times New Roman" w:cs="Times New Roman"/>
+        </w:rPr>
+      </w:pPr>
+    </w:p>
+    <w:p>
+      <w:pPr>
+        <w:rPr>
+          <w:rFonts w:ascii="Times New Roman" w:hAnsi="Times New Roman" w:cs="Times New Roman"/>
+        </w:rPr>
+      </w:pPr>
+    </w:p>
     <w:sectPr>
       <w:pgSz w:w="11906" w:h="16838"/>
       <w:pgMar w:top="1440" w:right="1440" w:bottom="1440" w:left="1440" w:header="708" w:footer="708" w:gutter="0"/>
@@ -256,6 +4217,1277 @@
     </w:sectPr>
   </w:body>
 </w:document>
+</file>
+
+<file path=word/endnotes.xml><?xml version="1.0" encoding="utf-8"?>
+<w:endnotes xmlns:wpc="http://schemas.microsoft.com/office/word/2010/wordprocessingCanvas" xmlns:cx="http://schemas.microsoft.com/office/drawing/2014/chartex" xmlns:cx1="http://schemas.microsoft.com/office/drawing/2015/9/8/chartex" xmlns:cx2="http://schemas.microsoft.com/office/drawing/2015/10/21/chartex" xmlns:cx3="http://schemas.microsoft.com/office/drawing/2016/5/9/chartex" xmlns:cx4="http://schemas.microsoft.com/office/drawing/2016/5/10/chartex" xmlns:cx5="http://schemas.microsoft.com/office/drawing/2016/5/11/chartex" xmlns:cx6="http://schemas.microsoft.com/office/drawing/2016/5/12/chartex" xmlns:cx7="http://schemas.microsoft.com/office/drawing/2016/5/13/chartex" xmlns:cx8="http://schemas.microsoft.com/office/drawing/2016/5/14/chartex" xmlns:mc="http://schemas.openxmlformats.org/markup-compatibility/2006" xmlns:aink="http://schemas.microsoft.com/office/drawing/2016/ink" xmlns:am3d="http://schemas.microsoft.com/office/drawing/2017/model3d" xmlns:o="urn:schemas-microsoft-com:office:office" xmlns:oel="http://schemas.microsoft.com/office/2019/extlst" xmlns:r="http://schemas.openxmlformats.org/officeDocument/2006/relationships" xmlns:m="http://schemas.openxmlformats.org/officeDocument/2006/math" xmlns:v="urn:schemas-microsoft-com:vml" xmlns:wp14="http://schemas.microsoft.com/office/word/2010/wordprocessingDrawing" xmlns:wp="http://schemas.openxmlformats.org/drawingml/2006/wordprocessingDrawing" xmlns:w10="urn:schemas-microsoft-com:office:word" xmlns:w="http://schemas.openxmlformats.org/wordprocessingml/2006/main" xmlns:w14="http://schemas.microsoft.com/office/word/2010/wordml" xmlns:w15="http://schemas.microsoft.com/office/word/2012/wordml" xmlns:w16cei="http://schemas.microsoft.com/office/word/2026/wordml/cei" xmlns:w16cex="http://schemas.microsoft.com/office/word/2018/wordml/cex" xmlns:w16cid="http://schemas.microsoft.com/office/word/2016/wordml/cid" xmlns:w16="http://schemas.microsoft.com/office/word/2018/wordml" xmlns:w16du="http://schemas.microsoft.com/office/word/2023/wordml/word16du" xmlns:w16sdtdh="http://schemas.microsoft.com/office/word/2020/wordml/sdtdatahash" xmlns:w16sdtfl="http://schemas.microsoft.com/office/word/2024/wordml/sdtformatlock" xmlns:w16se="http://schemas.microsoft.com/office/word/2015/wordml/symex" xmlns:wpg="http://schemas.microsoft.com/office/word/2010/wordprocessingGroup" xmlns:wpi="http://schemas.microsoft.com/office/word/2010/wordprocessingInk" xmlns:wne="http://schemas.microsoft.com/office/word/2006/wordml" xmlns:wps="http://schemas.microsoft.com/office/word/2010/wordprocessingShape" mc:Ignorable="w14 w15 w16se w16cid w16 w16cex w16sdtdh w16sdtfl w16du wp14">
+  <w:endnote w:type="separator" w:id="-1">
+    <w:p>
+      <w:pPr>
+        <w:spacing w:after="0" w:line="240" w:lineRule="auto"/>
+      </w:pPr>
+      <w:r>
+        <w:separator/>
+      </w:r>
+    </w:p>
+  </w:endnote>
+  <w:endnote w:type="continuationSeparator" w:id="0">
+    <w:p>
+      <w:pPr>
+        <w:spacing w:after="0" w:line="240" w:lineRule="auto"/>
+      </w:pPr>
+      <w:r>
+        <w:continuationSeparator/>
+      </w:r>
+    </w:p>
+  </w:endnote>
+</w:endnotes>
+</file>
+
+<file path=word/footnotes.xml><?xml version="1.0" encoding="utf-8"?>
+<w:footnotes xmlns:wpc="http://schemas.microsoft.com/office/word/2010/wordprocessingCanvas" xmlns:cx="http://schemas.microsoft.com/office/drawing/2014/chartex" xmlns:cx1="http://schemas.microsoft.com/office/drawing/2015/9/8/chartex" xmlns:cx2="http://schemas.microsoft.com/office/drawing/2015/10/21/chartex" xmlns:cx3="http://schemas.microsoft.com/office/drawing/2016/5/9/chartex" xmlns:cx4="http://schemas.microsoft.com/office/drawing/2016/5/10/chartex" xmlns:cx5="http://schemas.microsoft.com/office/drawing/2016/5/11/chartex" xmlns:cx6="http://schemas.microsoft.com/office/drawing/2016/5/12/chartex" xmlns:cx7="http://schemas.microsoft.com/office/drawing/2016/5/13/chartex" xmlns:cx8="http://schemas.microsoft.com/office/drawing/2016/5/14/chartex" xmlns:mc="http://schemas.openxmlformats.org/markup-compatibility/2006" xmlns:aink="http://schemas.microsoft.com/office/drawing/2016/ink" xmlns:am3d="http://schemas.microsoft.com/office/drawing/2017/model3d" xmlns:o="urn:schemas-microsoft-com:office:office" xmlns:oel="http://schemas.microsoft.com/office/2019/extlst" xmlns:r="http://schemas.openxmlformats.org/officeDocument/2006/relationships" xmlns:m="http://schemas.openxmlformats.org/officeDocument/2006/math" xmlns:v="urn:schemas-microsoft-com:vml" xmlns:wp14="http://schemas.microsoft.com/office/word/2010/wordprocessingDrawing" xmlns:wp="http://schemas.openxmlformats.org/drawingml/2006/wordprocessingDrawing" xmlns:w10="urn:schemas-microsoft-com:office:word" xmlns:w="http://schemas.openxmlformats.org/wordprocessingml/2006/main" xmlns:w14="http://schemas.microsoft.com/office/word/2010/wordml" xmlns:w15="http://schemas.microsoft.com/office/word/2012/wordml" xmlns:w16cei="http://schemas.microsoft.com/office/word/2026/wordml/cei" xmlns:w16cex="http://schemas.microsoft.com/office/word/2018/wordml/cex" xmlns:w16cid="http://schemas.microsoft.com/office/word/2016/wordml/cid" xmlns:w16="http://schemas.microsoft.com/office/word/2018/wordml" xmlns:w16du="http://schemas.microsoft.com/office/word/2023/wordml/word16du" xmlns:w16sdtdh="http://schemas.microsoft.com/office/word/2020/wordml/sdtdatahash" xmlns:w16sdtfl="http://schemas.microsoft.com/office/word/2024/wordml/sdtformatlock" xmlns:w16se="http://schemas.microsoft.com/office/word/2015/wordml/symex" xmlns:wpg="http://schemas.microsoft.com/office/word/2010/wordprocessingGroup" xmlns:wpi="http://schemas.microsoft.com/office/word/2010/wordprocessingInk" xmlns:wne="http://schemas.microsoft.com/office/word/2006/wordml" xmlns:wps="http://schemas.microsoft.com/office/word/2010/wordprocessingShape" mc:Ignorable="w14 w15 w16se w16cid w16 w16cex w16sdtdh w16sdtfl w16du wp14">
+  <w:footnote w:type="separator" w:id="-1">
+    <w:p>
+      <w:pPr>
+        <w:spacing w:after="0" w:line="240" w:lineRule="auto"/>
+      </w:pPr>
+      <w:r>
+        <w:separator/>
+      </w:r>
+    </w:p>
+  </w:footnote>
+  <w:footnote w:type="continuationSeparator" w:id="0">
+    <w:p>
+      <w:pPr>
+        <w:spacing w:after="0" w:line="240" w:lineRule="auto"/>
+      </w:pPr>
+      <w:r>
+        <w:continuationSeparator/>
+      </w:r>
+    </w:p>
+  </w:footnote>
+</w:footnotes>
+</file>
+
+<file path=word/numbering.xml><?xml version="1.0" encoding="utf-8"?>
+<w:numbering xmlns:wpc="http://schemas.microsoft.com/office/word/2010/wordprocessingCanvas" xmlns:cx="http://schemas.microsoft.com/office/drawing/2014/chartex" xmlns:cx1="http://schemas.microsoft.com/office/drawing/2015/9/8/chartex" xmlns:cx2="http://schemas.microsoft.com/office/drawing/2015/10/21/chartex" xmlns:cx3="http://schemas.microsoft.com/office/drawing/2016/5/9/chartex" xmlns:cx4="http://schemas.microsoft.com/office/drawing/2016/5/10/chartex" xmlns:cx5="http://schemas.microsoft.com/office/drawing/2016/5/11/chartex" xmlns:cx6="http://schemas.microsoft.com/office/drawing/2016/5/12/chartex" xmlns:cx7="http://schemas.microsoft.com/office/drawing/2016/5/13/chartex" xmlns:cx8="http://schemas.microsoft.com/office/drawing/2016/5/14/chartex" xmlns:mc="http://schemas.openxmlformats.org/markup-compatibility/2006" xmlns:aink="http://schemas.microsoft.com/office/drawing/2016/ink" xmlns:am3d="http://schemas.microsoft.com/office/drawing/2017/model3d" xmlns:o="urn:schemas-microsoft-com:office:office" xmlns:oel="http://schemas.microsoft.com/office/2019/extlst" xmlns:r="http://schemas.openxmlformats.org/officeDocument/2006/relationships" xmlns:m="http://schemas.openxmlformats.org/officeDocument/2006/math" xmlns:v="urn:schemas-microsoft-com:vml" xmlns:wp14="http://schemas.microsoft.com/office/word/2010/wordprocessingDrawing" xmlns:wp="http://schemas.openxmlformats.org/drawingml/2006/wordprocessingDrawing" xmlns:w10="urn:schemas-microsoft-com:office:word" xmlns:w="http://schemas.openxmlformats.org/wordprocessingml/2006/main" xmlns:w14="http://schemas.microsoft.com/office/word/2010/wordml" xmlns:w15="http://schemas.microsoft.com/office/word/2012/wordml" xmlns:w16cei="http://schemas.microsoft.com/office/word/2026/wordml/cei" xmlns:w16cex="http://schemas.microsoft.com/office/word/2018/wordml/cex" xmlns:w16cid="http://schemas.microsoft.com/office/word/2016/wordml/cid" xmlns:w16="http://schemas.microsoft.com/office/word/2018/wordml" xmlns:w16du="http://schemas.microsoft.com/office/word/2023/wordml/word16du" xmlns:w16sdtdh="http://schemas.microsoft.com/office/word/2020/wordml/sdtdatahash" xmlns:w16sdtfl="http://schemas.microsoft.com/office/word/2024/wordml/sdtformatlock" xmlns:w16se="http://schemas.microsoft.com/office/word/2015/wordml/symex" xmlns:wpg="http://schemas.microsoft.com/office/word/2010/wordprocessingGroup" xmlns:wpi="http://schemas.microsoft.com/office/word/2010/wordprocessingInk" xmlns:wne="http://schemas.microsoft.com/office/word/2006/wordml" xmlns:wps="http://schemas.microsoft.com/office/word/2010/wordprocessingShape" mc:Ignorable="w14 w15 w16se w16cid w16 w16cex w16sdtdh w16sdtfl w16du wp14">
+  <w:abstractNum w:abstractNumId="0" w15:restartNumberingAfterBreak="0">
+    <w:nsid w:val="0A6317D4"/>
+    <w:multiLevelType w:val="multilevel"/>
+    <w:tmpl w:val="B9B86100"/>
+    <w:lvl w:ilvl="0">
+      <w:start w:val="1"/>
+      <w:numFmt w:val="bullet"/>
+      <w:lvlText w:val=""/>
+      <w:lvlJc w:val="left"/>
+      <w:pPr>
+        <w:tabs>
+          <w:tab w:val="num" w:pos="720"/>
+        </w:tabs>
+        <w:ind w:left="720" w:hanging="360"/>
+      </w:pPr>
+      <w:rPr>
+        <w:rFonts w:ascii="Symbol" w:hAnsi="Symbol" w:hint="default"/>
+        <w:sz w:val="20"/>
+      </w:rPr>
+    </w:lvl>
+    <w:lvl w:ilvl="1" w:tentative="1">
+      <w:start w:val="1"/>
+      <w:numFmt w:val="bullet"/>
+      <w:lvlText w:val="o"/>
+      <w:lvlJc w:val="left"/>
+      <w:pPr>
+        <w:tabs>
+          <w:tab w:val="num" w:pos="1440"/>
+        </w:tabs>
+        <w:ind w:left="1440" w:hanging="360"/>
+      </w:pPr>
+      <w:rPr>
+        <w:rFonts w:ascii="Courier New" w:hAnsi="Courier New" w:hint="default"/>
+        <w:sz w:val="20"/>
+      </w:rPr>
+    </w:lvl>
+    <w:lvl w:ilvl="2" w:tentative="1">
+      <w:start w:val="1"/>
+      <w:numFmt w:val="bullet"/>
+      <w:lvlText w:val=""/>
+      <w:lvlJc w:val="left"/>
+      <w:pPr>
+        <w:tabs>
+          <w:tab w:val="num" w:pos="2160"/>
+        </w:tabs>
+        <w:ind w:left="2160" w:hanging="360"/>
+      </w:pPr>
+      <w:rPr>
+        <w:rFonts w:ascii="Wingdings" w:hAnsi="Wingdings" w:hint="default"/>
+        <w:sz w:val="20"/>
+      </w:rPr>
+    </w:lvl>
+    <w:lvl w:ilvl="3" w:tentative="1">
+      <w:start w:val="1"/>
+      <w:numFmt w:val="bullet"/>
+      <w:lvlText w:val=""/>
+      <w:lvlJc w:val="left"/>
+      <w:pPr>
+        <w:tabs>
+          <w:tab w:val="num" w:pos="2880"/>
+        </w:tabs>
+        <w:ind w:left="2880" w:hanging="360"/>
+      </w:pPr>
+      <w:rPr>
+        <w:rFonts w:ascii="Wingdings" w:hAnsi="Wingdings" w:hint="default"/>
+        <w:sz w:val="20"/>
+      </w:rPr>
+    </w:lvl>
+    <w:lvl w:ilvl="4" w:tentative="1">
+      <w:start w:val="1"/>
+      <w:numFmt w:val="bullet"/>
+      <w:lvlText w:val=""/>
+      <w:lvlJc w:val="left"/>
+      <w:pPr>
+        <w:tabs>
+          <w:tab w:val="num" w:pos="3600"/>
+        </w:tabs>
+        <w:ind w:left="3600" w:hanging="360"/>
+      </w:pPr>
+      <w:rPr>
+        <w:rFonts w:ascii="Wingdings" w:hAnsi="Wingdings" w:hint="default"/>
+        <w:sz w:val="20"/>
+      </w:rPr>
+    </w:lvl>
+    <w:lvl w:ilvl="5" w:tentative="1">
+      <w:start w:val="1"/>
+      <w:numFmt w:val="bullet"/>
+      <w:lvlText w:val=""/>
+      <w:lvlJc w:val="left"/>
+      <w:pPr>
+        <w:tabs>
+          <w:tab w:val="num" w:pos="4320"/>
+        </w:tabs>
+        <w:ind w:left="4320" w:hanging="360"/>
+      </w:pPr>
+      <w:rPr>
+        <w:rFonts w:ascii="Wingdings" w:hAnsi="Wingdings" w:hint="default"/>
+        <w:sz w:val="20"/>
+      </w:rPr>
+    </w:lvl>
+    <w:lvl w:ilvl="6" w:tentative="1">
+      <w:start w:val="1"/>
+      <w:numFmt w:val="bullet"/>
+      <w:lvlText w:val=""/>
+      <w:lvlJc w:val="left"/>
+      <w:pPr>
+        <w:tabs>
+          <w:tab w:val="num" w:pos="5040"/>
+        </w:tabs>
+        <w:ind w:left="5040" w:hanging="360"/>
+      </w:pPr>
+      <w:rPr>
+        <w:rFonts w:ascii="Wingdings" w:hAnsi="Wingdings" w:hint="default"/>
+        <w:sz w:val="20"/>
+      </w:rPr>
+    </w:lvl>
+    <w:lvl w:ilvl="7" w:tentative="1">
+      <w:start w:val="1"/>
+      <w:numFmt w:val="bullet"/>
+      <w:lvlText w:val=""/>
+      <w:lvlJc w:val="left"/>
+      <w:pPr>
+        <w:tabs>
+          <w:tab w:val="num" w:pos="5760"/>
+        </w:tabs>
+        <w:ind w:left="5760" w:hanging="360"/>
+      </w:pPr>
+      <w:rPr>
+        <w:rFonts w:ascii="Wingdings" w:hAnsi="Wingdings" w:hint="default"/>
+        <w:sz w:val="20"/>
+      </w:rPr>
+    </w:lvl>
+    <w:lvl w:ilvl="8" w:tentative="1">
+      <w:start w:val="1"/>
+      <w:numFmt w:val="bullet"/>
+      <w:lvlText w:val=""/>
+      <w:lvlJc w:val="left"/>
+      <w:pPr>
+        <w:tabs>
+          <w:tab w:val="num" w:pos="6480"/>
+        </w:tabs>
+        <w:ind w:left="6480" w:hanging="360"/>
+      </w:pPr>
+      <w:rPr>
+        <w:rFonts w:ascii="Wingdings" w:hAnsi="Wingdings" w:hint="default"/>
+        <w:sz w:val="20"/>
+      </w:rPr>
+    </w:lvl>
+  </w:abstractNum>
+  <w:abstractNum w:abstractNumId="1" w15:restartNumberingAfterBreak="0">
+    <w:nsid w:val="0C8B6C6F"/>
+    <w:multiLevelType w:val="multilevel"/>
+    <w:tmpl w:val="5DF61992"/>
+    <w:lvl w:ilvl="0">
+      <w:start w:val="1"/>
+      <w:numFmt w:val="bullet"/>
+      <w:lvlText w:val=""/>
+      <w:lvlJc w:val="left"/>
+      <w:pPr>
+        <w:tabs>
+          <w:tab w:val="num" w:pos="720"/>
+        </w:tabs>
+        <w:ind w:left="720" w:hanging="360"/>
+      </w:pPr>
+      <w:rPr>
+        <w:rFonts w:ascii="Symbol" w:hAnsi="Symbol" w:hint="default"/>
+        <w:sz w:val="20"/>
+      </w:rPr>
+    </w:lvl>
+    <w:lvl w:ilvl="1" w:tentative="1">
+      <w:start w:val="1"/>
+      <w:numFmt w:val="bullet"/>
+      <w:lvlText w:val="o"/>
+      <w:lvlJc w:val="left"/>
+      <w:pPr>
+        <w:tabs>
+          <w:tab w:val="num" w:pos="1440"/>
+        </w:tabs>
+        <w:ind w:left="1440" w:hanging="360"/>
+      </w:pPr>
+      <w:rPr>
+        <w:rFonts w:ascii="Courier New" w:hAnsi="Courier New" w:hint="default"/>
+        <w:sz w:val="20"/>
+      </w:rPr>
+    </w:lvl>
+    <w:lvl w:ilvl="2" w:tentative="1">
+      <w:start w:val="1"/>
+      <w:numFmt w:val="bullet"/>
+      <w:lvlText w:val=""/>
+      <w:lvlJc w:val="left"/>
+      <w:pPr>
+        <w:tabs>
+          <w:tab w:val="num" w:pos="2160"/>
+        </w:tabs>
+        <w:ind w:left="2160" w:hanging="360"/>
+      </w:pPr>
+      <w:rPr>
+        <w:rFonts w:ascii="Wingdings" w:hAnsi="Wingdings" w:hint="default"/>
+        <w:sz w:val="20"/>
+      </w:rPr>
+    </w:lvl>
+    <w:lvl w:ilvl="3" w:tentative="1">
+      <w:start w:val="1"/>
+      <w:numFmt w:val="bullet"/>
+      <w:lvlText w:val=""/>
+      <w:lvlJc w:val="left"/>
+      <w:pPr>
+        <w:tabs>
+          <w:tab w:val="num" w:pos="2880"/>
+        </w:tabs>
+        <w:ind w:left="2880" w:hanging="360"/>
+      </w:pPr>
+      <w:rPr>
+        <w:rFonts w:ascii="Wingdings" w:hAnsi="Wingdings" w:hint="default"/>
+        <w:sz w:val="20"/>
+      </w:rPr>
+    </w:lvl>
+    <w:lvl w:ilvl="4" w:tentative="1">
+      <w:start w:val="1"/>
+      <w:numFmt w:val="bullet"/>
+      <w:lvlText w:val=""/>
+      <w:lvlJc w:val="left"/>
+      <w:pPr>
+        <w:tabs>
+          <w:tab w:val="num" w:pos="3600"/>
+        </w:tabs>
+        <w:ind w:left="3600" w:hanging="360"/>
+      </w:pPr>
+      <w:rPr>
+        <w:rFonts w:ascii="Wingdings" w:hAnsi="Wingdings" w:hint="default"/>
+        <w:sz w:val="20"/>
+      </w:rPr>
+    </w:lvl>
+    <w:lvl w:ilvl="5" w:tentative="1">
+      <w:start w:val="1"/>
+      <w:numFmt w:val="bullet"/>
+      <w:lvlText w:val=""/>
+      <w:lvlJc w:val="left"/>
+      <w:pPr>
+        <w:tabs>
+          <w:tab w:val="num" w:pos="4320"/>
+        </w:tabs>
+        <w:ind w:left="4320" w:hanging="360"/>
+      </w:pPr>
+      <w:rPr>
+        <w:rFonts w:ascii="Wingdings" w:hAnsi="Wingdings" w:hint="default"/>
+        <w:sz w:val="20"/>
+      </w:rPr>
+    </w:lvl>
+    <w:lvl w:ilvl="6" w:tentative="1">
+      <w:start w:val="1"/>
+      <w:numFmt w:val="bullet"/>
+      <w:lvlText w:val=""/>
+      <w:lvlJc w:val="left"/>
+      <w:pPr>
+        <w:tabs>
+          <w:tab w:val="num" w:pos="5040"/>
+        </w:tabs>
+        <w:ind w:left="5040" w:hanging="360"/>
+      </w:pPr>
+      <w:rPr>
+        <w:rFonts w:ascii="Wingdings" w:hAnsi="Wingdings" w:hint="default"/>
+        <w:sz w:val="20"/>
+      </w:rPr>
+    </w:lvl>
+    <w:lvl w:ilvl="7" w:tentative="1">
+      <w:start w:val="1"/>
+      <w:numFmt w:val="bullet"/>
+      <w:lvlText w:val=""/>
+      <w:lvlJc w:val="left"/>
+      <w:pPr>
+        <w:tabs>
+          <w:tab w:val="num" w:pos="5760"/>
+        </w:tabs>
+        <w:ind w:left="5760" w:hanging="360"/>
+      </w:pPr>
+      <w:rPr>
+        <w:rFonts w:ascii="Wingdings" w:hAnsi="Wingdings" w:hint="default"/>
+        <w:sz w:val="20"/>
+      </w:rPr>
+    </w:lvl>
+    <w:lvl w:ilvl="8" w:tentative="1">
+      <w:start w:val="1"/>
+      <w:numFmt w:val="bullet"/>
+      <w:lvlText w:val=""/>
+      <w:lvlJc w:val="left"/>
+      <w:pPr>
+        <w:tabs>
+          <w:tab w:val="num" w:pos="6480"/>
+        </w:tabs>
+        <w:ind w:left="6480" w:hanging="360"/>
+      </w:pPr>
+      <w:rPr>
+        <w:rFonts w:ascii="Wingdings" w:hAnsi="Wingdings" w:hint="default"/>
+        <w:sz w:val="20"/>
+      </w:rPr>
+    </w:lvl>
+  </w:abstractNum>
+  <w:abstractNum w:abstractNumId="2" w15:restartNumberingAfterBreak="0">
+    <w:nsid w:val="35303811"/>
+    <w:multiLevelType w:val="multilevel"/>
+    <w:tmpl w:val="596011EC"/>
+    <w:lvl w:ilvl="0">
+      <w:start w:val="1"/>
+      <w:numFmt w:val="bullet"/>
+      <w:lvlText w:val=""/>
+      <w:lvlJc w:val="left"/>
+      <w:pPr>
+        <w:tabs>
+          <w:tab w:val="num" w:pos="720"/>
+        </w:tabs>
+        <w:ind w:left="720" w:hanging="360"/>
+      </w:pPr>
+      <w:rPr>
+        <w:rFonts w:ascii="Symbol" w:hAnsi="Symbol" w:hint="default"/>
+        <w:sz w:val="20"/>
+      </w:rPr>
+    </w:lvl>
+    <w:lvl w:ilvl="1" w:tentative="1">
+      <w:start w:val="1"/>
+      <w:numFmt w:val="bullet"/>
+      <w:lvlText w:val="o"/>
+      <w:lvlJc w:val="left"/>
+      <w:pPr>
+        <w:tabs>
+          <w:tab w:val="num" w:pos="1440"/>
+        </w:tabs>
+        <w:ind w:left="1440" w:hanging="360"/>
+      </w:pPr>
+      <w:rPr>
+        <w:rFonts w:ascii="Courier New" w:hAnsi="Courier New" w:hint="default"/>
+        <w:sz w:val="20"/>
+      </w:rPr>
+    </w:lvl>
+    <w:lvl w:ilvl="2" w:tentative="1">
+      <w:start w:val="1"/>
+      <w:numFmt w:val="bullet"/>
+      <w:lvlText w:val=""/>
+      <w:lvlJc w:val="left"/>
+      <w:pPr>
+        <w:tabs>
+          <w:tab w:val="num" w:pos="2160"/>
+        </w:tabs>
+        <w:ind w:left="2160" w:hanging="360"/>
+      </w:pPr>
+      <w:rPr>
+        <w:rFonts w:ascii="Wingdings" w:hAnsi="Wingdings" w:hint="default"/>
+        <w:sz w:val="20"/>
+      </w:rPr>
+    </w:lvl>
+    <w:lvl w:ilvl="3" w:tentative="1">
+      <w:start w:val="1"/>
+      <w:numFmt w:val="bullet"/>
+      <w:lvlText w:val=""/>
+      <w:lvlJc w:val="left"/>
+      <w:pPr>
+        <w:tabs>
+          <w:tab w:val="num" w:pos="2880"/>
+        </w:tabs>
+        <w:ind w:left="2880" w:hanging="360"/>
+      </w:pPr>
+      <w:rPr>
+        <w:rFonts w:ascii="Wingdings" w:hAnsi="Wingdings" w:hint="default"/>
+        <w:sz w:val="20"/>
+      </w:rPr>
+    </w:lvl>
+    <w:lvl w:ilvl="4" w:tentative="1">
+      <w:start w:val="1"/>
+      <w:numFmt w:val="bullet"/>
+      <w:lvlText w:val=""/>
+      <w:lvlJc w:val="left"/>
+      <w:pPr>
+        <w:tabs>
+          <w:tab w:val="num" w:pos="3600"/>
+        </w:tabs>
+        <w:ind w:left="3600" w:hanging="360"/>
+      </w:pPr>
+      <w:rPr>
+        <w:rFonts w:ascii="Wingdings" w:hAnsi="Wingdings" w:hint="default"/>
+        <w:sz w:val="20"/>
+      </w:rPr>
+    </w:lvl>
+    <w:lvl w:ilvl="5" w:tentative="1">
+      <w:start w:val="1"/>
+      <w:numFmt w:val="bullet"/>
+      <w:lvlText w:val=""/>
+      <w:lvlJc w:val="left"/>
+      <w:pPr>
+        <w:tabs>
+          <w:tab w:val="num" w:pos="4320"/>
+        </w:tabs>
+        <w:ind w:left="4320" w:hanging="360"/>
+      </w:pPr>
+      <w:rPr>
+        <w:rFonts w:ascii="Wingdings" w:hAnsi="Wingdings" w:hint="default"/>
+        <w:sz w:val="20"/>
+      </w:rPr>
+    </w:lvl>
+    <w:lvl w:ilvl="6" w:tentative="1">
+      <w:start w:val="1"/>
+      <w:numFmt w:val="bullet"/>
+      <w:lvlText w:val=""/>
+      <w:lvlJc w:val="left"/>
+      <w:pPr>
+        <w:tabs>
+          <w:tab w:val="num" w:pos="5040"/>
+        </w:tabs>
+        <w:ind w:left="5040" w:hanging="360"/>
+      </w:pPr>
+      <w:rPr>
+        <w:rFonts w:ascii="Wingdings" w:hAnsi="Wingdings" w:hint="default"/>
+        <w:sz w:val="20"/>
+      </w:rPr>
+    </w:lvl>
+    <w:lvl w:ilvl="7" w:tentative="1">
+      <w:start w:val="1"/>
+      <w:numFmt w:val="bullet"/>
+      <w:lvlText w:val=""/>
+      <w:lvlJc w:val="left"/>
+      <w:pPr>
+        <w:tabs>
+          <w:tab w:val="num" w:pos="5760"/>
+        </w:tabs>
+        <w:ind w:left="5760" w:hanging="360"/>
+      </w:pPr>
+      <w:rPr>
+        <w:rFonts w:ascii="Wingdings" w:hAnsi="Wingdings" w:hint="default"/>
+        <w:sz w:val="20"/>
+      </w:rPr>
+    </w:lvl>
+    <w:lvl w:ilvl="8" w:tentative="1">
+      <w:start w:val="1"/>
+      <w:numFmt w:val="bullet"/>
+      <w:lvlText w:val=""/>
+      <w:lvlJc w:val="left"/>
+      <w:pPr>
+        <w:tabs>
+          <w:tab w:val="num" w:pos="6480"/>
+        </w:tabs>
+        <w:ind w:left="6480" w:hanging="360"/>
+      </w:pPr>
+      <w:rPr>
+        <w:rFonts w:ascii="Wingdings" w:hAnsi="Wingdings" w:hint="default"/>
+        <w:sz w:val="20"/>
+      </w:rPr>
+    </w:lvl>
+  </w:abstractNum>
+  <w:abstractNum w:abstractNumId="3" w15:restartNumberingAfterBreak="0">
+    <w:nsid w:val="42003921"/>
+    <w:multiLevelType w:val="multilevel"/>
+    <w:tmpl w:val="B1E66728"/>
+    <w:lvl w:ilvl="0">
+      <w:start w:val="1"/>
+      <w:numFmt w:val="bullet"/>
+      <w:lvlText w:val=""/>
+      <w:lvlJc w:val="left"/>
+      <w:pPr>
+        <w:tabs>
+          <w:tab w:val="num" w:pos="720"/>
+        </w:tabs>
+        <w:ind w:left="720" w:hanging="360"/>
+      </w:pPr>
+      <w:rPr>
+        <w:rFonts w:ascii="Symbol" w:hAnsi="Symbol" w:hint="default"/>
+        <w:sz w:val="20"/>
+      </w:rPr>
+    </w:lvl>
+    <w:lvl w:ilvl="1" w:tentative="1">
+      <w:start w:val="1"/>
+      <w:numFmt w:val="bullet"/>
+      <w:lvlText w:val="o"/>
+      <w:lvlJc w:val="left"/>
+      <w:pPr>
+        <w:tabs>
+          <w:tab w:val="num" w:pos="1440"/>
+        </w:tabs>
+        <w:ind w:left="1440" w:hanging="360"/>
+      </w:pPr>
+      <w:rPr>
+        <w:rFonts w:ascii="Courier New" w:hAnsi="Courier New" w:hint="default"/>
+        <w:sz w:val="20"/>
+      </w:rPr>
+    </w:lvl>
+    <w:lvl w:ilvl="2" w:tentative="1">
+      <w:start w:val="1"/>
+      <w:numFmt w:val="bullet"/>
+      <w:lvlText w:val=""/>
+      <w:lvlJc w:val="left"/>
+      <w:pPr>
+        <w:tabs>
+          <w:tab w:val="num" w:pos="2160"/>
+        </w:tabs>
+        <w:ind w:left="2160" w:hanging="360"/>
+      </w:pPr>
+      <w:rPr>
+        <w:rFonts w:ascii="Wingdings" w:hAnsi="Wingdings" w:hint="default"/>
+        <w:sz w:val="20"/>
+      </w:rPr>
+    </w:lvl>
+    <w:lvl w:ilvl="3" w:tentative="1">
+      <w:start w:val="1"/>
+      <w:numFmt w:val="bullet"/>
+      <w:lvlText w:val=""/>
+      <w:lvlJc w:val="left"/>
+      <w:pPr>
+        <w:tabs>
+          <w:tab w:val="num" w:pos="2880"/>
+        </w:tabs>
+        <w:ind w:left="2880" w:hanging="360"/>
+      </w:pPr>
+      <w:rPr>
+        <w:rFonts w:ascii="Wingdings" w:hAnsi="Wingdings" w:hint="default"/>
+        <w:sz w:val="20"/>
+      </w:rPr>
+    </w:lvl>
+    <w:lvl w:ilvl="4" w:tentative="1">
+      <w:start w:val="1"/>
+      <w:numFmt w:val="bullet"/>
+      <w:lvlText w:val=""/>
+      <w:lvlJc w:val="left"/>
+      <w:pPr>
+        <w:tabs>
+          <w:tab w:val="num" w:pos="3600"/>
+        </w:tabs>
+        <w:ind w:left="3600" w:hanging="360"/>
+      </w:pPr>
+      <w:rPr>
+        <w:rFonts w:ascii="Wingdings" w:hAnsi="Wingdings" w:hint="default"/>
+        <w:sz w:val="20"/>
+      </w:rPr>
+    </w:lvl>
+    <w:lvl w:ilvl="5" w:tentative="1">
+      <w:start w:val="1"/>
+      <w:numFmt w:val="bullet"/>
+      <w:lvlText w:val=""/>
+      <w:lvlJc w:val="left"/>
+      <w:pPr>
+        <w:tabs>
+          <w:tab w:val="num" w:pos="4320"/>
+        </w:tabs>
+        <w:ind w:left="4320" w:hanging="360"/>
+      </w:pPr>
+      <w:rPr>
+        <w:rFonts w:ascii="Wingdings" w:hAnsi="Wingdings" w:hint="default"/>
+        <w:sz w:val="20"/>
+      </w:rPr>
+    </w:lvl>
+    <w:lvl w:ilvl="6" w:tentative="1">
+      <w:start w:val="1"/>
+      <w:numFmt w:val="bullet"/>
+      <w:lvlText w:val=""/>
+      <w:lvlJc w:val="left"/>
+      <w:pPr>
+        <w:tabs>
+          <w:tab w:val="num" w:pos="5040"/>
+        </w:tabs>
+        <w:ind w:left="5040" w:hanging="360"/>
+      </w:pPr>
+      <w:rPr>
+        <w:rFonts w:ascii="Wingdings" w:hAnsi="Wingdings" w:hint="default"/>
+        <w:sz w:val="20"/>
+      </w:rPr>
+    </w:lvl>
+    <w:lvl w:ilvl="7" w:tentative="1">
+      <w:start w:val="1"/>
+      <w:numFmt w:val="bullet"/>
+      <w:lvlText w:val=""/>
+      <w:lvlJc w:val="left"/>
+      <w:pPr>
+        <w:tabs>
+          <w:tab w:val="num" w:pos="5760"/>
+        </w:tabs>
+        <w:ind w:left="5760" w:hanging="360"/>
+      </w:pPr>
+      <w:rPr>
+        <w:rFonts w:ascii="Wingdings" w:hAnsi="Wingdings" w:hint="default"/>
+        <w:sz w:val="20"/>
+      </w:rPr>
+    </w:lvl>
+    <w:lvl w:ilvl="8" w:tentative="1">
+      <w:start w:val="1"/>
+      <w:numFmt w:val="bullet"/>
+      <w:lvlText w:val=""/>
+      <w:lvlJc w:val="left"/>
+      <w:pPr>
+        <w:tabs>
+          <w:tab w:val="num" w:pos="6480"/>
+        </w:tabs>
+        <w:ind w:left="6480" w:hanging="360"/>
+      </w:pPr>
+      <w:rPr>
+        <w:rFonts w:ascii="Wingdings" w:hAnsi="Wingdings" w:hint="default"/>
+        <w:sz w:val="20"/>
+      </w:rPr>
+    </w:lvl>
+  </w:abstractNum>
+  <w:abstractNum w:abstractNumId="4" w15:restartNumberingAfterBreak="0">
+    <w:nsid w:val="507A0E5D"/>
+    <w:multiLevelType w:val="multilevel"/>
+    <w:tmpl w:val="64EE69A6"/>
+    <w:lvl w:ilvl="0">
+      <w:start w:val="1"/>
+      <w:numFmt w:val="bullet"/>
+      <w:lvlText w:val=""/>
+      <w:lvlJc w:val="left"/>
+      <w:pPr>
+        <w:tabs>
+          <w:tab w:val="num" w:pos="720"/>
+        </w:tabs>
+        <w:ind w:left="720" w:hanging="360"/>
+      </w:pPr>
+      <w:rPr>
+        <w:rFonts w:ascii="Symbol" w:hAnsi="Symbol" w:hint="default"/>
+        <w:sz w:val="20"/>
+      </w:rPr>
+    </w:lvl>
+    <w:lvl w:ilvl="1" w:tentative="1">
+      <w:start w:val="1"/>
+      <w:numFmt w:val="bullet"/>
+      <w:lvlText w:val="o"/>
+      <w:lvlJc w:val="left"/>
+      <w:pPr>
+        <w:tabs>
+          <w:tab w:val="num" w:pos="1440"/>
+        </w:tabs>
+        <w:ind w:left="1440" w:hanging="360"/>
+      </w:pPr>
+      <w:rPr>
+        <w:rFonts w:ascii="Courier New" w:hAnsi="Courier New" w:hint="default"/>
+        <w:sz w:val="20"/>
+      </w:rPr>
+    </w:lvl>
+    <w:lvl w:ilvl="2" w:tentative="1">
+      <w:start w:val="1"/>
+      <w:numFmt w:val="bullet"/>
+      <w:lvlText w:val=""/>
+      <w:lvlJc w:val="left"/>
+      <w:pPr>
+        <w:tabs>
+          <w:tab w:val="num" w:pos="2160"/>
+        </w:tabs>
+        <w:ind w:left="2160" w:hanging="360"/>
+      </w:pPr>
+      <w:rPr>
+        <w:rFonts w:ascii="Wingdings" w:hAnsi="Wingdings" w:hint="default"/>
+        <w:sz w:val="20"/>
+      </w:rPr>
+    </w:lvl>
+    <w:lvl w:ilvl="3" w:tentative="1">
+      <w:start w:val="1"/>
+      <w:numFmt w:val="bullet"/>
+      <w:lvlText w:val=""/>
+      <w:lvlJc w:val="left"/>
+      <w:pPr>
+        <w:tabs>
+          <w:tab w:val="num" w:pos="2880"/>
+        </w:tabs>
+        <w:ind w:left="2880" w:hanging="360"/>
+      </w:pPr>
+      <w:rPr>
+        <w:rFonts w:ascii="Wingdings" w:hAnsi="Wingdings" w:hint="default"/>
+        <w:sz w:val="20"/>
+      </w:rPr>
+    </w:lvl>
+    <w:lvl w:ilvl="4" w:tentative="1">
+      <w:start w:val="1"/>
+      <w:numFmt w:val="bullet"/>
+      <w:lvlText w:val=""/>
+      <w:lvlJc w:val="left"/>
+      <w:pPr>
+        <w:tabs>
+          <w:tab w:val="num" w:pos="3600"/>
+        </w:tabs>
+        <w:ind w:left="3600" w:hanging="360"/>
+      </w:pPr>
+      <w:rPr>
+        <w:rFonts w:ascii="Wingdings" w:hAnsi="Wingdings" w:hint="default"/>
+        <w:sz w:val="20"/>
+      </w:rPr>
+    </w:lvl>
+    <w:lvl w:ilvl="5" w:tentative="1">
+      <w:start w:val="1"/>
+      <w:numFmt w:val="bullet"/>
+      <w:lvlText w:val=""/>
+      <w:lvlJc w:val="left"/>
+      <w:pPr>
+        <w:tabs>
+          <w:tab w:val="num" w:pos="4320"/>
+        </w:tabs>
+        <w:ind w:left="4320" w:hanging="360"/>
+      </w:pPr>
+      <w:rPr>
+        <w:rFonts w:ascii="Wingdings" w:hAnsi="Wingdings" w:hint="default"/>
+        <w:sz w:val="20"/>
+      </w:rPr>
+    </w:lvl>
+    <w:lvl w:ilvl="6" w:tentative="1">
+      <w:start w:val="1"/>
+      <w:numFmt w:val="bullet"/>
+      <w:lvlText w:val=""/>
+      <w:lvlJc w:val="left"/>
+      <w:pPr>
+        <w:tabs>
+          <w:tab w:val="num" w:pos="5040"/>
+        </w:tabs>
+        <w:ind w:left="5040" w:hanging="360"/>
+      </w:pPr>
+      <w:rPr>
+        <w:rFonts w:ascii="Wingdings" w:hAnsi="Wingdings" w:hint="default"/>
+        <w:sz w:val="20"/>
+      </w:rPr>
+    </w:lvl>
+    <w:lvl w:ilvl="7" w:tentative="1">
+      <w:start w:val="1"/>
+      <w:numFmt w:val="bullet"/>
+      <w:lvlText w:val=""/>
+      <w:lvlJc w:val="left"/>
+      <w:pPr>
+        <w:tabs>
+          <w:tab w:val="num" w:pos="5760"/>
+        </w:tabs>
+        <w:ind w:left="5760" w:hanging="360"/>
+      </w:pPr>
+      <w:rPr>
+        <w:rFonts w:ascii="Wingdings" w:hAnsi="Wingdings" w:hint="default"/>
+        <w:sz w:val="20"/>
+      </w:rPr>
+    </w:lvl>
+    <w:lvl w:ilvl="8" w:tentative="1">
+      <w:start w:val="1"/>
+      <w:numFmt w:val="bullet"/>
+      <w:lvlText w:val=""/>
+      <w:lvlJc w:val="left"/>
+      <w:pPr>
+        <w:tabs>
+          <w:tab w:val="num" w:pos="6480"/>
+        </w:tabs>
+        <w:ind w:left="6480" w:hanging="360"/>
+      </w:pPr>
+      <w:rPr>
+        <w:rFonts w:ascii="Wingdings" w:hAnsi="Wingdings" w:hint="default"/>
+        <w:sz w:val="20"/>
+      </w:rPr>
+    </w:lvl>
+  </w:abstractNum>
+  <w:abstractNum w:abstractNumId="5" w15:restartNumberingAfterBreak="0">
+    <w:nsid w:val="6A8F3FA9"/>
+    <w:multiLevelType w:val="multilevel"/>
+    <w:tmpl w:val="D958C0EE"/>
+    <w:lvl w:ilvl="0">
+      <w:start w:val="1"/>
+      <w:numFmt w:val="bullet"/>
+      <w:lvlText w:val=""/>
+      <w:lvlJc w:val="left"/>
+      <w:pPr>
+        <w:tabs>
+          <w:tab w:val="num" w:pos="720"/>
+        </w:tabs>
+        <w:ind w:left="720" w:hanging="360"/>
+      </w:pPr>
+      <w:rPr>
+        <w:rFonts w:ascii="Symbol" w:hAnsi="Symbol" w:hint="default"/>
+        <w:sz w:val="20"/>
+      </w:rPr>
+    </w:lvl>
+    <w:lvl w:ilvl="1" w:tentative="1">
+      <w:start w:val="1"/>
+      <w:numFmt w:val="bullet"/>
+      <w:lvlText w:val="o"/>
+      <w:lvlJc w:val="left"/>
+      <w:pPr>
+        <w:tabs>
+          <w:tab w:val="num" w:pos="1440"/>
+        </w:tabs>
+        <w:ind w:left="1440" w:hanging="360"/>
+      </w:pPr>
+      <w:rPr>
+        <w:rFonts w:ascii="Courier New" w:hAnsi="Courier New" w:hint="default"/>
+        <w:sz w:val="20"/>
+      </w:rPr>
+    </w:lvl>
+    <w:lvl w:ilvl="2" w:tentative="1">
+      <w:start w:val="1"/>
+      <w:numFmt w:val="bullet"/>
+      <w:lvlText w:val=""/>
+      <w:lvlJc w:val="left"/>
+      <w:pPr>
+        <w:tabs>
+          <w:tab w:val="num" w:pos="2160"/>
+        </w:tabs>
+        <w:ind w:left="2160" w:hanging="360"/>
+      </w:pPr>
+      <w:rPr>
+        <w:rFonts w:ascii="Wingdings" w:hAnsi="Wingdings" w:hint="default"/>
+        <w:sz w:val="20"/>
+      </w:rPr>
+    </w:lvl>
+    <w:lvl w:ilvl="3" w:tentative="1">
+      <w:start w:val="1"/>
+      <w:numFmt w:val="bullet"/>
+      <w:lvlText w:val=""/>
+      <w:lvlJc w:val="left"/>
+      <w:pPr>
+        <w:tabs>
+          <w:tab w:val="num" w:pos="2880"/>
+        </w:tabs>
+        <w:ind w:left="2880" w:hanging="360"/>
+      </w:pPr>
+      <w:rPr>
+        <w:rFonts w:ascii="Wingdings" w:hAnsi="Wingdings" w:hint="default"/>
+        <w:sz w:val="20"/>
+      </w:rPr>
+    </w:lvl>
+    <w:lvl w:ilvl="4" w:tentative="1">
+      <w:start w:val="1"/>
+      <w:numFmt w:val="bullet"/>
+      <w:lvlText w:val=""/>
+      <w:lvlJc w:val="left"/>
+      <w:pPr>
+        <w:tabs>
+          <w:tab w:val="num" w:pos="3600"/>
+        </w:tabs>
+        <w:ind w:left="3600" w:hanging="360"/>
+      </w:pPr>
+      <w:rPr>
+        <w:rFonts w:ascii="Wingdings" w:hAnsi="Wingdings" w:hint="default"/>
+        <w:sz w:val="20"/>
+      </w:rPr>
+    </w:lvl>
+    <w:lvl w:ilvl="5" w:tentative="1">
+      <w:start w:val="1"/>
+      <w:numFmt w:val="bullet"/>
+      <w:lvlText w:val=""/>
+      <w:lvlJc w:val="left"/>
+      <w:pPr>
+        <w:tabs>
+          <w:tab w:val="num" w:pos="4320"/>
+        </w:tabs>
+        <w:ind w:left="4320" w:hanging="360"/>
+      </w:pPr>
+      <w:rPr>
+        <w:rFonts w:ascii="Wingdings" w:hAnsi="Wingdings" w:hint="default"/>
+        <w:sz w:val="20"/>
+      </w:rPr>
+    </w:lvl>
+    <w:lvl w:ilvl="6" w:tentative="1">
+      <w:start w:val="1"/>
+      <w:numFmt w:val="bullet"/>
+      <w:lvlText w:val=""/>
+      <w:lvlJc w:val="left"/>
+      <w:pPr>
+        <w:tabs>
+          <w:tab w:val="num" w:pos="5040"/>
+        </w:tabs>
+        <w:ind w:left="5040" w:hanging="360"/>
+      </w:pPr>
+      <w:rPr>
+        <w:rFonts w:ascii="Wingdings" w:hAnsi="Wingdings" w:hint="default"/>
+        <w:sz w:val="20"/>
+      </w:rPr>
+    </w:lvl>
+    <w:lvl w:ilvl="7" w:tentative="1">
+      <w:start w:val="1"/>
+      <w:numFmt w:val="bullet"/>
+      <w:lvlText w:val=""/>
+      <w:lvlJc w:val="left"/>
+      <w:pPr>
+        <w:tabs>
+          <w:tab w:val="num" w:pos="5760"/>
+        </w:tabs>
+        <w:ind w:left="5760" w:hanging="360"/>
+      </w:pPr>
+      <w:rPr>
+        <w:rFonts w:ascii="Wingdings" w:hAnsi="Wingdings" w:hint="default"/>
+        <w:sz w:val="20"/>
+      </w:rPr>
+    </w:lvl>
+    <w:lvl w:ilvl="8" w:tentative="1">
+      <w:start w:val="1"/>
+      <w:numFmt w:val="bullet"/>
+      <w:lvlText w:val=""/>
+      <w:lvlJc w:val="left"/>
+      <w:pPr>
+        <w:tabs>
+          <w:tab w:val="num" w:pos="6480"/>
+        </w:tabs>
+        <w:ind w:left="6480" w:hanging="360"/>
+      </w:pPr>
+      <w:rPr>
+        <w:rFonts w:ascii="Wingdings" w:hAnsi="Wingdings" w:hint="default"/>
+        <w:sz w:val="20"/>
+      </w:rPr>
+    </w:lvl>
+  </w:abstractNum>
+  <w:abstractNum w:abstractNumId="6" w15:restartNumberingAfterBreak="0">
+    <w:nsid w:val="6E1A3B06"/>
+    <w:multiLevelType w:val="multilevel"/>
+    <w:tmpl w:val="495E1D5C"/>
+    <w:lvl w:ilvl="0">
+      <w:start w:val="1"/>
+      <w:numFmt w:val="bullet"/>
+      <w:lvlText w:val=""/>
+      <w:lvlJc w:val="left"/>
+      <w:pPr>
+        <w:tabs>
+          <w:tab w:val="num" w:pos="720"/>
+        </w:tabs>
+        <w:ind w:left="720" w:hanging="360"/>
+      </w:pPr>
+      <w:rPr>
+        <w:rFonts w:ascii="Symbol" w:hAnsi="Symbol" w:hint="default"/>
+        <w:sz w:val="20"/>
+      </w:rPr>
+    </w:lvl>
+    <w:lvl w:ilvl="1" w:tentative="1">
+      <w:start w:val="1"/>
+      <w:numFmt w:val="bullet"/>
+      <w:lvlText w:val="o"/>
+      <w:lvlJc w:val="left"/>
+      <w:pPr>
+        <w:tabs>
+          <w:tab w:val="num" w:pos="1440"/>
+        </w:tabs>
+        <w:ind w:left="1440" w:hanging="360"/>
+      </w:pPr>
+      <w:rPr>
+        <w:rFonts w:ascii="Courier New" w:hAnsi="Courier New" w:hint="default"/>
+        <w:sz w:val="20"/>
+      </w:rPr>
+    </w:lvl>
+    <w:lvl w:ilvl="2" w:tentative="1">
+      <w:start w:val="1"/>
+      <w:numFmt w:val="bullet"/>
+      <w:lvlText w:val=""/>
+      <w:lvlJc w:val="left"/>
+      <w:pPr>
+        <w:tabs>
+          <w:tab w:val="num" w:pos="2160"/>
+        </w:tabs>
+        <w:ind w:left="2160" w:hanging="360"/>
+      </w:pPr>
+      <w:rPr>
+        <w:rFonts w:ascii="Wingdings" w:hAnsi="Wingdings" w:hint="default"/>
+        <w:sz w:val="20"/>
+      </w:rPr>
+    </w:lvl>
+    <w:lvl w:ilvl="3" w:tentative="1">
+      <w:start w:val="1"/>
+      <w:numFmt w:val="bullet"/>
+      <w:lvlText w:val=""/>
+      <w:lvlJc w:val="left"/>
+      <w:pPr>
+        <w:tabs>
+          <w:tab w:val="num" w:pos="2880"/>
+        </w:tabs>
+        <w:ind w:left="2880" w:hanging="360"/>
+      </w:pPr>
+      <w:rPr>
+        <w:rFonts w:ascii="Wingdings" w:hAnsi="Wingdings" w:hint="default"/>
+        <w:sz w:val="20"/>
+      </w:rPr>
+    </w:lvl>
+    <w:lvl w:ilvl="4" w:tentative="1">
+      <w:start w:val="1"/>
+      <w:numFmt w:val="bullet"/>
+      <w:lvlText w:val=""/>
+      <w:lvlJc w:val="left"/>
+      <w:pPr>
+        <w:tabs>
+          <w:tab w:val="num" w:pos="3600"/>
+        </w:tabs>
+        <w:ind w:left="3600" w:hanging="360"/>
+      </w:pPr>
+      <w:rPr>
+        <w:rFonts w:ascii="Wingdings" w:hAnsi="Wingdings" w:hint="default"/>
+        <w:sz w:val="20"/>
+      </w:rPr>
+    </w:lvl>
+    <w:lvl w:ilvl="5" w:tentative="1">
+      <w:start w:val="1"/>
+      <w:numFmt w:val="bullet"/>
+      <w:lvlText w:val=""/>
+      <w:lvlJc w:val="left"/>
+      <w:pPr>
+        <w:tabs>
+          <w:tab w:val="num" w:pos="4320"/>
+        </w:tabs>
+        <w:ind w:left="4320" w:hanging="360"/>
+      </w:pPr>
+      <w:rPr>
+        <w:rFonts w:ascii="Wingdings" w:hAnsi="Wingdings" w:hint="default"/>
+        <w:sz w:val="20"/>
+      </w:rPr>
+    </w:lvl>
+    <w:lvl w:ilvl="6" w:tentative="1">
+      <w:start w:val="1"/>
+      <w:numFmt w:val="bullet"/>
+      <w:lvlText w:val=""/>
+      <w:lvlJc w:val="left"/>
+      <w:pPr>
+        <w:tabs>
+          <w:tab w:val="num" w:pos="5040"/>
+        </w:tabs>
+        <w:ind w:left="5040" w:hanging="360"/>
+      </w:pPr>
+      <w:rPr>
+        <w:rFonts w:ascii="Wingdings" w:hAnsi="Wingdings" w:hint="default"/>
+        <w:sz w:val="20"/>
+      </w:rPr>
+    </w:lvl>
+    <w:lvl w:ilvl="7" w:tentative="1">
+      <w:start w:val="1"/>
+      <w:numFmt w:val="bullet"/>
+      <w:lvlText w:val=""/>
+      <w:lvlJc w:val="left"/>
+      <w:pPr>
+        <w:tabs>
+          <w:tab w:val="num" w:pos="5760"/>
+        </w:tabs>
+        <w:ind w:left="5760" w:hanging="360"/>
+      </w:pPr>
+      <w:rPr>
+        <w:rFonts w:ascii="Wingdings" w:hAnsi="Wingdings" w:hint="default"/>
+        <w:sz w:val="20"/>
+      </w:rPr>
+    </w:lvl>
+    <w:lvl w:ilvl="8" w:tentative="1">
+      <w:start w:val="1"/>
+      <w:numFmt w:val="bullet"/>
+      <w:lvlText w:val=""/>
+      <w:lvlJc w:val="left"/>
+      <w:pPr>
+        <w:tabs>
+          <w:tab w:val="num" w:pos="6480"/>
+        </w:tabs>
+        <w:ind w:left="6480" w:hanging="360"/>
+      </w:pPr>
+      <w:rPr>
+        <w:rFonts w:ascii="Wingdings" w:hAnsi="Wingdings" w:hint="default"/>
+        <w:sz w:val="20"/>
+      </w:rPr>
+    </w:lvl>
+  </w:abstractNum>
+  <w:abstractNum w:abstractNumId="7" w15:restartNumberingAfterBreak="0">
+    <w:nsid w:val="75730EA0"/>
+    <w:multiLevelType w:val="multilevel"/>
+    <w:tmpl w:val="8D906BA6"/>
+    <w:lvl w:ilvl="0">
+      <w:start w:val="1"/>
+      <w:numFmt w:val="bullet"/>
+      <w:lvlText w:val=""/>
+      <w:lvlJc w:val="left"/>
+      <w:pPr>
+        <w:tabs>
+          <w:tab w:val="num" w:pos="720"/>
+        </w:tabs>
+        <w:ind w:left="720" w:hanging="360"/>
+      </w:pPr>
+      <w:rPr>
+        <w:rFonts w:ascii="Symbol" w:hAnsi="Symbol" w:hint="default"/>
+        <w:sz w:val="20"/>
+      </w:rPr>
+    </w:lvl>
+    <w:lvl w:ilvl="1" w:tentative="1">
+      <w:start w:val="1"/>
+      <w:numFmt w:val="bullet"/>
+      <w:lvlText w:val="o"/>
+      <w:lvlJc w:val="left"/>
+      <w:pPr>
+        <w:tabs>
+          <w:tab w:val="num" w:pos="1440"/>
+        </w:tabs>
+        <w:ind w:left="1440" w:hanging="360"/>
+      </w:pPr>
+      <w:rPr>
+        <w:rFonts w:ascii="Courier New" w:hAnsi="Courier New" w:hint="default"/>
+        <w:sz w:val="20"/>
+      </w:rPr>
+    </w:lvl>
+    <w:lvl w:ilvl="2" w:tentative="1">
+      <w:start w:val="1"/>
+      <w:numFmt w:val="bullet"/>
+      <w:lvlText w:val=""/>
+      <w:lvlJc w:val="left"/>
+      <w:pPr>
+        <w:tabs>
+          <w:tab w:val="num" w:pos="2160"/>
+        </w:tabs>
+        <w:ind w:left="2160" w:hanging="360"/>
+      </w:pPr>
+      <w:rPr>
+        <w:rFonts w:ascii="Wingdings" w:hAnsi="Wingdings" w:hint="default"/>
+        <w:sz w:val="20"/>
+      </w:rPr>
+    </w:lvl>
+    <w:lvl w:ilvl="3" w:tentative="1">
+      <w:start w:val="1"/>
+      <w:numFmt w:val="bullet"/>
+      <w:lvlText w:val=""/>
+      <w:lvlJc w:val="left"/>
+      <w:pPr>
+        <w:tabs>
+          <w:tab w:val="num" w:pos="2880"/>
+        </w:tabs>
+        <w:ind w:left="2880" w:hanging="360"/>
+      </w:pPr>
+      <w:rPr>
+        <w:rFonts w:ascii="Wingdings" w:hAnsi="Wingdings" w:hint="default"/>
+        <w:sz w:val="20"/>
+      </w:rPr>
+    </w:lvl>
+    <w:lvl w:ilvl="4" w:tentative="1">
+      <w:start w:val="1"/>
+      <w:numFmt w:val="bullet"/>
+      <w:lvlText w:val=""/>
+      <w:lvlJc w:val="left"/>
+      <w:pPr>
+        <w:tabs>
+          <w:tab w:val="num" w:pos="3600"/>
+        </w:tabs>
+        <w:ind w:left="3600" w:hanging="360"/>
+      </w:pPr>
+      <w:rPr>
+        <w:rFonts w:ascii="Wingdings" w:hAnsi="Wingdings" w:hint="default"/>
+        <w:sz w:val="20"/>
+      </w:rPr>
+    </w:lvl>
+    <w:lvl w:ilvl="5" w:tentative="1">
+      <w:start w:val="1"/>
+      <w:numFmt w:val="bullet"/>
+      <w:lvlText w:val=""/>
+      <w:lvlJc w:val="left"/>
+      <w:pPr>
+        <w:tabs>
+          <w:tab w:val="num" w:pos="4320"/>
+        </w:tabs>
+        <w:ind w:left="4320" w:hanging="360"/>
+      </w:pPr>
+      <w:rPr>
+        <w:rFonts w:ascii="Wingdings" w:hAnsi="Wingdings" w:hint="default"/>
+        <w:sz w:val="20"/>
+      </w:rPr>
+    </w:lvl>
+    <w:lvl w:ilvl="6" w:tentative="1">
+      <w:start w:val="1"/>
+      <w:numFmt w:val="bullet"/>
+      <w:lvlText w:val=""/>
+      <w:lvlJc w:val="left"/>
+      <w:pPr>
+        <w:tabs>
+          <w:tab w:val="num" w:pos="5040"/>
+        </w:tabs>
+        <w:ind w:left="5040" w:hanging="360"/>
+      </w:pPr>
+      <w:rPr>
+        <w:rFonts w:ascii="Wingdings" w:hAnsi="Wingdings" w:hint="default"/>
+        <w:sz w:val="20"/>
+      </w:rPr>
+    </w:lvl>
+    <w:lvl w:ilvl="7" w:tentative="1">
+      <w:start w:val="1"/>
+      <w:numFmt w:val="bullet"/>
+      <w:lvlText w:val=""/>
+      <w:lvlJc w:val="left"/>
+      <w:pPr>
+        <w:tabs>
+          <w:tab w:val="num" w:pos="5760"/>
+        </w:tabs>
+        <w:ind w:left="5760" w:hanging="360"/>
+      </w:pPr>
+      <w:rPr>
+        <w:rFonts w:ascii="Wingdings" w:hAnsi="Wingdings" w:hint="default"/>
+        <w:sz w:val="20"/>
+      </w:rPr>
+    </w:lvl>
+    <w:lvl w:ilvl="8" w:tentative="1">
+      <w:start w:val="1"/>
+      <w:numFmt w:val="bullet"/>
+      <w:lvlText w:val=""/>
+      <w:lvlJc w:val="left"/>
+      <w:pPr>
+        <w:tabs>
+          <w:tab w:val="num" w:pos="6480"/>
+        </w:tabs>
+        <w:ind w:left="6480" w:hanging="360"/>
+      </w:pPr>
+      <w:rPr>
+        <w:rFonts w:ascii="Wingdings" w:hAnsi="Wingdings" w:hint="default"/>
+        <w:sz w:val="20"/>
+      </w:rPr>
+    </w:lvl>
+  </w:abstractNum>
+  <w:num w:numId="1" w16cid:durableId="189925969">
+    <w:abstractNumId w:val="5"/>
+  </w:num>
+  <w:num w:numId="2" w16cid:durableId="817890224">
+    <w:abstractNumId w:val="7"/>
+  </w:num>
+  <w:num w:numId="3" w16cid:durableId="1634824247">
+    <w:abstractNumId w:val="3"/>
+  </w:num>
+  <w:num w:numId="4" w16cid:durableId="1318878635">
+    <w:abstractNumId w:val="0"/>
+  </w:num>
+  <w:num w:numId="5" w16cid:durableId="871960470">
+    <w:abstractNumId w:val="1"/>
+  </w:num>
+  <w:num w:numId="6" w16cid:durableId="1223442102">
+    <w:abstractNumId w:val="4"/>
+  </w:num>
+  <w:num w:numId="7" w16cid:durableId="1968776910">
+    <w:abstractNumId w:val="2"/>
+  </w:num>
+  <w:num w:numId="8" w16cid:durableId="1296835868">
+    <w:abstractNumId w:val="6"/>
+  </w:num>
+</w:numbering>
 </file>
 
 <file path=word/styles.xml><?xml version="1.0" encoding="utf-8"?>
@@ -861,7 +6093,6 @@
   <w:style w:type="character" w:default="1" w:styleId="DefaultParagraphFont">
     <w:name w:val="Default Paragraph Font"/>
     <w:uiPriority w:val="1"/>
-    <w:semiHidden/>
     <w:unhideWhenUsed/>
   </w:style>
   <w:style w:type="table" w:default="1" w:styleId="TableNormal">
@@ -1175,6 +6406,50 @@
       <w:spacing w:val="5"/>
     </w:rPr>
   </w:style>
+  <w:style w:type="paragraph" w:styleId="Header">
+    <w:name w:val="header"/>
+    <w:basedOn w:val="Normal"/>
+    <w:link w:val="HeaderChar"/>
+    <w:uiPriority w:val="99"/>
+    <w:unhideWhenUsed/>
+    <w:rsid w:val="00C15687"/>
+    <w:pPr>
+      <w:tabs>
+        <w:tab w:val="center" w:pos="4513"/>
+        <w:tab w:val="right" w:pos="9026"/>
+      </w:tabs>
+      <w:spacing w:after="0" w:line="240" w:lineRule="auto"/>
+    </w:pPr>
+  </w:style>
+  <w:style w:type="character" w:customStyle="1" w:styleId="HeaderChar">
+    <w:name w:val="Header Char"/>
+    <w:basedOn w:val="DefaultParagraphFont"/>
+    <w:link w:val="Header"/>
+    <w:uiPriority w:val="99"/>
+    <w:rsid w:val="00C15687"/>
+  </w:style>
+  <w:style w:type="paragraph" w:styleId="Footer">
+    <w:name w:val="footer"/>
+    <w:basedOn w:val="Normal"/>
+    <w:link w:val="FooterChar"/>
+    <w:uiPriority w:val="99"/>
+    <w:unhideWhenUsed/>
+    <w:rsid w:val="00C15687"/>
+    <w:pPr>
+      <w:tabs>
+        <w:tab w:val="center" w:pos="4513"/>
+        <w:tab w:val="right" w:pos="9026"/>
+      </w:tabs>
+      <w:spacing w:after="0" w:line="240" w:lineRule="auto"/>
+    </w:pPr>
+  </w:style>
+  <w:style w:type="character" w:customStyle="1" w:styleId="FooterChar">
+    <w:name w:val="Footer Char"/>
+    <w:basedOn w:val="DefaultParagraphFont"/>
+    <w:link w:val="Footer"/>
+    <w:uiPriority w:val="99"/>
+    <w:rsid w:val="00C15687"/>
+  </w:style>
 </w:styles>
 </file>
 
